--- a/보관본/러시아 인권변호사/Word/6부/6부_1화_경제_실책_공방.docx
+++ b/보관본/러시아 인권변호사/Word/6부/6부_1화_경제_실책_공방.docx
@@ -62,7 +62,7 @@
           <w:i w:val="0"/>
           <w:sz w:val="22"/>
         </w:rPr>
-        <w:t>5부 12화 직후, 재선 캠페인 2주차. 코발추크가 경제 실책을 정조준한 공세를 시작한다. 3부 대선 캠페인 때 「Компас Аудит」로 합류했던 키릴·나스탸·이졸다·베니아민은 5부 1화부터 국가재정투명성청을 이끌고 있으며, 선거 기간에는 캠프 일이 아니라 청의 공개 데이터로만 논쟁에 관여한다.</w:t>
+        <w:t>5부 12화 직후, 재선 캠페인 2주차. 코발추크가 경제 실책을 정조준한 공세를 시작한다. 3부 12화 후보 지명 때부터 4부 대선 캠페인까지 「Компас Аудит」로 캠프 재정을 감사했던 키릴·나스탸·이졸다·베니아민은 5부 1화부터 국가재정투명성청을 이끌고 있으며, 선거 기간에는 캠프 일이 아니라 청의 공개 데이터로만 논쟁에 관여한다.</w:t>
       </w:r>
     </w:p>
     <w:p>

--- a/보관본/러시아 인권변호사/Word/6부/6부_1화_경제_실책_공방.docx
+++ b/보관본/러시아 인권변호사/Word/6부/6부_1화_경제_실책_공방.docx
@@ -2094,7 +2094,7 @@
           <w:i w:val="0"/>
           <w:sz w:val="22"/>
         </w:rPr>
-        <w:t>Немного. Странно оказаться в центре политической бури, когда три года назад мы просто проверяли контракты зернового элеватора.</w:t>
+        <w:t>Немного. Странно оказаться в центре политической бури, когда лет пять назад мы просто проверяли контракты зернового элеватора.</w:t>
       </w:r>
     </w:p>
     <w:p>

--- a/보관본/러시아 인권변호사/Word/6부/6부_1화_경제_실책_공방.docx
+++ b/보관본/러시아 인권변호사/Word/6부/6부_1화_경제_실책_공방.docx
@@ -36,7 +36,7 @@
           <w:i w:val="0"/>
           <w:sz w:val="22"/>
         </w:rPr>
-        <w:t>알렉세이 “료샤” 오를로프(대통령, 재선 후보) / 아르툠 이고레비치 코발추크(포퓰리스트 후보) / 이리나 올레고브나 마르첸코(대통령 보좌관) / 카탸 리시나(비서실장) / 아나톨리 빅토로비치 그레벤시코프(선거전략가) / 옐레나 톰스카야(경제학자, 재등장) / 키릴 안드레예비치 스미르노프(국가재정투명성청장, 「Компас Аудит」 공동창업자) / 아나스타시야(나스탸) 드미트리예브나(투명성청 부청장, 키릴의 아내) / 이졸다 티모페예브나 소콜로바(투명성청 수석 감사역) / 베니아민 올레고비치 스트레시네프(포렌식 회계사) / 세묜 이바노비치 두빈(「Сибзавод」 노동자) / 갈리나 페트로브나 두빈(세묜의 아내) / 기자 / 앵커 1·2</w:t>
+        <w:t>알렉세이 “료샤” 오를로프(대통령, 재선 후보) / 아르툠 이고레비치 코발추크(포퓰리스트 후보) / 이리나 올레고브나 마르첸코(대통령 보좌관) / 카탸 리시나(비서실장) / 아나톨리 빅토로비치 그레벤시코프(선거전략가) / 옐레나 톰스카야(경제학자, 재등장) / 키릴 안드레예비치 스미르노프(국가재정투명성청장, 「Компас Аудит」 공동창업자) / 아나스타시야(나스탸) 드미트리예브나(투명성청 부청장, 키릴의 아내) / 이졸다 티모페예브나 소콜로바(투명성청 수석 감사역) / 베니아민 올레고비치 스트레시네프(포렌식 회계사) / 세묜 이바노비치 두빈(「Сибзавод」 노동자) / 갈리나 페트로브나 두빈(세묜의 아내) / 기자 / 앵커 1·2 / 엘미라(두빈 부부의 아래층 이웃, 신규)</w:t>
       </w:r>
     </w:p>
     <w:p>
@@ -1030,160 +1030,13 @@
           <w:color w:val="1F3864"/>
           <w:sz w:val="26"/>
         </w:rPr>
-        <w:t>장면 4 — 이졸다와 베니아민, 실무진 배경 작업</w:t>
+        <w:t>장면 4 — 노보크루츠크, 두빈 부부의 부엌</w:t>
       </w:r>
     </w:p>
     <w:p>
       <w:pPr>
         <w:spacing w:before="0" w:after="110" w:line="300" w:lineRule="auto"/>
       </w:pPr>
-      <w:r>
-        <w:rPr>
-          <w:rFonts w:ascii="Times New Roman" w:hAnsi="Times New Roman" w:eastAsia="Malgun Gothic"/>
-          <w:b/>
-          <w:i w:val="0"/>
-          <w:sz w:val="22"/>
-        </w:rPr>
-        <w:t xml:space="preserve">Изольда: </w:t>
-      </w:r>
-      <w:r>
-        <w:rPr>
-          <w:rFonts w:ascii="Times New Roman" w:hAnsi="Times New Roman" w:eastAsia="Malgun Gothic"/>
-          <w:b w:val="0"/>
-          <w:i w:val="0"/>
-          <w:sz w:val="22"/>
-        </w:rPr>
-        <w:t>Вениамин Олегович, нужна детальная разбивка по секторам — где люди действительно пострадали, а где рабочие места просто перераспределились.</w:t>
-      </w:r>
-    </w:p>
-    <w:p>
-      <w:pPr>
-        <w:spacing w:before="0" w:after="110" w:line="300" w:lineRule="auto"/>
-      </w:pPr>
-      <w:r>
-        <w:rPr>
-          <w:rFonts w:ascii="Times New Roman" w:hAnsi="Times New Roman" w:eastAsia="Malgun Gothic"/>
-          <w:b/>
-          <w:i w:val="0"/>
-          <w:sz w:val="22"/>
-        </w:rPr>
-        <w:t xml:space="preserve">Вениамин: </w:t>
-      </w:r>
-      <w:r>
-        <w:rPr>
-          <w:rFonts w:ascii="Times New Roman" w:hAnsi="Times New Roman" w:eastAsia="Malgun Gothic"/>
-          <w:b w:val="0"/>
-          <w:i w:val="0"/>
-          <w:sz w:val="22"/>
-        </w:rPr>
-        <w:t>Уже готовлю. Любопытная деталь: восемьдесят процентов «потерянных» рабочих мест, на которые ссылается Ковальчук, на самом деле переместились в легальный сектор той же отрасли, только под другими юрлицами.</w:t>
-      </w:r>
-    </w:p>
-    <w:p>
-      <w:pPr>
-        <w:spacing w:before="0" w:after="110" w:line="300" w:lineRule="auto"/>
-      </w:pPr>
-      <w:r>
-        <w:rPr>
-          <w:rFonts w:ascii="Times New Roman" w:hAnsi="Times New Roman" w:eastAsia="Malgun Gothic"/>
-          <w:b/>
-          <w:i w:val="0"/>
-          <w:sz w:val="22"/>
-        </w:rPr>
-        <w:t xml:space="preserve">Изольда: </w:t>
-      </w:r>
-      <w:r>
-        <w:rPr>
-          <w:rFonts w:ascii="Times New Roman" w:hAnsi="Times New Roman" w:eastAsia="Malgun Gothic"/>
-          <w:b w:val="0"/>
-          <w:i w:val="0"/>
-          <w:sz w:val="22"/>
-        </w:rPr>
-        <w:t>То есть люди не потеряли работу. Они получили ту же работу — но легально, с настоящими социальными гарантиями.</w:t>
-      </w:r>
-    </w:p>
-    <w:p>
-      <w:pPr>
-        <w:spacing w:before="0" w:after="110" w:line="300" w:lineRule="auto"/>
-      </w:pPr>
-      <w:r>
-        <w:rPr>
-          <w:rFonts w:ascii="Times New Roman" w:hAnsi="Times New Roman" w:eastAsia="Malgun Gothic"/>
-          <w:b/>
-          <w:i w:val="0"/>
-          <w:sz w:val="22"/>
-        </w:rPr>
-        <w:t xml:space="preserve">Вениамин: </w:t>
-      </w:r>
-      <w:r>
-        <w:rPr>
-          <w:rFonts w:ascii="Times New Roman" w:hAnsi="Times New Roman" w:eastAsia="Malgun Gothic"/>
-          <w:b w:val="0"/>
-          <w:i w:val="0"/>
-          <w:sz w:val="22"/>
-        </w:rPr>
-        <w:t>Именно так. Просто это сложнее уместить в лозунг, чем «реформы уничтожают рабочие места».</w:t>
-      </w:r>
-    </w:p>
-    <w:p>
-      <w:pPr>
-        <w:spacing w:before="0" w:after="110" w:line="300" w:lineRule="auto"/>
-      </w:pPr>
-      <w:r>
-        <w:rPr>
-          <w:rFonts w:ascii="Times New Roman" w:hAnsi="Times New Roman" w:eastAsia="Malgun Gothic"/>
-          <w:b/>
-          <w:i w:val="0"/>
-          <w:sz w:val="22"/>
-        </w:rPr>
-        <w:t xml:space="preserve">Изольда: </w:t>
-      </w:r>
-      <w:r>
-        <w:rPr>
-          <w:rFonts w:ascii="Times New Roman" w:hAnsi="Times New Roman" w:eastAsia="Malgun Gothic"/>
-          <w:b w:val="0"/>
-          <w:i w:val="0"/>
-          <w:sz w:val="22"/>
-        </w:rPr>
-        <w:t>Правда всегда сложнее лозунга, Вениамин Олегович. В этом вся беда демократии.</w:t>
-      </w:r>
-    </w:p>
-    <w:p>
-      <w:pPr>
-        <w:spacing w:before="0" w:after="110" w:line="300" w:lineRule="auto"/>
-      </w:pPr>
-      <w:r>
-        <w:rPr>
-          <w:rFonts w:ascii="Times New Roman" w:hAnsi="Times New Roman" w:eastAsia="Malgun Gothic"/>
-          <w:b/>
-          <w:i w:val="0"/>
-          <w:sz w:val="22"/>
-        </w:rPr>
-        <w:t xml:space="preserve">Вениамин: </w:t>
-      </w:r>
-      <w:r>
-        <w:rPr>
-          <w:rFonts w:ascii="Times New Roman" w:hAnsi="Times New Roman" w:eastAsia="Malgun Gothic"/>
-          <w:b w:val="0"/>
-          <w:i w:val="0"/>
-          <w:sz w:val="22"/>
-        </w:rPr>
-        <w:t>И вся её прелесть, Изольда Тимофеевна.</w:t>
-      </w:r>
-    </w:p>
-    <w:p>
-      <w:pPr>
-        <w:spacing w:before="0" w:after="110" w:line="300" w:lineRule="auto"/>
-      </w:pPr>
-      <w:r>
-        <w:rPr>
-          <w:rFonts w:ascii="Times New Roman" w:hAnsi="Times New Roman" w:eastAsia="Malgun Gothic"/>
-          <w:b/>
-          <w:i w:val="0"/>
-          <w:sz w:val="22"/>
-        </w:rPr>
-        <w:t xml:space="preserve">Изольда: </w:t>
-      </w:r>
       <w:r>
         <w:rPr>
           <w:rFonts w:ascii="Times New Roman" w:hAnsi="Times New Roman" w:eastAsia="Malgun Gothic"/>
@@ -1192,46 +1045,30 @@
           <w:color w:val="555555"/>
           <w:sz w:val="22"/>
         </w:rPr>
-        <w:t>(усмехаясь)</w:t>
-      </w:r>
-      <w:r>
-        <w:rPr>
-          <w:rFonts w:ascii="Times New Roman" w:hAnsi="Times New Roman" w:eastAsia="Malgun Gothic"/>
-          <w:b w:val="0"/>
-          <w:i w:val="0"/>
-          <w:sz w:val="22"/>
-        </w:rPr>
-        <w:t xml:space="preserve"> Тридцать лет в профессии, а спорить с вами до сих пор приятно.</w:t>
+        <w:t>(Новокруцк. Кухня Дубиных. На плите — таз с вареньем, на весь подъезд пахнет смородиной. Галина снимает пенку. Хлопает входная дверь.)</w:t>
       </w:r>
     </w:p>
     <w:p>
       <w:pPr>
-        <w:keepNext/>
-        <w:spacing w:before="320" w:after="140"/>
+        <w:spacing w:before="0" w:after="110" w:line="300" w:lineRule="auto"/>
       </w:pPr>
       <w:r>
         <w:rPr>
           <w:rFonts w:ascii="Times New Roman" w:hAnsi="Times New Roman" w:eastAsia="Malgun Gothic"/>
           <w:b/>
           <w:i w:val="0"/>
-          <w:color w:val="1F3864"/>
-          <w:sz w:val="26"/>
-        </w:rPr>
-        <w:t>장면 5 — 세묜과 갈리나, 공개 증언</w:t>
-      </w:r>
-    </w:p>
-    <w:p>
-      <w:pPr>
-        <w:spacing w:before="0" w:after="110" w:line="300" w:lineRule="auto"/>
-      </w:pPr>
-      <w:r>
-        <w:rPr>
-          <w:rFonts w:ascii="Times New Roman" w:hAnsi="Times New Roman" w:eastAsia="Malgun Gothic"/>
-          <w:b/>
-          <w:i w:val="0"/>
           <w:sz w:val="22"/>
         </w:rPr>
         <w:t xml:space="preserve">Семён: </w:t>
+      </w:r>
+      <w:r>
+        <w:rPr>
+          <w:rFonts w:ascii="Times New Roman" w:hAnsi="Times New Roman" w:eastAsia="Malgun Gothic"/>
+          <w:b w:val="0"/>
+          <w:i w:val="0"/>
+          <w:sz w:val="22"/>
+        </w:rPr>
+        <w:t xml:space="preserve">Галя, принимай! </w:t>
       </w:r>
       <w:r>
         <w:rPr>
@@ -1241,7 +1078,7 @@
           <w:color w:val="555555"/>
           <w:sz w:val="22"/>
         </w:rPr>
-        <w:t>(на предвыборной встрече)</w:t>
+        <w:t>(ставит на пол два ведра)</w:t>
       </w:r>
       <w:r>
         <w:rPr>
@@ -1250,7 +1087,7 @@
           <w:i w:val="0"/>
           <w:sz w:val="22"/>
         </w:rPr>
-        <w:t xml:space="preserve"> Меня зовут Семён Дубин. Тридцать лет на «Сибзаводе». При старой системе меня запугивали за то, что я сказал правду про вентиляцию. Теперь вентиляция заменена, зарплата белая, условия человеческие.</w:t>
+        <w:t xml:space="preserve"> Огурцы и смородина, последняя. Дочка велела забрать — у самой девать некуда.</w:t>
       </w:r>
     </w:p>
     <w:p>
@@ -1273,7 +1110,7 @@
           <w:i w:val="0"/>
           <w:sz w:val="22"/>
         </w:rPr>
-        <w:t>А я скажу проще. Мы теперь спим спокойно. Ни одного звонка с угрозами за полтора года.</w:t>
+        <w:t>Ноги вытирай! Я только пол помыла.</w:t>
       </w:r>
     </w:p>
     <w:p>
@@ -1287,7 +1124,7 @@
           <w:i w:val="0"/>
           <w:sz w:val="22"/>
         </w:rPr>
-        <w:t xml:space="preserve">Журналист: </w:t>
+        <w:t xml:space="preserve">Семён: </w:t>
       </w:r>
       <w:r>
         <w:rPr>
@@ -1296,7 +1133,7 @@
           <w:i w:val="0"/>
           <w:sz w:val="22"/>
         </w:rPr>
-        <w:t>Семён Иванович, а вы не боитесь, что вас назовут агитатором президента?</w:t>
+        <w:t>Вытер я, вытер. Ты глянь, какие огурцы. Один к одному.</w:t>
       </w:r>
     </w:p>
     <w:p>
@@ -1310,7 +1147,7 @@
           <w:i w:val="0"/>
           <w:sz w:val="22"/>
         </w:rPr>
-        <w:t xml:space="preserve">Семён: </w:t>
+        <w:t xml:space="preserve">Галина: </w:t>
       </w:r>
       <w:r>
         <w:rPr>
@@ -1319,7 +1156,7 @@
           <w:i w:val="0"/>
           <w:sz w:val="22"/>
         </w:rPr>
-        <w:t>Пусть называют. Я агитирую за вентиляцию, молодой человек. Она у нас теперь работает.</w:t>
+        <w:t>Один к одному… А это что? Вон тот жёлтый — переросток. Опять под листьями проглядели. Ну, как там внук?</w:t>
       </w:r>
     </w:p>
     <w:p>
@@ -1333,7 +1170,7 @@
           <w:i w:val="0"/>
           <w:sz w:val="22"/>
         </w:rPr>
-        <w:t xml:space="preserve">Журналист: </w:t>
+        <w:t xml:space="preserve">Семён: </w:t>
       </w:r>
       <w:r>
         <w:rPr>
@@ -1342,7 +1179,7 @@
           <w:i w:val="0"/>
           <w:sz w:val="22"/>
         </w:rPr>
-        <w:t>А зарплата? Говорят, «белая» зарплата меньше, чем раньше была в конверте.</w:t>
+        <w:t>Носится. Загорел как головешка. Целый день на речке, домой не загонишь. Твоих блинов просил — говорит, у мамы не такие.</w:t>
       </w:r>
     </w:p>
     <w:p>
@@ -1356,99 +1193,7 @@
           <w:i w:val="0"/>
           <w:sz w:val="22"/>
         </w:rPr>
-        <w:t xml:space="preserve">Семён: </w:t>
-      </w:r>
-      <w:r>
-        <w:rPr>
-          <w:rFonts w:ascii="Times New Roman" w:hAnsi="Times New Roman" w:eastAsia="Malgun Gothic"/>
-          <w:b w:val="0"/>
-          <w:i w:val="0"/>
-          <w:sz w:val="22"/>
-        </w:rPr>
-        <w:t>На руки — меньше. Зато теперь стаж идёт и пенсия будет. Раньше в конверте лежала и зарплата, и вся моя старость — только я об этом не знал.</w:t>
-      </w:r>
-    </w:p>
-    <w:p>
-      <w:pPr>
-        <w:spacing w:before="0" w:after="110" w:line="300" w:lineRule="auto"/>
-      </w:pPr>
-      <w:r>
-        <w:rPr>
-          <w:rFonts w:ascii="Times New Roman" w:hAnsi="Times New Roman" w:eastAsia="Malgun Gothic"/>
-          <w:b/>
-          <w:i w:val="0"/>
-          <w:sz w:val="22"/>
-        </w:rPr>
         <w:t xml:space="preserve">Галина: </w:t>
-      </w:r>
-      <w:r>
-        <w:rPr>
-          <w:rFonts w:ascii="Times New Roman" w:hAnsi="Times New Roman" w:eastAsia="Malgun Gothic"/>
-          <w:b w:val="0"/>
-          <w:i w:val="0"/>
-          <w:sz w:val="22"/>
-        </w:rPr>
-        <w:t>А ещё больничный. Заболел человек — ему платят. Раньше за больничный просто выставляли за ворота.</w:t>
-      </w:r>
-    </w:p>
-    <w:p>
-      <w:pPr>
-        <w:spacing w:before="0" w:after="110" w:line="300" w:lineRule="auto"/>
-      </w:pPr>
-      <w:r>
-        <w:rPr>
-          <w:rFonts w:ascii="Times New Roman" w:hAnsi="Times New Roman" w:eastAsia="Malgun Gothic"/>
-          <w:b/>
-          <w:i w:val="0"/>
-          <w:sz w:val="22"/>
-        </w:rPr>
-        <w:t xml:space="preserve">Журналист: </w:t>
-      </w:r>
-      <w:r>
-        <w:rPr>
-          <w:rFonts w:ascii="Times New Roman" w:hAnsi="Times New Roman" w:eastAsia="Malgun Gothic"/>
-          <w:b w:val="0"/>
-          <w:i w:val="0"/>
-          <w:sz w:val="22"/>
-        </w:rPr>
-        <w:t>Вы говорите так гладко, будто вас кто-то готовил.</w:t>
-      </w:r>
-    </w:p>
-    <w:p>
-      <w:pPr>
-        <w:spacing w:before="0" w:after="110" w:line="300" w:lineRule="auto"/>
-      </w:pPr>
-      <w:r>
-        <w:rPr>
-          <w:rFonts w:ascii="Times New Roman" w:hAnsi="Times New Roman" w:eastAsia="Malgun Gothic"/>
-          <w:b/>
-          <w:i w:val="0"/>
-          <w:sz w:val="22"/>
-        </w:rPr>
-        <w:t xml:space="preserve">Галина: </w:t>
-      </w:r>
-      <w:r>
-        <w:rPr>
-          <w:rFonts w:ascii="Times New Roman" w:hAnsi="Times New Roman" w:eastAsia="Malgun Gothic"/>
-          <w:b w:val="0"/>
-          <w:i w:val="0"/>
-          <w:sz w:val="22"/>
-        </w:rPr>
-        <w:t>Молодой человек, меня за всю жизнь никто не смог подготовить. Даже муж.</w:t>
-      </w:r>
-    </w:p>
-    <w:p>
-      <w:pPr>
-        <w:spacing w:before="0" w:after="110" w:line="300" w:lineRule="auto"/>
-      </w:pPr>
-      <w:r>
-        <w:rPr>
-          <w:rFonts w:ascii="Times New Roman" w:hAnsi="Times New Roman" w:eastAsia="Malgun Gothic"/>
-          <w:b/>
-          <w:i w:val="0"/>
-          <w:sz w:val="22"/>
-        </w:rPr>
-        <w:t xml:space="preserve">Семён: </w:t>
       </w:r>
       <w:r>
         <w:rPr>
@@ -1458,7 +1203,7 @@
           <w:color w:val="555555"/>
           <w:sz w:val="22"/>
         </w:rPr>
-        <w:t>(кивая на жену)</w:t>
+        <w:t>(довольно)</w:t>
       </w:r>
       <w:r>
         <w:rPr>
@@ -1467,7 +1212,7 @@
           <w:i w:val="0"/>
           <w:sz w:val="22"/>
         </w:rPr>
-        <w:t xml:space="preserve"> Правда. Даже я.</w:t>
+        <w:t xml:space="preserve"> Ещё бы. Она у нас торопыга, вечно всё на большом огне.</w:t>
       </w:r>
     </w:p>
     <w:p>
@@ -1481,7 +1226,7 @@
           <w:i w:val="0"/>
           <w:sz w:val="22"/>
         </w:rPr>
-        <w:t xml:space="preserve">Ковальчук: </w:t>
+        <w:t xml:space="preserve">Семён: </w:t>
       </w:r>
       <w:r>
         <w:rPr>
@@ -1491,7 +1236,7 @@
           <w:color w:val="555555"/>
           <w:sz w:val="22"/>
         </w:rPr>
-        <w:t>(комментируя позже)</w:t>
+        <w:t>(тянется ложкой к тазу)</w:t>
       </w:r>
       <w:r>
         <w:rPr>
@@ -1500,7 +1245,7 @@
           <w:i w:val="0"/>
           <w:sz w:val="22"/>
         </w:rPr>
-        <w:t xml:space="preserve"> Трогательные истории. Но они не отменяют статистику по стране в целом.</w:t>
+        <w:t xml:space="preserve"> Дай-ка попробую.</w:t>
       </w:r>
     </w:p>
     <w:p>
@@ -1514,7 +1259,7 @@
           <w:i w:val="0"/>
           <w:sz w:val="22"/>
         </w:rPr>
-        <w:t xml:space="preserve">Лёша: </w:t>
+        <w:t xml:space="preserve">Галина: </w:t>
       </w:r>
       <w:r>
         <w:rPr>
@@ -1523,129 +1268,21 @@
           <w:i w:val="0"/>
           <w:sz w:val="22"/>
         </w:rPr>
-        <w:t>Статистика и состоит из таких историй, Артём Игоревич, умноженных на миллионы. Она их не отменяет — она ими и является.</w:t>
+        <w:t>Куда! Горячее же. И не готово ещё. Пенку вон бери, пенку можно.</w:t>
       </w:r>
     </w:p>
     <w:p>
       <w:pPr>
-        <w:keepNext/>
-        <w:spacing w:before="320" w:after="140"/>
+        <w:spacing w:before="0" w:after="110" w:line="300" w:lineRule="auto"/>
       </w:pPr>
       <w:r>
         <w:rPr>
           <w:rFonts w:ascii="Times New Roman" w:hAnsi="Times New Roman" w:eastAsia="Malgun Gothic"/>
           <w:b/>
           <w:i w:val="0"/>
-          <w:color w:val="1F3864"/>
-          <w:sz w:val="26"/>
-        </w:rPr>
-        <w:t>장면 6 — 코발추크와의 두 번째 토론</w:t>
-      </w:r>
-    </w:p>
-    <w:p>
-      <w:pPr>
-        <w:spacing w:before="0" w:after="110" w:line="300" w:lineRule="auto"/>
-      </w:pPr>
-      <w:r>
-        <w:rPr>
-          <w:rFonts w:ascii="Times New Roman" w:hAnsi="Times New Roman" w:eastAsia="Malgun Gothic"/>
-          <w:b/>
-          <w:i w:val="0"/>
-          <w:sz w:val="22"/>
-        </w:rPr>
-        <w:t xml:space="preserve">Ковальчук: </w:t>
-      </w:r>
-      <w:r>
-        <w:rPr>
-          <w:rFonts w:ascii="Times New Roman" w:hAnsi="Times New Roman" w:eastAsia="Malgun Gothic"/>
-          <w:b w:val="0"/>
-          <w:i w:val="0"/>
-          <w:sz w:val="22"/>
-        </w:rPr>
-        <w:t>Президент Орлов любит рассказывать истории успеха. А я расскажу другую — о моём избирателе из Кузбасса, который потерял работу на угольном разрезе из-за закона о прозрачности и до сих пор не нашёл новую.</w:t>
-      </w:r>
-    </w:p>
-    <w:p>
-      <w:pPr>
-        <w:spacing w:before="0" w:after="110" w:line="300" w:lineRule="auto"/>
-      </w:pPr>
-      <w:r>
-        <w:rPr>
-          <w:rFonts w:ascii="Times New Roman" w:hAnsi="Times New Roman" w:eastAsia="Malgun Gothic"/>
-          <w:b/>
-          <w:i w:val="0"/>
-          <w:sz w:val="22"/>
-        </w:rPr>
-        <w:t xml:space="preserve">Лёша: </w:t>
-      </w:r>
-      <w:r>
-        <w:rPr>
-          <w:rFonts w:ascii="Times New Roman" w:hAnsi="Times New Roman" w:eastAsia="Malgun Gothic"/>
-          <w:b w:val="0"/>
-          <w:i w:val="0"/>
-          <w:sz w:val="22"/>
-        </w:rPr>
-        <w:t>Мне жаль этого человека, Артём Игоревич, искренне жаль. Но скажите — что вы предложите ему взамен? Вернуться к системе, где разрез принадлежал офшору, а зарплату задерживали на три месяца?</w:t>
-      </w:r>
-    </w:p>
-    <w:p>
-      <w:pPr>
-        <w:spacing w:before="0" w:after="110" w:line="300" w:lineRule="auto"/>
-      </w:pPr>
-      <w:r>
-        <w:rPr>
-          <w:rFonts w:ascii="Times New Roman" w:hAnsi="Times New Roman" w:eastAsia="Malgun Gothic"/>
-          <w:b/>
-          <w:i w:val="0"/>
-          <w:sz w:val="22"/>
-        </w:rPr>
-        <w:t xml:space="preserve">Ковальчук: </w:t>
-      </w:r>
-      <w:r>
-        <w:rPr>
-          <w:rFonts w:ascii="Times New Roman" w:hAnsi="Times New Roman" w:eastAsia="Malgun Gothic"/>
-          <w:b w:val="0"/>
-          <w:i w:val="0"/>
-          <w:sz w:val="22"/>
-        </w:rPr>
-        <w:t>Я предложу переходную поддержку без разрушения всей отрасли разом.</w:t>
-      </w:r>
-    </w:p>
-    <w:p>
-      <w:pPr>
-        <w:spacing w:before="0" w:after="110" w:line="300" w:lineRule="auto"/>
-      </w:pPr>
-      <w:r>
-        <w:rPr>
-          <w:rFonts w:ascii="Times New Roman" w:hAnsi="Times New Roman" w:eastAsia="Malgun Gothic"/>
-          <w:b/>
-          <w:i w:val="0"/>
-          <w:sz w:val="22"/>
-        </w:rPr>
-        <w:t xml:space="preserve">Лёша: </w:t>
-      </w:r>
-      <w:r>
-        <w:rPr>
-          <w:rFonts w:ascii="Times New Roman" w:hAnsi="Times New Roman" w:eastAsia="Malgun Gothic"/>
-          <w:b w:val="0"/>
-          <w:i w:val="0"/>
-          <w:sz w:val="22"/>
-        </w:rPr>
-        <w:t>Переходная поддержка — часть нашей программы. Если вы читали её внимательно, а не только цитировали удобные фрагменты.</w:t>
-      </w:r>
-    </w:p>
-    <w:p>
-      <w:pPr>
-        <w:spacing w:before="0" w:after="110" w:line="300" w:lineRule="auto"/>
-      </w:pPr>
-      <w:r>
-        <w:rPr>
-          <w:rFonts w:ascii="Times New Roman" w:hAnsi="Times New Roman" w:eastAsia="Malgun Gothic"/>
-          <w:b/>
-          <w:i w:val="0"/>
-          <w:sz w:val="22"/>
-        </w:rPr>
-        <w:t xml:space="preserve">Ковальчук: </w:t>
+          <w:sz w:val="22"/>
+        </w:rPr>
+        <w:t xml:space="preserve">Семён: </w:t>
       </w:r>
       <w:r>
         <w:rPr>
@@ -1655,7 +1292,7 @@
           <w:color w:val="555555"/>
           <w:sz w:val="22"/>
         </w:rPr>
-        <w:t>(запинаясь)</w:t>
+        <w:t>(облизывая ложку)</w:t>
       </w:r>
       <w:r>
         <w:rPr>
@@ -1664,7 +1301,7 @@
           <w:i w:val="0"/>
           <w:sz w:val="22"/>
         </w:rPr>
-        <w:t xml:space="preserve"> Я… я знаком с программой.</w:t>
+        <w:t xml:space="preserve"> Ох, хороша! Кислинка в самый раз.</w:t>
       </w:r>
     </w:p>
     <w:p>
@@ -1678,7 +1315,7 @@
           <w:i w:val="0"/>
           <w:sz w:val="22"/>
         </w:rPr>
-        <w:t xml:space="preserve">Лёша: </w:t>
+        <w:t xml:space="preserve">Галина: </w:t>
       </w:r>
       <w:r>
         <w:rPr>
@@ -1687,7 +1324,7 @@
           <w:i w:val="0"/>
           <w:sz w:val="22"/>
         </w:rPr>
-        <w:t>Тогда вы знаете, что фонд поддержки занятости уже выделил одиннадцать миллиардов рублей на переобучение именно в тех отраслях, о которых вы говорите.</w:t>
+        <w:t>Лучше банки достань с антресолей. Литровые. Сколько там?</w:t>
       </w:r>
     </w:p>
     <w:p>
@@ -1701,145 +1338,7 @@
           <w:i w:val="0"/>
           <w:sz w:val="22"/>
         </w:rPr>
-        <w:t xml:space="preserve">Ковальчук: </w:t>
-      </w:r>
-      <w:r>
-        <w:rPr>
-          <w:rFonts w:ascii="Times New Roman" w:hAnsi="Times New Roman" w:eastAsia="Malgun Gothic"/>
-          <w:b w:val="0"/>
-          <w:i w:val="0"/>
-          <w:sz w:val="22"/>
-        </w:rPr>
-        <w:t>Одиннадцать миллиардов на бумаге.</w:t>
-      </w:r>
-    </w:p>
-    <w:p>
-      <w:pPr>
-        <w:spacing w:before="0" w:after="110" w:line="300" w:lineRule="auto"/>
-      </w:pPr>
-      <w:r>
-        <w:rPr>
-          <w:rFonts w:ascii="Times New Roman" w:hAnsi="Times New Roman" w:eastAsia="Malgun Gothic"/>
-          <w:b/>
-          <w:i w:val="0"/>
-          <w:sz w:val="22"/>
-        </w:rPr>
-        <w:t xml:space="preserve">Лёша: </w:t>
-      </w:r>
-      <w:r>
-        <w:rPr>
-          <w:rFonts w:ascii="Times New Roman" w:hAnsi="Times New Roman" w:eastAsia="Malgun Gothic"/>
-          <w:b w:val="0"/>
-          <w:i w:val="0"/>
-          <w:sz w:val="22"/>
-        </w:rPr>
-        <w:t>На счетах центров занятости. Отчёт открыт, как и все наши отчёты. Приходите, посмотрите.</w:t>
-      </w:r>
-    </w:p>
-    <w:p>
-      <w:pPr>
-        <w:spacing w:before="0" w:after="110" w:line="300" w:lineRule="auto"/>
-      </w:pPr>
-      <w:r>
-        <w:rPr>
-          <w:rFonts w:ascii="Times New Roman" w:hAnsi="Times New Roman" w:eastAsia="Malgun Gothic"/>
-          <w:b/>
-          <w:i w:val="0"/>
-          <w:sz w:val="22"/>
-        </w:rPr>
-        <w:t xml:space="preserve">Ковальчук: </w:t>
-      </w:r>
-      <w:r>
-        <w:rPr>
-          <w:rFonts w:ascii="Times New Roman" w:hAnsi="Times New Roman" w:eastAsia="Malgun Gothic"/>
-          <w:b w:val="0"/>
-          <w:i w:val="0"/>
-          <w:sz w:val="22"/>
-        </w:rPr>
-        <w:t>Центры занятости переучивают шахтёров на операторов колл-центров. Это вы называете поддержкой?</w:t>
-      </w:r>
-    </w:p>
-    <w:p>
-      <w:pPr>
-        <w:spacing w:before="0" w:after="110" w:line="300" w:lineRule="auto"/>
-      </w:pPr>
-      <w:r>
-        <w:rPr>
-          <w:rFonts w:ascii="Times New Roman" w:hAnsi="Times New Roman" w:eastAsia="Malgun Gothic"/>
-          <w:b/>
-          <w:i w:val="0"/>
-          <w:sz w:val="22"/>
-        </w:rPr>
-        <w:t xml:space="preserve">Лёша: </w:t>
-      </w:r>
-      <w:r>
-        <w:rPr>
-          <w:rFonts w:ascii="Times New Roman" w:hAnsi="Times New Roman" w:eastAsia="Malgun Gothic"/>
-          <w:b w:val="0"/>
-          <w:i w:val="0"/>
-          <w:sz w:val="22"/>
-        </w:rPr>
-        <w:t>Не только. Сварщики, электрики, наладчики оборудования — список профессий опубликован вместе с отчётом. Найдёте там ошибку — покажите. Я исправлю.</w:t>
-      </w:r>
-    </w:p>
-    <w:p>
-      <w:pPr>
-        <w:spacing w:before="0" w:after="110" w:line="300" w:lineRule="auto"/>
-      </w:pPr>
-      <w:r>
-        <w:rPr>
-          <w:rFonts w:ascii="Times New Roman" w:hAnsi="Times New Roman" w:eastAsia="Malgun Gothic"/>
-          <w:b/>
-          <w:i w:val="0"/>
-          <w:sz w:val="22"/>
-        </w:rPr>
-        <w:t xml:space="preserve">Ковальчук: </w:t>
-      </w:r>
-      <w:r>
-        <w:rPr>
-          <w:rFonts w:ascii="Times New Roman" w:hAnsi="Times New Roman" w:eastAsia="Malgun Gothic"/>
-          <w:b w:val="0"/>
-          <w:i w:val="0"/>
-          <w:sz w:val="22"/>
-        </w:rPr>
-        <w:t>Вы всегда так уверены в своих отчётах?</w:t>
-      </w:r>
-    </w:p>
-    <w:p>
-      <w:pPr>
-        <w:spacing w:before="0" w:after="110" w:line="300" w:lineRule="auto"/>
-      </w:pPr>
-      <w:r>
-        <w:rPr>
-          <w:rFonts w:ascii="Times New Roman" w:hAnsi="Times New Roman" w:eastAsia="Malgun Gothic"/>
-          <w:b/>
-          <w:i w:val="0"/>
-          <w:sz w:val="22"/>
-        </w:rPr>
-        <w:t xml:space="preserve">Лёша: </w:t>
-      </w:r>
-      <w:r>
-        <w:rPr>
-          <w:rFonts w:ascii="Times New Roman" w:hAnsi="Times New Roman" w:eastAsia="Malgun Gothic"/>
-          <w:b w:val="0"/>
-          <w:i w:val="0"/>
-          <w:sz w:val="22"/>
-        </w:rPr>
-        <w:t>Нет. Поэтому их проверяет служба, которая не подчиняется ни мне, ни вам.</w:t>
-      </w:r>
-    </w:p>
-    <w:p>
-      <w:pPr>
-        <w:spacing w:before="0" w:after="110" w:line="300" w:lineRule="auto"/>
-      </w:pPr>
-      <w:r>
-        <w:rPr>
-          <w:rFonts w:ascii="Times New Roman" w:hAnsi="Times New Roman" w:eastAsia="Malgun Gothic"/>
-          <w:b/>
-          <w:i w:val="0"/>
-          <w:sz w:val="22"/>
-        </w:rPr>
-        <w:t xml:space="preserve">Ковальчук: </w:t>
+        <w:t xml:space="preserve">Семён: </w:t>
       </w:r>
       <w:r>
         <w:rPr>
@@ -1849,7 +1348,7 @@
           <w:color w:val="555555"/>
           <w:sz w:val="22"/>
         </w:rPr>
-        <w:t>(с усмешкой)</w:t>
+        <w:t>(встаёт на табуретку)</w:t>
       </w:r>
       <w:r>
         <w:rPr>
@@ -1858,7 +1357,7 @@
           <w:i w:val="0"/>
           <w:sz w:val="22"/>
         </w:rPr>
-        <w:t xml:space="preserve"> Служба, которой руководят ваши бывшие аудиторы.</w:t>
+        <w:t xml:space="preserve"> Штук десять. А крышек… крышек меньше.</w:t>
       </w:r>
     </w:p>
     <w:p>
@@ -1872,7 +1371,7 @@
           <w:i w:val="0"/>
           <w:sz w:val="22"/>
         </w:rPr>
-        <w:t xml:space="preserve">Лёша: </w:t>
+        <w:t xml:space="preserve">Галина: </w:t>
       </w:r>
       <w:r>
         <w:rPr>
@@ -1881,23 +1380,30 @@
           <w:i w:val="0"/>
           <w:sz w:val="22"/>
         </w:rPr>
-        <w:t>Которые нашли перерасход на листовках в моём собственном штабе и не постеснялись об этом сказать. Спросите у них, как сильно они меня любят.</w:t>
+        <w:t>Опять меньше! Куда они деваются, эти крышки?</w:t>
       </w:r>
     </w:p>
     <w:p>
       <w:pPr>
-        <w:keepNext/>
-        <w:spacing w:before="320" w:after="140"/>
+        <w:spacing w:before="0" w:after="110" w:line="300" w:lineRule="auto"/>
       </w:pPr>
       <w:r>
         <w:rPr>
           <w:rFonts w:ascii="Times New Roman" w:hAnsi="Times New Roman" w:eastAsia="Malgun Gothic"/>
           <w:b/>
           <w:i w:val="0"/>
-          <w:color w:val="1F3864"/>
-          <w:sz w:val="26"/>
-        </w:rPr>
-        <w:t>장면 7 — 언론 반응, 빠르게</w:t>
+          <w:sz w:val="22"/>
+        </w:rPr>
+        <w:t xml:space="preserve">Семён: </w:t>
+      </w:r>
+      <w:r>
+        <w:rPr>
+          <w:rFonts w:ascii="Times New Roman" w:hAnsi="Times New Roman" w:eastAsia="Malgun Gothic"/>
+          <w:b w:val="0"/>
+          <w:i w:val="0"/>
+          <w:sz w:val="22"/>
+        </w:rPr>
+        <w:t>Так ты же всем раздаёшь. Кузьмину, дочке, Эльмире снизу.</w:t>
       </w:r>
     </w:p>
     <w:p>
@@ -1911,7 +1417,7 @@
           <w:i w:val="0"/>
           <w:sz w:val="22"/>
         </w:rPr>
-        <w:t xml:space="preserve">Диктор 1: </w:t>
+        <w:t xml:space="preserve">Галина: </w:t>
       </w:r>
       <w:r>
         <w:rPr>
@@ -1920,45 +1426,13 @@
           <w:i w:val="0"/>
           <w:sz w:val="22"/>
         </w:rPr>
-        <w:t>Президент Орлов на сегодняшних дебатах представил детальные данные о переобучении…</w:t>
+        <w:t>А что, людям варенья пожалеть?</w:t>
       </w:r>
     </w:p>
     <w:p>
       <w:pPr>
         <w:spacing w:before="0" w:after="110" w:line="300" w:lineRule="auto"/>
       </w:pPr>
-      <w:r>
-        <w:rPr>
-          <w:rFonts w:ascii="Times New Roman" w:hAnsi="Times New Roman" w:eastAsia="Malgun Gothic"/>
-          <w:b/>
-          <w:i w:val="0"/>
-          <w:sz w:val="22"/>
-        </w:rPr>
-        <w:t xml:space="preserve">Диктор 2: </w:t>
-      </w:r>
-      <w:r>
-        <w:rPr>
-          <w:rFonts w:ascii="Times New Roman" w:hAnsi="Times New Roman" w:eastAsia="Malgun Gothic"/>
-          <w:b w:val="0"/>
-          <w:i w:val="0"/>
-          <w:sz w:val="22"/>
-        </w:rPr>
-        <w:t>Ковальчук обвинил администрацию в манипуляции статистикой…</w:t>
-      </w:r>
-    </w:p>
-    <w:p>
-      <w:pPr>
-        <w:spacing w:before="0" w:after="110" w:line="300" w:lineRule="auto"/>
-      </w:pPr>
-      <w:r>
-        <w:rPr>
-          <w:rFonts w:ascii="Times New Roman" w:hAnsi="Times New Roman" w:eastAsia="Malgun Gothic"/>
-          <w:b/>
-          <w:i w:val="0"/>
-          <w:sz w:val="22"/>
-        </w:rPr>
-        <w:t xml:space="preserve">Катя: </w:t>
-      </w:r>
       <w:r>
         <w:rPr>
           <w:rFonts w:ascii="Times New Roman" w:hAnsi="Times New Roman" w:eastAsia="Malgun Gothic"/>
@@ -1967,16 +1441,7 @@
           <w:color w:val="555555"/>
           <w:sz w:val="22"/>
         </w:rPr>
-        <w:t>(выключая телевизор)</w:t>
-      </w:r>
-      <w:r>
-        <w:rPr>
-          <w:rFonts w:ascii="Times New Roman" w:hAnsi="Times New Roman" w:eastAsia="Malgun Gothic"/>
-          <w:b w:val="0"/>
-          <w:i w:val="0"/>
-          <w:sz w:val="22"/>
-        </w:rPr>
-        <w:t xml:space="preserve"> По очкам ничья, но по существу, кажется, выигрываем.</w:t>
+        <w:t>(Звонок в дверь. На пороге соседка Эльмира с пустой банкой.)</w:t>
       </w:r>
     </w:p>
     <w:p>
@@ -1990,7 +1455,7 @@
           <w:i w:val="0"/>
           <w:sz w:val="22"/>
         </w:rPr>
-        <w:t xml:space="preserve">Ирина: </w:t>
+        <w:t xml:space="preserve">Эльмира: </w:t>
       </w:r>
       <w:r>
         <w:rPr>
@@ -1999,7 +1464,7 @@
           <w:i w:val="0"/>
           <w:sz w:val="22"/>
         </w:rPr>
-        <w:t>Выигрывать по существу и выигрывать выборы — не всегда одно и то же, Екатерина Ивановна.</w:t>
+        <w:t>Галочка, извини, что без предупреждения. Банку вернуть — от прошлогоднего вишнёвого. Вот, отмыла. И с крышкой.</w:t>
       </w:r>
     </w:p>
     <w:p>
@@ -2013,46 +1478,7 @@
           <w:i w:val="0"/>
           <w:sz w:val="22"/>
         </w:rPr>
-        <w:t xml:space="preserve">Катя: </w:t>
-      </w:r>
-      <w:r>
-        <w:rPr>
-          <w:rFonts w:ascii="Times New Roman" w:hAnsi="Times New Roman" w:eastAsia="Malgun Gothic"/>
-          <w:b w:val="0"/>
-          <w:i w:val="0"/>
-          <w:sz w:val="22"/>
-        </w:rPr>
-        <w:t>Знаю. Именно поэтому не расслабляюсь.</w:t>
-      </w:r>
-    </w:p>
-    <w:p>
-      <w:pPr>
-        <w:keepNext/>
-        <w:spacing w:before="320" w:after="140"/>
-      </w:pPr>
-      <w:r>
-        <w:rPr>
-          <w:rFonts w:ascii="Times New Roman" w:hAnsi="Times New Roman" w:eastAsia="Malgun Gothic"/>
-          <w:b/>
-          <w:i w:val="0"/>
-          <w:color w:val="1F3864"/>
-          <w:sz w:val="26"/>
-        </w:rPr>
-        <w:t>장면 8 — 키릴과 나스탸, 개인적 순간</w:t>
-      </w:r>
-    </w:p>
-    <w:p>
-      <w:pPr>
-        <w:spacing w:before="0" w:after="110" w:line="300" w:lineRule="auto"/>
-      </w:pPr>
-      <w:r>
-        <w:rPr>
-          <w:rFonts w:ascii="Times New Roman" w:hAnsi="Times New Roman" w:eastAsia="Malgun Gothic"/>
-          <w:b/>
-          <w:i w:val="0"/>
-          <w:sz w:val="22"/>
-        </w:rPr>
-        <w:t xml:space="preserve">Кирилл: </w:t>
+        <w:t xml:space="preserve">Галина: </w:t>
       </w:r>
       <w:r>
         <w:rPr>
@@ -2062,7 +1488,7 @@
           <w:color w:val="555555"/>
           <w:sz w:val="22"/>
         </w:rPr>
-        <w:t>(поздно вечером, в пустом кабинете службы)</w:t>
+        <w:t>(Семёну, победно)</w:t>
       </w:r>
       <w:r>
         <w:rPr>
@@ -2071,7 +1497,7 @@
           <w:i w:val="0"/>
           <w:sz w:val="22"/>
         </w:rPr>
-        <w:t xml:space="preserve"> Устала?</w:t>
+        <w:t xml:space="preserve"> Слышал? С крышкой! Эля, проходи, чаю попьёшь?</w:t>
       </w:r>
     </w:p>
     <w:p>
@@ -2085,7 +1511,7 @@
           <w:i w:val="0"/>
           <w:sz w:val="22"/>
         </w:rPr>
-        <w:t xml:space="preserve">Настя: </w:t>
+        <w:t xml:space="preserve">Эльмира: </w:t>
       </w:r>
       <w:r>
         <w:rPr>
@@ -2094,7 +1520,7 @@
           <w:i w:val="0"/>
           <w:sz w:val="22"/>
         </w:rPr>
-        <w:t>Немного. Странно оказаться в центре политической бури, когда лет пять назад мы просто проверяли контракты зернового элеватора.</w:t>
+        <w:t>Некогда, у меня тесто подходит. Вечером загляну, пенки дашь?</w:t>
       </w:r>
     </w:p>
     <w:p>
@@ -2108,7 +1534,7 @@
           <w:i w:val="0"/>
           <w:sz w:val="22"/>
         </w:rPr>
-        <w:t xml:space="preserve">Кирилл: </w:t>
+        <w:t xml:space="preserve">Эльмира: </w:t>
       </w:r>
       <w:r>
         <w:rPr>
@@ -2117,7 +1543,7 @@
           <w:i w:val="0"/>
           <w:sz w:val="22"/>
         </w:rPr>
-        <w:t>Жалеешь?</w:t>
+        <w:t>Семён Иванович, мой просил передать: в субботу рыбалка, если не передумали.</w:t>
       </w:r>
     </w:p>
     <w:p>
@@ -2131,7 +1557,7 @@
           <w:i w:val="0"/>
           <w:sz w:val="22"/>
         </w:rPr>
-        <w:t xml:space="preserve">Настя: </w:t>
+        <w:t xml:space="preserve">Семён: </w:t>
       </w:r>
       <w:r>
         <w:rPr>
@@ -2140,7 +1566,7 @@
           <w:i w:val="0"/>
           <w:sz w:val="22"/>
         </w:rPr>
-        <w:t>Ни секунды. Просто иногда скучаю по простоте.</w:t>
+        <w:t>Не передумал. Скажи — с меня червяки, с него лодка.</w:t>
       </w:r>
     </w:p>
     <w:p>
@@ -2154,7 +1580,7 @@
           <w:i w:val="0"/>
           <w:sz w:val="22"/>
         </w:rPr>
-        <w:t xml:space="preserve">Кирилл: </w:t>
+        <w:t xml:space="preserve">Эльмира: </w:t>
       </w:r>
       <w:r>
         <w:rPr>
@@ -2163,67 +1589,7 @@
           <w:i w:val="0"/>
           <w:sz w:val="22"/>
         </w:rPr>
-        <w:t>По простоте, где клиент злился на нас за один найденный откат, а не за то, что мы меняем экономику целой страны?</w:t>
-      </w:r>
-    </w:p>
-    <w:p>
-      <w:pPr>
-        <w:spacing w:before="0" w:after="110" w:line="300" w:lineRule="auto"/>
-      </w:pPr>
-      <w:r>
-        <w:rPr>
-          <w:rFonts w:ascii="Times New Roman" w:hAnsi="Times New Roman" w:eastAsia="Malgun Gothic"/>
-          <w:b/>
-          <w:i w:val="0"/>
-          <w:sz w:val="22"/>
-        </w:rPr>
-        <w:t xml:space="preserve">Настя: </w:t>
-      </w:r>
-      <w:r>
-        <w:rPr>
-          <w:rFonts w:ascii="Times New Roman" w:hAnsi="Times New Roman" w:eastAsia="Malgun Gothic"/>
-          <w:b w:val="0"/>
-          <w:i w:val="0"/>
-          <w:sz w:val="22"/>
-        </w:rPr>
-        <w:t>Именно по той простоте.</w:t>
-      </w:r>
-    </w:p>
-    <w:p>
-      <w:pPr>
-        <w:spacing w:before="0" w:after="110" w:line="300" w:lineRule="auto"/>
-      </w:pPr>
-      <w:r>
-        <w:rPr>
-          <w:rFonts w:ascii="Times New Roman" w:hAnsi="Times New Roman" w:eastAsia="Malgun Gothic"/>
-          <w:b/>
-          <w:i w:val="0"/>
-          <w:sz w:val="22"/>
-        </w:rPr>
-        <w:t xml:space="preserve">Кирилл: </w:t>
-      </w:r>
-      <w:r>
-        <w:rPr>
-          <w:rFonts w:ascii="Times New Roman" w:hAnsi="Times New Roman" w:eastAsia="Malgun Gothic"/>
-          <w:b w:val="0"/>
-          <w:i w:val="0"/>
-          <w:sz w:val="22"/>
-        </w:rPr>
-        <w:t>Понимаю. Хотя, если честно, я бы это ни на что не поменял.</w:t>
-      </w:r>
-    </w:p>
-    <w:p>
-      <w:pPr>
-        <w:spacing w:before="0" w:after="110" w:line="300" w:lineRule="auto"/>
-      </w:pPr>
-      <w:r>
-        <w:rPr>
-          <w:rFonts w:ascii="Times New Roman" w:hAnsi="Times New Roman" w:eastAsia="Malgun Gothic"/>
-          <w:b/>
-          <w:i w:val="0"/>
-          <w:sz w:val="22"/>
-        </w:rPr>
-        <w:t xml:space="preserve">Настя: </w:t>
+        <w:t xml:space="preserve">Передам. Всё, побежала. </w:t>
       </w:r>
       <w:r>
         <w:rPr>
@@ -2233,454 +1599,13 @@
           <w:color w:val="555555"/>
           <w:sz w:val="22"/>
         </w:rPr>
-        <w:t>(глядя на часы)</w:t>
-      </w:r>
-      <w:r>
-        <w:rPr>
-          <w:rFonts w:ascii="Times New Roman" w:hAnsi="Times New Roman" w:eastAsia="Malgun Gothic"/>
-          <w:b w:val="0"/>
-          <w:i w:val="0"/>
-          <w:sz w:val="22"/>
-        </w:rPr>
-        <w:t xml:space="preserve"> Уже второй час ночи. «Утро вечера мудренее».</w:t>
+        <w:t>(уходит)</w:t>
       </w:r>
     </w:p>
     <w:p>
       <w:pPr>
         <w:spacing w:before="0" w:after="110" w:line="300" w:lineRule="auto"/>
       </w:pPr>
-      <w:r>
-        <w:rPr>
-          <w:rFonts w:ascii="Times New Roman" w:hAnsi="Times New Roman" w:eastAsia="Malgun Gothic"/>
-          <w:b/>
-          <w:i w:val="0"/>
-          <w:sz w:val="22"/>
-        </w:rPr>
-        <w:t xml:space="preserve">Кирилл: </w:t>
-      </w:r>
-      <w:r>
-        <w:rPr>
-          <w:rFonts w:ascii="Times New Roman" w:hAnsi="Times New Roman" w:eastAsia="Malgun Gothic"/>
-          <w:b w:val="0"/>
-          <w:i w:val="0"/>
-          <w:sz w:val="22"/>
-        </w:rPr>
-        <w:t>Это значит, что ты сдаёшься, или что завтра мы найдём ответ?</w:t>
-      </w:r>
-    </w:p>
-    <w:p>
-      <w:pPr>
-        <w:spacing w:before="0" w:after="110" w:line="300" w:lineRule="auto"/>
-      </w:pPr>
-      <w:r>
-        <w:rPr>
-          <w:rFonts w:ascii="Times New Roman" w:hAnsi="Times New Roman" w:eastAsia="Malgun Gothic"/>
-          <w:b/>
-          <w:i w:val="0"/>
-          <w:sz w:val="22"/>
-        </w:rPr>
-        <w:t xml:space="preserve">Настя: </w:t>
-      </w:r>
-      <w:r>
-        <w:rPr>
-          <w:rFonts w:ascii="Times New Roman" w:hAnsi="Times New Roman" w:eastAsia="Malgun Gothic"/>
-          <w:b w:val="0"/>
-          <w:i w:val="0"/>
-          <w:sz w:val="22"/>
-        </w:rPr>
-        <w:t>Одно другому не мешает. Выключай свет.</w:t>
-      </w:r>
-    </w:p>
-    <w:p>
-      <w:pPr>
-        <w:keepNext/>
-        <w:spacing w:before="320" w:after="140"/>
-      </w:pPr>
-      <w:r>
-        <w:rPr>
-          <w:rFonts w:ascii="Times New Roman" w:hAnsi="Times New Roman" w:eastAsia="Malgun Gothic"/>
-          <w:b/>
-          <w:i w:val="0"/>
-          <w:color w:val="1F3864"/>
-          <w:sz w:val="26"/>
-        </w:rPr>
-        <w:t>장면 9 — 톰스카야의 경고</w:t>
-      </w:r>
-    </w:p>
-    <w:p>
-      <w:pPr>
-        <w:spacing w:before="0" w:after="110" w:line="300" w:lineRule="auto"/>
-      </w:pPr>
-      <w:r>
-        <w:rPr>
-          <w:rFonts w:ascii="Times New Roman" w:hAnsi="Times New Roman" w:eastAsia="Malgun Gothic"/>
-          <w:b/>
-          <w:i w:val="0"/>
-          <w:sz w:val="22"/>
-        </w:rPr>
-        <w:t xml:space="preserve">Томская: </w:t>
-      </w:r>
-      <w:r>
-        <w:rPr>
-          <w:rFonts w:ascii="Times New Roman" w:hAnsi="Times New Roman" w:eastAsia="Malgun Gothic"/>
-          <w:b w:val="0"/>
-          <w:i w:val="0"/>
-          <w:sz w:val="22"/>
-        </w:rPr>
-        <w:t>Алексей Николаевич, есть риск, о котором вам стоит знать.</w:t>
-      </w:r>
-    </w:p>
-    <w:p>
-      <w:pPr>
-        <w:spacing w:before="0" w:after="110" w:line="300" w:lineRule="auto"/>
-      </w:pPr>
-      <w:r>
-        <w:rPr>
-          <w:rFonts w:ascii="Times New Roman" w:hAnsi="Times New Roman" w:eastAsia="Malgun Gothic"/>
-          <w:b/>
-          <w:i w:val="0"/>
-          <w:sz w:val="22"/>
-        </w:rPr>
-        <w:t xml:space="preserve">Лёша: </w:t>
-      </w:r>
-      <w:r>
-        <w:rPr>
-          <w:rFonts w:ascii="Times New Roman" w:hAnsi="Times New Roman" w:eastAsia="Malgun Gothic"/>
-          <w:b w:val="0"/>
-          <w:i w:val="0"/>
-          <w:sz w:val="22"/>
-        </w:rPr>
-        <w:t>Слушаю.</w:t>
-      </w:r>
-    </w:p>
-    <w:p>
-      <w:pPr>
-        <w:spacing w:before="0" w:after="110" w:line="300" w:lineRule="auto"/>
-      </w:pPr>
-      <w:r>
-        <w:rPr>
-          <w:rFonts w:ascii="Times New Roman" w:hAnsi="Times New Roman" w:eastAsia="Malgun Gothic"/>
-          <w:b/>
-          <w:i w:val="0"/>
-          <w:sz w:val="22"/>
-        </w:rPr>
-        <w:t xml:space="preserve">Томская: </w:t>
-      </w:r>
-      <w:r>
-        <w:rPr>
-          <w:rFonts w:ascii="Times New Roman" w:hAnsi="Times New Roman" w:eastAsia="Malgun Gothic"/>
-          <w:b w:val="0"/>
-          <w:i w:val="0"/>
-          <w:sz w:val="22"/>
-        </w:rPr>
-        <w:t>Инфляция в следующем квартале может оказаться хуже ожидаемой — временный эффект от перестройки экспортных потоков.</w:t>
-      </w:r>
-    </w:p>
-    <w:p>
-      <w:pPr>
-        <w:spacing w:before="0" w:after="110" w:line="300" w:lineRule="auto"/>
-      </w:pPr>
-      <w:r>
-        <w:rPr>
-          <w:rFonts w:ascii="Times New Roman" w:hAnsi="Times New Roman" w:eastAsia="Malgun Gothic"/>
-          <w:b/>
-          <w:i w:val="0"/>
-          <w:sz w:val="22"/>
-        </w:rPr>
-        <w:t xml:space="preserve">Лёша: </w:t>
-      </w:r>
-      <w:r>
-        <w:rPr>
-          <w:rFonts w:ascii="Times New Roman" w:hAnsi="Times New Roman" w:eastAsia="Malgun Gothic"/>
-          <w:b w:val="0"/>
-          <w:i w:val="0"/>
-          <w:sz w:val="22"/>
-        </w:rPr>
-        <w:t>Насколько хуже?</w:t>
-      </w:r>
-    </w:p>
-    <w:p>
-      <w:pPr>
-        <w:spacing w:before="0" w:after="110" w:line="300" w:lineRule="auto"/>
-      </w:pPr>
-      <w:r>
-        <w:rPr>
-          <w:rFonts w:ascii="Times New Roman" w:hAnsi="Times New Roman" w:eastAsia="Malgun Gothic"/>
-          <w:b/>
-          <w:i w:val="0"/>
-          <w:sz w:val="22"/>
-        </w:rPr>
-        <w:t xml:space="preserve">Томская: </w:t>
-      </w:r>
-      <w:r>
-        <w:rPr>
-          <w:rFonts w:ascii="Times New Roman" w:hAnsi="Times New Roman" w:eastAsia="Malgun Gothic"/>
-          <w:b w:val="0"/>
-          <w:i w:val="0"/>
-          <w:sz w:val="22"/>
-        </w:rPr>
-        <w:t>Возможно, ещё два-три процентных пункта. И данные выйдут прямо перед голосованием.</w:t>
-      </w:r>
-    </w:p>
-    <w:p>
-      <w:pPr>
-        <w:spacing w:before="0" w:after="110" w:line="300" w:lineRule="auto"/>
-      </w:pPr>
-      <w:r>
-        <w:rPr>
-          <w:rFonts w:ascii="Times New Roman" w:hAnsi="Times New Roman" w:eastAsia="Malgun Gothic"/>
-          <w:b/>
-          <w:i w:val="0"/>
-          <w:sz w:val="22"/>
-        </w:rPr>
-        <w:t xml:space="preserve">Ирина: </w:t>
-      </w:r>
-      <w:r>
-        <w:rPr>
-          <w:rFonts w:ascii="Times New Roman" w:hAnsi="Times New Roman" w:eastAsia="Malgun Gothic"/>
-          <w:b w:val="0"/>
-          <w:i w:val="0"/>
-          <w:sz w:val="22"/>
-        </w:rPr>
-        <w:t>Плохой тайминг.</w:t>
-      </w:r>
-    </w:p>
-    <w:p>
-      <w:pPr>
-        <w:spacing w:before="0" w:after="110" w:line="300" w:lineRule="auto"/>
-      </w:pPr>
-      <w:r>
-        <w:rPr>
-          <w:rFonts w:ascii="Times New Roman" w:hAnsi="Times New Roman" w:eastAsia="Malgun Gothic"/>
-          <w:b/>
-          <w:i w:val="0"/>
-          <w:sz w:val="22"/>
-        </w:rPr>
-        <w:t xml:space="preserve">Томская: </w:t>
-      </w:r>
-      <w:r>
-        <w:rPr>
-          <w:rFonts w:ascii="Times New Roman" w:hAnsi="Times New Roman" w:eastAsia="Malgun Gothic"/>
-          <w:b w:val="0"/>
-          <w:i w:val="0"/>
-          <w:sz w:val="22"/>
-        </w:rPr>
-        <w:t>Худший из возможных.</w:t>
-      </w:r>
-    </w:p>
-    <w:p>
-      <w:pPr>
-        <w:spacing w:before="0" w:after="110" w:line="300" w:lineRule="auto"/>
-      </w:pPr>
-      <w:r>
-        <w:rPr>
-          <w:rFonts w:ascii="Times New Roman" w:hAnsi="Times New Roman" w:eastAsia="Malgun Gothic"/>
-          <w:b/>
-          <w:i w:val="0"/>
-          <w:sz w:val="22"/>
-        </w:rPr>
-        <w:t xml:space="preserve">Гребенщиков: </w:t>
-      </w:r>
-      <w:r>
-        <w:rPr>
-          <w:rFonts w:ascii="Times New Roman" w:hAnsi="Times New Roman" w:eastAsia="Malgun Gothic"/>
-          <w:b w:val="0"/>
-          <w:i w:val="0"/>
-          <w:sz w:val="22"/>
-        </w:rPr>
-        <w:t>Можно, конечно, промолчать. Формально мы ничего не обязаны объявлять до выхода данных.</w:t>
-      </w:r>
-    </w:p>
-    <w:p>
-      <w:pPr>
-        <w:spacing w:before="0" w:after="110" w:line="300" w:lineRule="auto"/>
-      </w:pPr>
-      <w:r>
-        <w:rPr>
-          <w:rFonts w:ascii="Times New Roman" w:hAnsi="Times New Roman" w:eastAsia="Malgun Gothic"/>
-          <w:b/>
-          <w:i w:val="0"/>
-          <w:sz w:val="22"/>
-        </w:rPr>
-        <w:t xml:space="preserve">Ирина: </w:t>
-      </w:r>
-      <w:r>
-        <w:rPr>
-          <w:rFonts w:ascii="Times New Roman" w:hAnsi="Times New Roman" w:eastAsia="Malgun Gothic"/>
-          <w:b w:val="0"/>
-          <w:i w:val="0"/>
-          <w:sz w:val="22"/>
-        </w:rPr>
-        <w:t>Формально — да. А по существу, Анатолий Викторович?</w:t>
-      </w:r>
-    </w:p>
-    <w:p>
-      <w:pPr>
-        <w:spacing w:before="0" w:after="110" w:line="300" w:lineRule="auto"/>
-      </w:pPr>
-      <w:r>
-        <w:rPr>
-          <w:rFonts w:ascii="Times New Roman" w:hAnsi="Times New Roman" w:eastAsia="Malgun Gothic"/>
-          <w:b/>
-          <w:i w:val="0"/>
-          <w:sz w:val="22"/>
-        </w:rPr>
-        <w:t xml:space="preserve">Гребенщиков: </w:t>
-      </w:r>
-      <w:r>
-        <w:rPr>
-          <w:rFonts w:ascii="Times New Roman" w:hAnsi="Times New Roman" w:eastAsia="Malgun Gothic"/>
-          <w:b w:val="0"/>
-          <w:i w:val="0"/>
-          <w:sz w:val="22"/>
-        </w:rPr>
-        <w:t>По существу, Ирина Олеговна, два-три пункта инфляции прямо перед голосованием — это минус несколько процентов рейтинга. «По существу» в политике стоит дорого.</w:t>
-      </w:r>
-    </w:p>
-    <w:p>
-      <w:pPr>
-        <w:spacing w:before="0" w:after="110" w:line="300" w:lineRule="auto"/>
-      </w:pPr>
-      <w:r>
-        <w:rPr>
-          <w:rFonts w:ascii="Times New Roman" w:hAnsi="Times New Roman" w:eastAsia="Malgun Gothic"/>
-          <w:b/>
-          <w:i w:val="0"/>
-          <w:sz w:val="22"/>
-        </w:rPr>
-        <w:t xml:space="preserve">Лёша: </w:t>
-      </w:r>
-      <w:r>
-        <w:rPr>
-          <w:rFonts w:ascii="Times New Roman" w:hAnsi="Times New Roman" w:eastAsia="Malgun Gothic"/>
-          <w:b w:val="0"/>
-          <w:i w:val="0"/>
-          <w:sz w:val="22"/>
-        </w:rPr>
-        <w:t>Нет. Объявим сами, заранее. Не будем ждать, пока Ковальчук найдёт эти цифры и подаст их как разоблачение.</w:t>
-      </w:r>
-    </w:p>
-    <w:p>
-      <w:pPr>
-        <w:spacing w:before="0" w:after="110" w:line="300" w:lineRule="auto"/>
-      </w:pPr>
-      <w:r>
-        <w:rPr>
-          <w:rFonts w:ascii="Times New Roman" w:hAnsi="Times New Roman" w:eastAsia="Malgun Gothic"/>
-          <w:b/>
-          <w:i w:val="0"/>
-          <w:sz w:val="22"/>
-        </w:rPr>
-        <w:t xml:space="preserve">Гребенщиков: </w:t>
-      </w:r>
-      <w:r>
-        <w:rPr>
-          <w:rFonts w:ascii="Times New Roman" w:hAnsi="Times New Roman" w:eastAsia="Malgun Gothic"/>
-          <w:b w:val="0"/>
-          <w:i w:val="0"/>
-          <w:sz w:val="22"/>
-        </w:rPr>
-        <w:t>Он всё равно подаст это как разоблачение. Скажет: признался, потому что припёрли к стенке.</w:t>
-      </w:r>
-    </w:p>
-    <w:p>
-      <w:pPr>
-        <w:spacing w:before="0" w:after="110" w:line="300" w:lineRule="auto"/>
-      </w:pPr>
-      <w:r>
-        <w:rPr>
-          <w:rFonts w:ascii="Times New Roman" w:hAnsi="Times New Roman" w:eastAsia="Malgun Gothic"/>
-          <w:b/>
-          <w:i w:val="0"/>
-          <w:sz w:val="22"/>
-        </w:rPr>
-        <w:t xml:space="preserve">Лёша: </w:t>
-      </w:r>
-      <w:r>
-        <w:rPr>
-          <w:rFonts w:ascii="Times New Roman" w:hAnsi="Times New Roman" w:eastAsia="Malgun Gothic"/>
-          <w:b w:val="0"/>
-          <w:i w:val="0"/>
-          <w:sz w:val="22"/>
-        </w:rPr>
-        <w:t>Пусть скажет. Люди умеют отличать того, кого припёрли, от того, кто пришёл сам. Не все, но многие.</w:t>
-      </w:r>
-    </w:p>
-    <w:p>
-      <w:pPr>
-        <w:spacing w:before="0" w:after="110" w:line="300" w:lineRule="auto"/>
-      </w:pPr>
-      <w:r>
-        <w:rPr>
-          <w:rFonts w:ascii="Times New Roman" w:hAnsi="Times New Roman" w:eastAsia="Malgun Gothic"/>
-          <w:b/>
-          <w:i w:val="0"/>
-          <w:sz w:val="22"/>
-        </w:rPr>
-        <w:t xml:space="preserve">Томская: </w:t>
-      </w:r>
-      <w:r>
-        <w:rPr>
-          <w:rFonts w:ascii="Times New Roman" w:hAnsi="Times New Roman" w:eastAsia="Malgun Gothic"/>
-          <w:b w:val="0"/>
-          <w:i w:val="0"/>
-          <w:sz w:val="22"/>
-        </w:rPr>
-        <w:t>Я подготовлю объяснение простыми словами. Без «экспортных потоков».</w:t>
-      </w:r>
-    </w:p>
-    <w:p>
-      <w:pPr>
-        <w:spacing w:before="0" w:after="110" w:line="300" w:lineRule="auto"/>
-      </w:pPr>
-      <w:r>
-        <w:rPr>
-          <w:rFonts w:ascii="Times New Roman" w:hAnsi="Times New Roman" w:eastAsia="Malgun Gothic"/>
-          <w:b/>
-          <w:i w:val="0"/>
-          <w:sz w:val="22"/>
-        </w:rPr>
-        <w:t xml:space="preserve">Лёша: </w:t>
-      </w:r>
-      <w:r>
-        <w:rPr>
-          <w:rFonts w:ascii="Times New Roman" w:hAnsi="Times New Roman" w:eastAsia="Malgun Gothic"/>
-          <w:b w:val="0"/>
-          <w:i w:val="0"/>
-          <w:sz w:val="22"/>
-        </w:rPr>
-        <w:t>Именно без них. Пенсионерке в Ольховке экспортные потоки ни к чему. Ей нужно знать, почему подорожает хлеб и надолго ли.</w:t>
-      </w:r>
-    </w:p>
-    <w:p>
-      <w:pPr>
-        <w:keepNext/>
-        <w:spacing w:before="320" w:after="140"/>
-      </w:pPr>
-      <w:r>
-        <w:rPr>
-          <w:rFonts w:ascii="Times New Roman" w:hAnsi="Times New Roman" w:eastAsia="Malgun Gothic"/>
-          <w:b/>
-          <w:i w:val="0"/>
-          <w:color w:val="1F3864"/>
-          <w:sz w:val="26"/>
-        </w:rPr>
-        <w:t>장면 10 — 선제적 공개</w:t>
-      </w:r>
-    </w:p>
-    <w:p>
-      <w:pPr>
-        <w:spacing w:before="0" w:after="110" w:line="300" w:lineRule="auto"/>
-      </w:pPr>
-      <w:r>
-        <w:rPr>
-          <w:rFonts w:ascii="Times New Roman" w:hAnsi="Times New Roman" w:eastAsia="Malgun Gothic"/>
-          <w:b/>
-          <w:i w:val="0"/>
-          <w:sz w:val="22"/>
-        </w:rPr>
-        <w:t xml:space="preserve">Лёша: </w:t>
-      </w:r>
       <w:r>
         <w:rPr>
           <w:rFonts w:ascii="Times New Roman" w:hAnsi="Times New Roman" w:eastAsia="Malgun Gothic"/>
@@ -2689,16 +1614,7 @@
           <w:color w:val="555555"/>
           <w:sz w:val="22"/>
         </w:rPr>
-        <w:t>(на брифинге)</w:t>
-      </w:r>
-      <w:r>
-        <w:rPr>
-          <w:rFonts w:ascii="Times New Roman" w:hAnsi="Times New Roman" w:eastAsia="Malgun Gothic"/>
-          <w:b w:val="0"/>
-          <w:i w:val="0"/>
-          <w:sz w:val="22"/>
-        </w:rPr>
-        <w:t xml:space="preserve"> Хочу быть с вами откровенным заранее. В следующем квартале ожидается временный рост инфляции на два-три процентных пункта — последствие перестройки экспортных потоков после ухода от теневых схем.</w:t>
+        <w:t>(Звонит телефон. Галина вытирает руки о фартук.)</w:t>
       </w:r>
     </w:p>
     <w:p>
@@ -2712,7 +1628,7 @@
           <w:i w:val="0"/>
           <w:sz w:val="22"/>
         </w:rPr>
-        <w:t xml:space="preserve">Журналист: </w:t>
+        <w:t xml:space="preserve">Галина: </w:t>
       </w:r>
       <w:r>
         <w:rPr>
@@ -2721,7 +1637,7 @@
           <w:i w:val="0"/>
           <w:sz w:val="22"/>
         </w:rPr>
-        <w:t>Не боитесь, что это ударит по вашему рейтингу?</w:t>
+        <w:t>Алло? Катенька! Сколько лет, сколько зим!</w:t>
       </w:r>
     </w:p>
     <w:p>
@@ -2735,30 +1651,7 @@
           <w:i w:val="0"/>
           <w:sz w:val="22"/>
         </w:rPr>
-        <w:t xml:space="preserve">Лёша: </w:t>
-      </w:r>
-      <w:r>
-        <w:rPr>
-          <w:rFonts w:ascii="Times New Roman" w:hAnsi="Times New Roman" w:eastAsia="Malgun Gothic"/>
-          <w:b w:val="0"/>
-          <w:i w:val="0"/>
-          <w:sz w:val="22"/>
-        </w:rPr>
-        <w:t>Боюсь. Но ещё больше боюсь потерять доверие людей, если они узнают об этом от кого-то другого, а не от меня.</w:t>
-      </w:r>
-    </w:p>
-    <w:p>
-      <w:pPr>
-        <w:spacing w:before="0" w:after="110" w:line="300" w:lineRule="auto"/>
-      </w:pPr>
-      <w:r>
-        <w:rPr>
-          <w:rFonts w:ascii="Times New Roman" w:hAnsi="Times New Roman" w:eastAsia="Malgun Gothic"/>
-          <w:b/>
-          <w:i w:val="0"/>
-          <w:sz w:val="22"/>
-        </w:rPr>
-        <w:t xml:space="preserve">Ковальчук: </w:t>
+        <w:t xml:space="preserve">Катя: </w:t>
       </w:r>
       <w:r>
         <w:rPr>
@@ -2768,7 +1661,7 @@
           <w:color w:val="555555"/>
           <w:sz w:val="22"/>
         </w:rPr>
-        <w:t>(комментируя)</w:t>
+        <w:t>(по телефону)</w:t>
       </w:r>
       <w:r>
         <w:rPr>
@@ -2777,7 +1670,7 @@
           <w:i w:val="0"/>
           <w:sz w:val="22"/>
         </w:rPr>
-        <w:t xml:space="preserve"> Удобное признание в разгар кампании. Слишком поздно, слишком мало.</w:t>
+        <w:t xml:space="preserve"> Галина Петровна, здравствуйте. Не отвлекаю?</w:t>
       </w:r>
     </w:p>
     <w:p>
@@ -2791,7 +1684,7 @@
           <w:i w:val="0"/>
           <w:sz w:val="22"/>
         </w:rPr>
-        <w:t xml:space="preserve">Лёша: </w:t>
+        <w:t xml:space="preserve">Галина: </w:t>
       </w:r>
       <w:r>
         <w:rPr>
@@ -2800,23 +1693,30 @@
           <w:i w:val="0"/>
           <w:sz w:val="22"/>
         </w:rPr>
-        <w:t>Лучше поздно и честно, чем никогда и в тишине, Артём Игоревич.</w:t>
+        <w:t>Да варенье варю, ничего, не убежит. Что-то случилось? С Алексеем всё хорошо?</w:t>
       </w:r>
     </w:p>
     <w:p>
       <w:pPr>
-        <w:keepNext/>
-        <w:spacing w:before="320" w:after="140"/>
+        <w:spacing w:before="0" w:after="110" w:line="300" w:lineRule="auto"/>
       </w:pPr>
       <w:r>
         <w:rPr>
           <w:rFonts w:ascii="Times New Roman" w:hAnsi="Times New Roman" w:eastAsia="Malgun Gothic"/>
           <w:b/>
           <w:i w:val="0"/>
-          <w:color w:val="1F3864"/>
-          <w:sz w:val="26"/>
-        </w:rPr>
-        <w:t>장면 11 — 청 사무실, 반응 점검</w:t>
+          <w:sz w:val="22"/>
+        </w:rPr>
+        <w:t xml:space="preserve">Катя: </w:t>
+      </w:r>
+      <w:r>
+        <w:rPr>
+          <w:rFonts w:ascii="Times New Roman" w:hAnsi="Times New Roman" w:eastAsia="Malgun Gothic"/>
+          <w:b w:val="0"/>
+          <w:i w:val="0"/>
+          <w:sz w:val="22"/>
+        </w:rPr>
+        <w:t>Всё хорошо. У меня к вам просьба, большая. Выступить на предвыборной встрече — рассказать, как у вас на заводе стало после реформ. Просто своими словами.</w:t>
       </w:r>
     </w:p>
     <w:p>
@@ -2830,99 +1730,7 @@
           <w:i w:val="0"/>
           <w:sz w:val="22"/>
         </w:rPr>
-        <w:t xml:space="preserve">Кирилл: </w:t>
-      </w:r>
-      <w:r>
-        <w:rPr>
-          <w:rFonts w:ascii="Times New Roman" w:hAnsi="Times New Roman" w:eastAsia="Malgun Gothic"/>
-          <w:b w:val="0"/>
-          <w:i w:val="0"/>
-          <w:sz w:val="22"/>
-        </w:rPr>
-        <w:t>Реакция на признание неоднозначная, но, кажется, честность оценили больше, чем мы ожидали.</w:t>
-      </w:r>
-    </w:p>
-    <w:p>
-      <w:pPr>
-        <w:spacing w:before="0" w:after="110" w:line="300" w:lineRule="auto"/>
-      </w:pPr>
-      <w:r>
-        <w:rPr>
-          <w:rFonts w:ascii="Times New Roman" w:hAnsi="Times New Roman" w:eastAsia="Malgun Gothic"/>
-          <w:b/>
-          <w:i w:val="0"/>
-          <w:sz w:val="22"/>
-        </w:rPr>
-        <w:t xml:space="preserve">Настя: </w:t>
-      </w:r>
-      <w:r>
-        <w:rPr>
-          <w:rFonts w:ascii="Times New Roman" w:hAnsi="Times New Roman" w:eastAsia="Malgun Gothic"/>
-          <w:b w:val="0"/>
-          <w:i w:val="0"/>
-          <w:sz w:val="22"/>
-        </w:rPr>
-        <w:t>Фокус-группы показывают: люди устали от политиков, которые не признают проблем. Честность о плохих новостях парадоксально укрепляет доверие.</w:t>
-      </w:r>
-    </w:p>
-    <w:p>
-      <w:pPr>
-        <w:spacing w:before="0" w:after="110" w:line="300" w:lineRule="auto"/>
-      </w:pPr>
-      <w:r>
-        <w:rPr>
-          <w:rFonts w:ascii="Times New Roman" w:hAnsi="Times New Roman" w:eastAsia="Malgun Gothic"/>
-          <w:b/>
-          <w:i w:val="0"/>
-          <w:sz w:val="22"/>
-        </w:rPr>
-        <w:t xml:space="preserve">Изольда: </w:t>
-      </w:r>
-      <w:r>
-        <w:rPr>
-          <w:rFonts w:ascii="Times New Roman" w:hAnsi="Times New Roman" w:eastAsia="Malgun Gothic"/>
-          <w:b w:val="0"/>
-          <w:i w:val="0"/>
-          <w:sz w:val="22"/>
-        </w:rPr>
-        <w:t>Тридцать лет в профессии подтверждают то же самое. Клиенты прощают плохие цифры. Не прощают, когда узнают, что их скрывали.</w:t>
-      </w:r>
-    </w:p>
-    <w:p>
-      <w:pPr>
-        <w:spacing w:before="0" w:after="110" w:line="300" w:lineRule="auto"/>
-      </w:pPr>
-      <w:r>
-        <w:rPr>
-          <w:rFonts w:ascii="Times New Roman" w:hAnsi="Times New Roman" w:eastAsia="Malgun Gothic"/>
-          <w:b/>
-          <w:i w:val="0"/>
-          <w:sz w:val="22"/>
-        </w:rPr>
-        <w:t xml:space="preserve">Вениамин: </w:t>
-      </w:r>
-      <w:r>
-        <w:rPr>
-          <w:rFonts w:ascii="Times New Roman" w:hAnsi="Times New Roman" w:eastAsia="Malgun Gothic"/>
-          <w:b w:val="0"/>
-          <w:i w:val="0"/>
-          <w:sz w:val="22"/>
-        </w:rPr>
-        <w:t>Универсальный принцип, кажется. Работает и в бизнесе, и в политике.</w:t>
-      </w:r>
-    </w:p>
-    <w:p>
-      <w:pPr>
-        <w:spacing w:before="0" w:after="110" w:line="300" w:lineRule="auto"/>
-      </w:pPr>
-      <w:r>
-        <w:rPr>
-          <w:rFonts w:ascii="Times New Roman" w:hAnsi="Times New Roman" w:eastAsia="Malgun Gothic"/>
-          <w:b/>
-          <w:i w:val="0"/>
-          <w:sz w:val="22"/>
-        </w:rPr>
-        <w:t xml:space="preserve">Ирина: </w:t>
+        <w:t xml:space="preserve">Галина: </w:t>
       </w:r>
       <w:r>
         <w:rPr>
@@ -2932,7 +1740,7 @@
           <w:color w:val="555555"/>
           <w:sz w:val="22"/>
         </w:rPr>
-        <w:t>(по телефону, на громкой связи)</w:t>
+        <w:t>(прикрыв трубку)</w:t>
       </w:r>
       <w:r>
         <w:rPr>
@@ -2941,7 +1749,7 @@
           <w:i w:val="0"/>
           <w:sz w:val="22"/>
         </w:rPr>
-        <w:t xml:space="preserve"> И в жизни вообще, подозреваю.</w:t>
+        <w:t xml:space="preserve"> Сеня, нас выступать зовут. Рассказывать.</w:t>
       </w:r>
     </w:p>
     <w:p>
@@ -2955,7 +1763,7 @@
           <w:i w:val="0"/>
           <w:sz w:val="22"/>
         </w:rPr>
-        <w:t xml:space="preserve">Изольда: </w:t>
+        <w:t xml:space="preserve">Семён: </w:t>
       </w:r>
       <w:r>
         <w:rPr>
@@ -2964,7 +1772,7 @@
           <w:i w:val="0"/>
           <w:sz w:val="22"/>
         </w:rPr>
-        <w:t>Ирина, милая, вы подслушиваете совещание аудиторов?</w:t>
+        <w:t>Меня? Да я двух слов не свяжу.</w:t>
       </w:r>
     </w:p>
     <w:p>
@@ -2978,7 +1786,7 @@
           <w:i w:val="0"/>
           <w:sz w:val="22"/>
         </w:rPr>
-        <w:t xml:space="preserve">Ирина: </w:t>
+        <w:t xml:space="preserve">Галина: </w:t>
       </w:r>
       <w:r>
         <w:rPr>
@@ -2987,221 +1795,7 @@
           <w:i w:val="0"/>
           <w:sz w:val="22"/>
         </w:rPr>
-        <w:t>Только ту часть, где аудиторы говорят приятное.</w:t>
-      </w:r>
-    </w:p>
-    <w:p>
-      <w:pPr>
-        <w:keepNext/>
-        <w:spacing w:before="320" w:after="140"/>
-      </w:pPr>
-      <w:r>
-        <w:rPr>
-          <w:rFonts w:ascii="Times New Roman" w:hAnsi="Times New Roman" w:eastAsia="Malgun Gothic"/>
-          <w:b/>
-          <w:i w:val="0"/>
-          <w:color w:val="1F3864"/>
-          <w:sz w:val="26"/>
-        </w:rPr>
-        <w:t>장면 12 — 마무리, 다음 화로</w:t>
-      </w:r>
-    </w:p>
-    <w:p>
-      <w:pPr>
-        <w:spacing w:before="0" w:after="110" w:line="300" w:lineRule="auto"/>
-      </w:pPr>
-      <w:r>
-        <w:rPr>
-          <w:rFonts w:ascii="Times New Roman" w:hAnsi="Times New Roman" w:eastAsia="Malgun Gothic"/>
-          <w:b/>
-          <w:i w:val="0"/>
-          <w:sz w:val="22"/>
-        </w:rPr>
-        <w:t xml:space="preserve">Катя: </w:t>
-      </w:r>
-      <w:r>
-        <w:rPr>
-          <w:rFonts w:ascii="Times New Roman" w:hAnsi="Times New Roman" w:eastAsia="Malgun Gothic"/>
-          <w:b w:val="0"/>
-          <w:i w:val="0"/>
-          <w:sz w:val="22"/>
-        </w:rPr>
-        <w:t>Алексей Николаевич, следующий эфирный раунд — через две недели. А финальные дебаты на федеральном канале — ближе к голосованию.</w:t>
-      </w:r>
-    </w:p>
-    <w:p>
-      <w:pPr>
-        <w:spacing w:before="0" w:after="110" w:line="300" w:lineRule="auto"/>
-      </w:pPr>
-      <w:r>
-        <w:rPr>
-          <w:rFonts w:ascii="Times New Roman" w:hAnsi="Times New Roman" w:eastAsia="Malgun Gothic"/>
-          <w:b/>
-          <w:i w:val="0"/>
-          <w:sz w:val="22"/>
-        </w:rPr>
-        <w:t xml:space="preserve">Лёша: </w:t>
-      </w:r>
-      <w:r>
-        <w:rPr>
-          <w:rFonts w:ascii="Times New Roman" w:hAnsi="Times New Roman" w:eastAsia="Malgun Gothic"/>
-          <w:b w:val="0"/>
-          <w:i w:val="0"/>
-          <w:sz w:val="22"/>
-        </w:rPr>
-        <w:t>Готовы?</w:t>
-      </w:r>
-    </w:p>
-    <w:p>
-      <w:pPr>
-        <w:spacing w:before="0" w:after="110" w:line="300" w:lineRule="auto"/>
-      </w:pPr>
-      <w:r>
-        <w:rPr>
-          <w:rFonts w:ascii="Times New Roman" w:hAnsi="Times New Roman" w:eastAsia="Malgun Gothic"/>
-          <w:b/>
-          <w:i w:val="0"/>
-          <w:sz w:val="22"/>
-        </w:rPr>
-        <w:t xml:space="preserve">Ирина: </w:t>
-      </w:r>
-      <w:r>
-        <w:rPr>
-          <w:rFonts w:ascii="Times New Roman" w:hAnsi="Times New Roman" w:eastAsia="Malgun Gothic"/>
-          <w:b w:val="0"/>
-          <w:i w:val="0"/>
-          <w:sz w:val="22"/>
-        </w:rPr>
-        <w:t>Готовимся. Хотя к подобному никогда не бываешь готов полностью.</w:t>
-      </w:r>
-    </w:p>
-    <w:p>
-      <w:pPr>
-        <w:spacing w:before="0" w:after="110" w:line="300" w:lineRule="auto"/>
-      </w:pPr>
-      <w:r>
-        <w:rPr>
-          <w:rFonts w:ascii="Times New Roman" w:hAnsi="Times New Roman" w:eastAsia="Malgun Gothic"/>
-          <w:b/>
-          <w:i w:val="0"/>
-          <w:sz w:val="22"/>
-        </w:rPr>
-        <w:t xml:space="preserve">Лёша: </w:t>
-      </w:r>
-      <w:r>
-        <w:rPr>
-          <w:rFonts w:ascii="Times New Roman" w:hAnsi="Times New Roman" w:eastAsia="Malgun Gothic"/>
-          <w:b w:val="0"/>
-          <w:i w:val="0"/>
-          <w:sz w:val="22"/>
-        </w:rPr>
-        <w:t>Быков говорил похожее перед каждым важным делом.</w:t>
-      </w:r>
-    </w:p>
-    <w:p>
-      <w:pPr>
-        <w:spacing w:before="0" w:after="110" w:line="300" w:lineRule="auto"/>
-      </w:pPr>
-      <w:r>
-        <w:rPr>
-          <w:rFonts w:ascii="Times New Roman" w:hAnsi="Times New Roman" w:eastAsia="Malgun Gothic"/>
-          <w:b/>
-          <w:i w:val="0"/>
-          <w:sz w:val="22"/>
-        </w:rPr>
-        <w:t xml:space="preserve">Ирина: </w:t>
-      </w:r>
-      <w:r>
-        <w:rPr>
-          <w:rFonts w:ascii="Times New Roman" w:hAnsi="Times New Roman" w:eastAsia="Malgun Gothic"/>
-          <w:b w:val="0"/>
-          <w:i w:val="0"/>
-          <w:sz w:val="22"/>
-        </w:rPr>
-        <w:t>Значит, я в хорошей компании.</w:t>
-      </w:r>
-    </w:p>
-    <w:p>
-      <w:pPr>
-        <w:spacing w:before="0" w:after="110" w:line="300" w:lineRule="auto"/>
-      </w:pPr>
-      <w:r>
-        <w:rPr>
-          <w:rFonts w:ascii="Times New Roman" w:hAnsi="Times New Roman" w:eastAsia="Malgun Gothic"/>
-          <w:b/>
-          <w:i w:val="0"/>
-          <w:sz w:val="22"/>
-        </w:rPr>
-        <w:t xml:space="preserve">Катя: </w:t>
-      </w:r>
-      <w:r>
-        <w:rPr>
-          <w:rFonts w:ascii="Times New Roman" w:hAnsi="Times New Roman" w:eastAsia="Malgun Gothic"/>
-          <w:b w:val="0"/>
-          <w:i w:val="0"/>
-          <w:sz w:val="22"/>
-        </w:rPr>
-        <w:t>Тогда запишите в хорошую компанию и завтрашнюю планёрку. В восемь утра.</w:t>
-      </w:r>
-    </w:p>
-    <w:p>
-      <w:pPr>
-        <w:spacing w:before="0" w:after="110" w:line="300" w:lineRule="auto"/>
-      </w:pPr>
-      <w:r>
-        <w:rPr>
-          <w:rFonts w:ascii="Times New Roman" w:hAnsi="Times New Roman" w:eastAsia="Malgun Gothic"/>
-          <w:b/>
-          <w:i w:val="0"/>
-          <w:sz w:val="22"/>
-        </w:rPr>
-        <w:t xml:space="preserve">Ирина: </w:t>
-      </w:r>
-      <w:r>
-        <w:rPr>
-          <w:rFonts w:ascii="Times New Roman" w:hAnsi="Times New Roman" w:eastAsia="Malgun Gothic"/>
-          <w:b w:val="0"/>
-          <w:i w:val="0"/>
-          <w:sz w:val="22"/>
-        </w:rPr>
-        <w:t>«И вечный бой! Покой нам только снится». Это, кажется, про нашу кампанию, Екатерина Ивановна.</w:t>
-      </w:r>
-    </w:p>
-    <w:p>
-      <w:pPr>
-        <w:spacing w:before="0" w:after="110" w:line="300" w:lineRule="auto"/>
-      </w:pPr>
-      <w:r>
-        <w:rPr>
-          <w:rFonts w:ascii="Times New Roman" w:hAnsi="Times New Roman" w:eastAsia="Malgun Gothic"/>
-          <w:b/>
-          <w:i w:val="0"/>
-          <w:sz w:val="22"/>
-        </w:rPr>
-        <w:t xml:space="preserve">Катя: </w:t>
-      </w:r>
-      <w:r>
-        <w:rPr>
-          <w:rFonts w:ascii="Times New Roman" w:hAnsi="Times New Roman" w:eastAsia="Malgun Gothic"/>
-          <w:b w:val="0"/>
-          <w:i w:val="0"/>
-          <w:sz w:val="22"/>
-        </w:rPr>
-        <w:t>Блок, если не ошибаюсь? Передайте ему, что планёрку это не отменяет.</w:t>
-      </w:r>
-    </w:p>
-    <w:p>
-      <w:pPr>
-        <w:spacing w:before="0" w:after="110" w:line="300" w:lineRule="auto"/>
-      </w:pPr>
-      <w:r>
-        <w:rPr>
-          <w:rFonts w:ascii="Times New Roman" w:hAnsi="Times New Roman" w:eastAsia="Malgun Gothic"/>
-          <w:b/>
-          <w:i w:val="0"/>
-          <w:sz w:val="22"/>
-        </w:rPr>
-        <w:t xml:space="preserve">Лёша: </w:t>
+        <w:t xml:space="preserve">Тридцать лет связывал, а тут не свяжешь. </w:t>
       </w:r>
       <w:r>
         <w:rPr>
@@ -3211,7 +1805,7 @@
           <w:color w:val="555555"/>
           <w:sz w:val="22"/>
         </w:rPr>
-        <w:t>(глядя на календарь кампании)</w:t>
+        <w:t>(в трубку)</w:t>
       </w:r>
       <w:r>
         <w:rPr>
@@ -3220,11 +1814,368 @@
           <w:i w:val="0"/>
           <w:sz w:val="22"/>
         </w:rPr>
-        <w:t xml:space="preserve"> Тогда продолжаем. Шаг за шагом, как всегда.</w:t>
+        <w:t xml:space="preserve"> Катенька, мы согласны.</w:t>
       </w:r>
     </w:p>
     <w:p>
       <w:pPr>
+        <w:spacing w:before="0" w:after="110" w:line="300" w:lineRule="auto"/>
+      </w:pPr>
+      <w:r>
+        <w:rPr>
+          <w:rFonts w:ascii="Times New Roman" w:hAnsi="Times New Roman" w:eastAsia="Malgun Gothic"/>
+          <w:b/>
+          <w:i w:val="0"/>
+          <w:sz w:val="22"/>
+        </w:rPr>
+        <w:t xml:space="preserve">Семён: </w:t>
+      </w:r>
+      <w:r>
+        <w:rPr>
+          <w:rFonts w:ascii="Times New Roman" w:hAnsi="Times New Roman" w:eastAsia="Malgun Gothic"/>
+          <w:b w:val="0"/>
+          <w:i w:val="0"/>
+          <w:sz w:val="22"/>
+        </w:rPr>
+        <w:t>Кто это «мы»? Меня кто-нибудь спросил?</w:t>
+      </w:r>
+    </w:p>
+    <w:p>
+      <w:pPr>
+        <w:spacing w:before="0" w:after="110" w:line="300" w:lineRule="auto"/>
+      </w:pPr>
+      <w:r>
+        <w:rPr>
+          <w:rFonts w:ascii="Times New Roman" w:hAnsi="Times New Roman" w:eastAsia="Malgun Gothic"/>
+          <w:b/>
+          <w:i w:val="0"/>
+          <w:sz w:val="22"/>
+        </w:rPr>
+        <w:t xml:space="preserve">Галина: </w:t>
+      </w:r>
+      <w:r>
+        <w:rPr>
+          <w:rFonts w:ascii="Times New Roman" w:hAnsi="Times New Roman" w:eastAsia="Malgun Gothic"/>
+          <w:b w:val="0"/>
+          <w:i w:val="0"/>
+          <w:sz w:val="22"/>
+        </w:rPr>
+        <w:t>Я спросила. Ты не возражал.</w:t>
+      </w:r>
+    </w:p>
+    <w:p>
+      <w:pPr>
+        <w:spacing w:before="0" w:after="110" w:line="300" w:lineRule="auto"/>
+      </w:pPr>
+      <w:r>
+        <w:rPr>
+          <w:rFonts w:ascii="Times New Roman" w:hAnsi="Times New Roman" w:eastAsia="Malgun Gothic"/>
+          <w:b/>
+          <w:i w:val="0"/>
+          <w:sz w:val="22"/>
+        </w:rPr>
+        <w:t xml:space="preserve">Семён: </w:t>
+      </w:r>
+      <w:r>
+        <w:rPr>
+          <w:rFonts w:ascii="Times New Roman" w:hAnsi="Times New Roman" w:eastAsia="Malgun Gothic"/>
+          <w:b w:val="0"/>
+          <w:i w:val="0"/>
+          <w:sz w:val="22"/>
+        </w:rPr>
+        <w:t>Я ещё рот не открыл!</w:t>
+      </w:r>
+    </w:p>
+    <w:p>
+      <w:pPr>
+        <w:spacing w:before="0" w:after="110" w:line="300" w:lineRule="auto"/>
+      </w:pPr>
+      <w:r>
+        <w:rPr>
+          <w:rFonts w:ascii="Times New Roman" w:hAnsi="Times New Roman" w:eastAsia="Malgun Gothic"/>
+          <w:b/>
+          <w:i w:val="0"/>
+          <w:sz w:val="22"/>
+        </w:rPr>
+        <w:t xml:space="preserve">Галина: </w:t>
+      </w:r>
+      <w:r>
+        <w:rPr>
+          <w:rFonts w:ascii="Times New Roman" w:hAnsi="Times New Roman" w:eastAsia="Malgun Gothic"/>
+          <w:b w:val="0"/>
+          <w:i w:val="0"/>
+          <w:sz w:val="22"/>
+        </w:rPr>
+        <w:t xml:space="preserve">Вот и не возражал. </w:t>
+      </w:r>
+      <w:r>
+        <w:rPr>
+          <w:rFonts w:ascii="Times New Roman" w:hAnsi="Times New Roman" w:eastAsia="Malgun Gothic"/>
+          <w:b w:val="0"/>
+          <w:i/>
+          <w:color w:val="555555"/>
+          <w:sz w:val="22"/>
+        </w:rPr>
+        <w:t>(в трубку)</w:t>
+      </w:r>
+      <w:r>
+        <w:rPr>
+          <w:rFonts w:ascii="Times New Roman" w:hAnsi="Times New Roman" w:eastAsia="Malgun Gothic"/>
+          <w:b w:val="0"/>
+          <w:i w:val="0"/>
+          <w:sz w:val="22"/>
+        </w:rPr>
+        <w:t xml:space="preserve"> Только скажи, что ему надеть. Рубашку в клетку или белую?</w:t>
+      </w:r>
+    </w:p>
+    <w:p>
+      <w:pPr>
+        <w:spacing w:before="0" w:after="110" w:line="300" w:lineRule="auto"/>
+      </w:pPr>
+      <w:r>
+        <w:rPr>
+          <w:rFonts w:ascii="Times New Roman" w:hAnsi="Times New Roman" w:eastAsia="Malgun Gothic"/>
+          <w:b/>
+          <w:i w:val="0"/>
+          <w:sz w:val="22"/>
+        </w:rPr>
+        <w:t xml:space="preserve">Катя: </w:t>
+      </w:r>
+      <w:r>
+        <w:rPr>
+          <w:rFonts w:ascii="Times New Roman" w:hAnsi="Times New Roman" w:eastAsia="Malgun Gothic"/>
+          <w:b w:val="0"/>
+          <w:i w:val="0"/>
+          <w:sz w:val="22"/>
+        </w:rPr>
+        <w:t>Ту, в которой ему удобно, Галина Петровна. Никаких костюмов.</w:t>
+      </w:r>
+    </w:p>
+    <w:p>
+      <w:pPr>
+        <w:spacing w:before="0" w:after="110" w:line="300" w:lineRule="auto"/>
+      </w:pPr>
+      <w:r>
+        <w:rPr>
+          <w:rFonts w:ascii="Times New Roman" w:hAnsi="Times New Roman" w:eastAsia="Malgun Gothic"/>
+          <w:b/>
+          <w:i w:val="0"/>
+          <w:sz w:val="22"/>
+        </w:rPr>
+        <w:t xml:space="preserve">Галина: </w:t>
+      </w:r>
+      <w:r>
+        <w:rPr>
+          <w:rFonts w:ascii="Times New Roman" w:hAnsi="Times New Roman" w:eastAsia="Malgun Gothic"/>
+          <w:b w:val="0"/>
+          <w:i w:val="0"/>
+          <w:sz w:val="22"/>
+        </w:rPr>
+        <w:t>Слышал? Никаких костюмов. И слава богу, пиджак на тебе уже не сходится.</w:t>
+      </w:r>
+    </w:p>
+    <w:p>
+      <w:pPr>
+        <w:spacing w:before="0" w:after="110" w:line="300" w:lineRule="auto"/>
+      </w:pPr>
+      <w:r>
+        <w:rPr>
+          <w:rFonts w:ascii="Times New Roman" w:hAnsi="Times New Roman" w:eastAsia="Malgun Gothic"/>
+          <w:b/>
+          <w:i w:val="0"/>
+          <w:sz w:val="22"/>
+        </w:rPr>
+        <w:t xml:space="preserve">Семён: </w:t>
+      </w:r>
+      <w:r>
+        <w:rPr>
+          <w:rFonts w:ascii="Times New Roman" w:hAnsi="Times New Roman" w:eastAsia="Malgun Gothic"/>
+          <w:b w:val="0"/>
+          <w:i/>
+          <w:color w:val="555555"/>
+          <w:sz w:val="22"/>
+        </w:rPr>
+        <w:t>(ворчит)</w:t>
+      </w:r>
+      <w:r>
+        <w:rPr>
+          <w:rFonts w:ascii="Times New Roman" w:hAnsi="Times New Roman" w:eastAsia="Malgun Gothic"/>
+          <w:b w:val="0"/>
+          <w:i w:val="0"/>
+          <w:sz w:val="22"/>
+        </w:rPr>
+        <w:t xml:space="preserve"> Сходится. Если не застёгивать.</w:t>
+      </w:r>
+    </w:p>
+    <w:p>
+      <w:pPr>
+        <w:spacing w:before="0" w:after="110" w:line="300" w:lineRule="auto"/>
+      </w:pPr>
+      <w:r>
+        <w:rPr>
+          <w:rFonts w:ascii="Times New Roman" w:hAnsi="Times New Roman" w:eastAsia="Malgun Gothic"/>
+          <w:b/>
+          <w:i w:val="0"/>
+          <w:sz w:val="22"/>
+        </w:rPr>
+        <w:t xml:space="preserve">Катя: </w:t>
+      </w:r>
+      <w:r>
+        <w:rPr>
+          <w:rFonts w:ascii="Times New Roman" w:hAnsi="Times New Roman" w:eastAsia="Malgun Gothic"/>
+          <w:b w:val="0"/>
+          <w:i/>
+          <w:color w:val="555555"/>
+          <w:sz w:val="22"/>
+        </w:rPr>
+        <w:t>(смеётся)</w:t>
+      </w:r>
+      <w:r>
+        <w:rPr>
+          <w:rFonts w:ascii="Times New Roman" w:hAnsi="Times New Roman" w:eastAsia="Malgun Gothic"/>
+          <w:b w:val="0"/>
+          <w:i w:val="0"/>
+          <w:sz w:val="22"/>
+        </w:rPr>
+        <w:t xml:space="preserve"> Спасибо вам. Я всё пришлю подробно.</w:t>
+      </w:r>
+    </w:p>
+    <w:p>
+      <w:pPr>
+        <w:spacing w:before="0" w:after="110" w:line="300" w:lineRule="auto"/>
+      </w:pPr>
+      <w:r>
+        <w:rPr>
+          <w:rFonts w:ascii="Times New Roman" w:hAnsi="Times New Roman" w:eastAsia="Malgun Gothic"/>
+          <w:b/>
+          <w:i w:val="0"/>
+          <w:sz w:val="22"/>
+        </w:rPr>
+        <w:t xml:space="preserve">Галина: </w:t>
+      </w:r>
+      <w:r>
+        <w:rPr>
+          <w:rFonts w:ascii="Times New Roman" w:hAnsi="Times New Roman" w:eastAsia="Malgun Gothic"/>
+          <w:b w:val="0"/>
+          <w:i w:val="0"/>
+          <w:sz w:val="22"/>
+        </w:rPr>
+        <w:t>Присылай. И приезжай к нам как-нибудь по-человечески, не по делу. Варенья на всех хватит.</w:t>
+      </w:r>
+    </w:p>
+    <w:p>
+      <w:pPr>
+        <w:spacing w:before="0" w:after="110" w:line="300" w:lineRule="auto"/>
+      </w:pPr>
+      <w:r>
+        <w:rPr>
+          <w:rFonts w:ascii="Times New Roman" w:hAnsi="Times New Roman" w:eastAsia="Malgun Gothic"/>
+          <w:b/>
+          <w:i w:val="0"/>
+          <w:sz w:val="22"/>
+        </w:rPr>
+        <w:t xml:space="preserve">Катя: </w:t>
+      </w:r>
+      <w:r>
+        <w:rPr>
+          <w:rFonts w:ascii="Times New Roman" w:hAnsi="Times New Roman" w:eastAsia="Malgun Gothic"/>
+          <w:b w:val="0"/>
+          <w:i w:val="0"/>
+          <w:sz w:val="22"/>
+        </w:rPr>
+        <w:t>Обязательно. Как только — так сразу.</w:t>
+      </w:r>
+    </w:p>
+    <w:p>
+      <w:pPr>
+        <w:spacing w:before="0" w:after="110" w:line="300" w:lineRule="auto"/>
+      </w:pPr>
+      <w:r>
+        <w:rPr>
+          <w:rFonts w:ascii="Times New Roman" w:hAnsi="Times New Roman" w:eastAsia="Malgun Gothic"/>
+          <w:b/>
+          <w:i w:val="0"/>
+          <w:sz w:val="22"/>
+        </w:rPr>
+        <w:t xml:space="preserve">Галина: </w:t>
+      </w:r>
+      <w:r>
+        <w:rPr>
+          <w:rFonts w:ascii="Times New Roman" w:hAnsi="Times New Roman" w:eastAsia="Malgun Gothic"/>
+          <w:b w:val="0"/>
+          <w:i w:val="0"/>
+          <w:sz w:val="22"/>
+        </w:rPr>
+        <w:t xml:space="preserve">Знаю я твоё «как только». Ну, давай, не хворай. </w:t>
+      </w:r>
+      <w:r>
+        <w:rPr>
+          <w:rFonts w:ascii="Times New Roman" w:hAnsi="Times New Roman" w:eastAsia="Malgun Gothic"/>
+          <w:b w:val="0"/>
+          <w:i/>
+          <w:color w:val="555555"/>
+          <w:sz w:val="22"/>
+        </w:rPr>
+        <w:t>(кладёт трубку, оборачивается к плите)</w:t>
+      </w:r>
+      <w:r>
+        <w:rPr>
+          <w:rFonts w:ascii="Times New Roman" w:hAnsi="Times New Roman" w:eastAsia="Malgun Gothic"/>
+          <w:b w:val="0"/>
+          <w:i w:val="0"/>
+          <w:sz w:val="22"/>
+        </w:rPr>
+        <w:t xml:space="preserve"> Ой! Варенье!</w:t>
+      </w:r>
+    </w:p>
+    <w:p>
+      <w:pPr>
+        <w:spacing w:before="0" w:after="110" w:line="300" w:lineRule="auto"/>
+      </w:pPr>
+      <w:r>
+        <w:rPr>
+          <w:rFonts w:ascii="Times New Roman" w:hAnsi="Times New Roman" w:eastAsia="Malgun Gothic"/>
+          <w:b/>
+          <w:i w:val="0"/>
+          <w:sz w:val="22"/>
+        </w:rPr>
+        <w:t xml:space="preserve">Семён: </w:t>
+      </w:r>
+      <w:r>
+        <w:rPr>
+          <w:rFonts w:ascii="Times New Roman" w:hAnsi="Times New Roman" w:eastAsia="Malgun Gothic"/>
+          <w:b w:val="0"/>
+          <w:i w:val="0"/>
+          <w:sz w:val="22"/>
+        </w:rPr>
+        <w:t>Убежало?</w:t>
+      </w:r>
+    </w:p>
+    <w:p>
+      <w:pPr>
+        <w:spacing w:before="0" w:after="110" w:line="300" w:lineRule="auto"/>
+      </w:pPr>
+      <w:r>
+        <w:rPr>
+          <w:rFonts w:ascii="Times New Roman" w:hAnsi="Times New Roman" w:eastAsia="Malgun Gothic"/>
+          <w:b/>
+          <w:i w:val="0"/>
+          <w:sz w:val="22"/>
+        </w:rPr>
+        <w:t xml:space="preserve">Галина: </w:t>
+      </w:r>
+      <w:r>
+        <w:rPr>
+          <w:rFonts w:ascii="Times New Roman" w:hAnsi="Times New Roman" w:eastAsia="Malgun Gothic"/>
+          <w:b w:val="0"/>
+          <w:i w:val="0"/>
+          <w:sz w:val="22"/>
+        </w:rPr>
+        <w:t>Почти. Всё из-за тебя с твоими крышками.</w:t>
+      </w:r>
+    </w:p>
+    <w:p>
+      <w:pPr>
         <w:keepNext/>
         <w:spacing w:before="320" w:after="140"/>
       </w:pPr>
@@ -3236,12 +2187,12 @@
           <w:color w:val="1F3864"/>
           <w:sz w:val="26"/>
         </w:rPr>
-        <w:t>핵심 문학 인용</w:t>
+        <w:t>장면 5 — 이졸다와 베니아민, 실무진 배경 작업</w:t>
       </w:r>
     </w:p>
     <w:p>
       <w:pPr>
-        <w:spacing w:before="0" w:after="120"/>
+        <w:spacing w:before="0" w:after="110" w:line="300" w:lineRule="auto"/>
       </w:pPr>
       <w:r>
         <w:rPr>
@@ -3250,7 +2201,7 @@
           <w:i w:val="0"/>
           <w:sz w:val="22"/>
         </w:rPr>
-        <w:t>Русская пословица: «Утро вечера мудренее»</w:t>
+        <w:t xml:space="preserve">Изольда: </w:t>
       </w:r>
       <w:r>
         <w:rPr>
@@ -3259,11 +2210,2194 @@
           <w:i w:val="0"/>
           <w:sz w:val="22"/>
         </w:rPr>
-        <w:t xml:space="preserve"> — 한국어 해설: 밤에 고민하기보다 자고 나서 생각하는 편이 낫다는 속담. 새벽까지 청 사무실에 남은 나스탸가 키릴에게 반쯤 농담으로 건네고, 키릴이 "포기냐, 내일 답을 찾겠다는 거냐"고 묻자 "둘 다"라고 답한다. 곡물 엘리베이터 감사를 하던 시절보다 무거워진 일 속에서도 두 사람이 이 길을 후회하지 않는다는 것을 보여 준다 (장면 8).</w:t>
+        <w:t>Вениамин Олегович, нужна детальная разбивка по секторам — где люди действительно пострадали, а где рабочие места просто перераспределились.</w:t>
       </w:r>
     </w:p>
     <w:p>
       <w:pPr>
+        <w:spacing w:before="0" w:after="110" w:line="300" w:lineRule="auto"/>
+      </w:pPr>
+      <w:r>
+        <w:rPr>
+          <w:rFonts w:ascii="Times New Roman" w:hAnsi="Times New Roman" w:eastAsia="Malgun Gothic"/>
+          <w:b/>
+          <w:i w:val="0"/>
+          <w:sz w:val="22"/>
+        </w:rPr>
+        <w:t xml:space="preserve">Вениамин: </w:t>
+      </w:r>
+      <w:r>
+        <w:rPr>
+          <w:rFonts w:ascii="Times New Roman" w:hAnsi="Times New Roman" w:eastAsia="Malgun Gothic"/>
+          <w:b w:val="0"/>
+          <w:i w:val="0"/>
+          <w:sz w:val="22"/>
+        </w:rPr>
+        <w:t>Уже готовлю. Любопытная деталь: восемьдесят процентов «потерянных» рабочих мест, на которые ссылается Ковальчук, на самом деле переместились в легальный сектор той же отрасли, только под другими юрлицами.</w:t>
+      </w:r>
+    </w:p>
+    <w:p>
+      <w:pPr>
+        <w:spacing w:before="0" w:after="110" w:line="300" w:lineRule="auto"/>
+      </w:pPr>
+      <w:r>
+        <w:rPr>
+          <w:rFonts w:ascii="Times New Roman" w:hAnsi="Times New Roman" w:eastAsia="Malgun Gothic"/>
+          <w:b/>
+          <w:i w:val="0"/>
+          <w:sz w:val="22"/>
+        </w:rPr>
+        <w:t xml:space="preserve">Изольда: </w:t>
+      </w:r>
+      <w:r>
+        <w:rPr>
+          <w:rFonts w:ascii="Times New Roman" w:hAnsi="Times New Roman" w:eastAsia="Malgun Gothic"/>
+          <w:b w:val="0"/>
+          <w:i w:val="0"/>
+          <w:sz w:val="22"/>
+        </w:rPr>
+        <w:t>То есть люди не потеряли работу. Они получили ту же работу — но легально, с настоящими социальными гарантиями.</w:t>
+      </w:r>
+    </w:p>
+    <w:p>
+      <w:pPr>
+        <w:spacing w:before="0" w:after="110" w:line="300" w:lineRule="auto"/>
+      </w:pPr>
+      <w:r>
+        <w:rPr>
+          <w:rFonts w:ascii="Times New Roman" w:hAnsi="Times New Roman" w:eastAsia="Malgun Gothic"/>
+          <w:b/>
+          <w:i w:val="0"/>
+          <w:sz w:val="22"/>
+        </w:rPr>
+        <w:t xml:space="preserve">Вениамин: </w:t>
+      </w:r>
+      <w:r>
+        <w:rPr>
+          <w:rFonts w:ascii="Times New Roman" w:hAnsi="Times New Roman" w:eastAsia="Malgun Gothic"/>
+          <w:b w:val="0"/>
+          <w:i w:val="0"/>
+          <w:sz w:val="22"/>
+        </w:rPr>
+        <w:t>Именно так. Просто это сложнее уместить в лозунг, чем «реформы уничтожают рабочие места».</w:t>
+      </w:r>
+    </w:p>
+    <w:p>
+      <w:pPr>
+        <w:spacing w:before="0" w:after="110" w:line="300" w:lineRule="auto"/>
+      </w:pPr>
+      <w:r>
+        <w:rPr>
+          <w:rFonts w:ascii="Times New Roman" w:hAnsi="Times New Roman" w:eastAsia="Malgun Gothic"/>
+          <w:b/>
+          <w:i w:val="0"/>
+          <w:sz w:val="22"/>
+        </w:rPr>
+        <w:t xml:space="preserve">Изольда: </w:t>
+      </w:r>
+      <w:r>
+        <w:rPr>
+          <w:rFonts w:ascii="Times New Roman" w:hAnsi="Times New Roman" w:eastAsia="Malgun Gothic"/>
+          <w:b w:val="0"/>
+          <w:i w:val="0"/>
+          <w:sz w:val="22"/>
+        </w:rPr>
+        <w:t>Правда всегда сложнее лозунга, Вениамин Олегович. В этом вся беда демократии.</w:t>
+      </w:r>
+    </w:p>
+    <w:p>
+      <w:pPr>
+        <w:spacing w:before="0" w:after="110" w:line="300" w:lineRule="auto"/>
+      </w:pPr>
+      <w:r>
+        <w:rPr>
+          <w:rFonts w:ascii="Times New Roman" w:hAnsi="Times New Roman" w:eastAsia="Malgun Gothic"/>
+          <w:b/>
+          <w:i w:val="0"/>
+          <w:sz w:val="22"/>
+        </w:rPr>
+        <w:t xml:space="preserve">Вениамин: </w:t>
+      </w:r>
+      <w:r>
+        <w:rPr>
+          <w:rFonts w:ascii="Times New Roman" w:hAnsi="Times New Roman" w:eastAsia="Malgun Gothic"/>
+          <w:b w:val="0"/>
+          <w:i w:val="0"/>
+          <w:sz w:val="22"/>
+        </w:rPr>
+        <w:t>И вся её прелесть, Изольда Тимофеевна.</w:t>
+      </w:r>
+    </w:p>
+    <w:p>
+      <w:pPr>
+        <w:spacing w:before="0" w:after="110" w:line="300" w:lineRule="auto"/>
+      </w:pPr>
+      <w:r>
+        <w:rPr>
+          <w:rFonts w:ascii="Times New Roman" w:hAnsi="Times New Roman" w:eastAsia="Malgun Gothic"/>
+          <w:b/>
+          <w:i w:val="0"/>
+          <w:sz w:val="22"/>
+        </w:rPr>
+        <w:t xml:space="preserve">Изольда: </w:t>
+      </w:r>
+      <w:r>
+        <w:rPr>
+          <w:rFonts w:ascii="Times New Roman" w:hAnsi="Times New Roman" w:eastAsia="Malgun Gothic"/>
+          <w:b w:val="0"/>
+          <w:i/>
+          <w:color w:val="555555"/>
+          <w:sz w:val="22"/>
+        </w:rPr>
+        <w:t>(усмехаясь)</w:t>
+      </w:r>
+      <w:r>
+        <w:rPr>
+          <w:rFonts w:ascii="Times New Roman" w:hAnsi="Times New Roman" w:eastAsia="Malgun Gothic"/>
+          <w:b w:val="0"/>
+          <w:i w:val="0"/>
+          <w:sz w:val="22"/>
+        </w:rPr>
+        <w:t xml:space="preserve"> Тридцать лет в профессии, а спорить с вами до сих пор приятно.</w:t>
+      </w:r>
+    </w:p>
+    <w:p>
+      <w:pPr>
+        <w:keepNext/>
+        <w:spacing w:before="320" w:after="140"/>
+      </w:pPr>
+      <w:r>
+        <w:rPr>
+          <w:rFonts w:ascii="Times New Roman" w:hAnsi="Times New Roman" w:eastAsia="Malgun Gothic"/>
+          <w:b/>
+          <w:i w:val="0"/>
+          <w:color w:val="1F3864"/>
+          <w:sz w:val="26"/>
+        </w:rPr>
+        <w:t>장면 6 — 세묜과 갈리나, 공개 증언</w:t>
+      </w:r>
+    </w:p>
+    <w:p>
+      <w:pPr>
+        <w:spacing w:before="0" w:after="110" w:line="300" w:lineRule="auto"/>
+      </w:pPr>
+      <w:r>
+        <w:rPr>
+          <w:rFonts w:ascii="Times New Roman" w:hAnsi="Times New Roman" w:eastAsia="Malgun Gothic"/>
+          <w:b/>
+          <w:i w:val="0"/>
+          <w:sz w:val="22"/>
+        </w:rPr>
+        <w:t xml:space="preserve">Семён: </w:t>
+      </w:r>
+      <w:r>
+        <w:rPr>
+          <w:rFonts w:ascii="Times New Roman" w:hAnsi="Times New Roman" w:eastAsia="Malgun Gothic"/>
+          <w:b w:val="0"/>
+          <w:i/>
+          <w:color w:val="555555"/>
+          <w:sz w:val="22"/>
+        </w:rPr>
+        <w:t>(на предвыборной встрече)</w:t>
+      </w:r>
+      <w:r>
+        <w:rPr>
+          <w:rFonts w:ascii="Times New Roman" w:hAnsi="Times New Roman" w:eastAsia="Malgun Gothic"/>
+          <w:b w:val="0"/>
+          <w:i w:val="0"/>
+          <w:sz w:val="22"/>
+        </w:rPr>
+        <w:t xml:space="preserve"> Меня зовут Семён Дубин. Тридцать лет на «Сибзаводе». При старой системе меня запугивали за то, что я сказал правду про вентиляцию. Теперь вентиляция заменена, зарплата белая, условия человеческие.</w:t>
+      </w:r>
+    </w:p>
+    <w:p>
+      <w:pPr>
+        <w:spacing w:before="0" w:after="110" w:line="300" w:lineRule="auto"/>
+      </w:pPr>
+      <w:r>
+        <w:rPr>
+          <w:rFonts w:ascii="Times New Roman" w:hAnsi="Times New Roman" w:eastAsia="Malgun Gothic"/>
+          <w:b/>
+          <w:i w:val="0"/>
+          <w:sz w:val="22"/>
+        </w:rPr>
+        <w:t xml:space="preserve">Галина: </w:t>
+      </w:r>
+      <w:r>
+        <w:rPr>
+          <w:rFonts w:ascii="Times New Roman" w:hAnsi="Times New Roman" w:eastAsia="Malgun Gothic"/>
+          <w:b w:val="0"/>
+          <w:i w:val="0"/>
+          <w:sz w:val="22"/>
+        </w:rPr>
+        <w:t>А я скажу проще. Мы теперь спим спокойно. Ни одного звонка с угрозами за полтора года.</w:t>
+      </w:r>
+    </w:p>
+    <w:p>
+      <w:pPr>
+        <w:spacing w:before="0" w:after="110" w:line="300" w:lineRule="auto"/>
+      </w:pPr>
+      <w:r>
+        <w:rPr>
+          <w:rFonts w:ascii="Times New Roman" w:hAnsi="Times New Roman" w:eastAsia="Malgun Gothic"/>
+          <w:b/>
+          <w:i w:val="0"/>
+          <w:sz w:val="22"/>
+        </w:rPr>
+        <w:t xml:space="preserve">Журналист: </w:t>
+      </w:r>
+      <w:r>
+        <w:rPr>
+          <w:rFonts w:ascii="Times New Roman" w:hAnsi="Times New Roman" w:eastAsia="Malgun Gothic"/>
+          <w:b w:val="0"/>
+          <w:i w:val="0"/>
+          <w:sz w:val="22"/>
+        </w:rPr>
+        <w:t>Семён Иванович, а вы не боитесь, что вас назовут агитатором президента?</w:t>
+      </w:r>
+    </w:p>
+    <w:p>
+      <w:pPr>
+        <w:spacing w:before="0" w:after="110" w:line="300" w:lineRule="auto"/>
+      </w:pPr>
+      <w:r>
+        <w:rPr>
+          <w:rFonts w:ascii="Times New Roman" w:hAnsi="Times New Roman" w:eastAsia="Malgun Gothic"/>
+          <w:b/>
+          <w:i w:val="0"/>
+          <w:sz w:val="22"/>
+        </w:rPr>
+        <w:t xml:space="preserve">Семён: </w:t>
+      </w:r>
+      <w:r>
+        <w:rPr>
+          <w:rFonts w:ascii="Times New Roman" w:hAnsi="Times New Roman" w:eastAsia="Malgun Gothic"/>
+          <w:b w:val="0"/>
+          <w:i w:val="0"/>
+          <w:sz w:val="22"/>
+        </w:rPr>
+        <w:t>Пусть называют. Я агитирую за вентиляцию, молодой человек. Она у нас теперь работает.</w:t>
+      </w:r>
+    </w:p>
+    <w:p>
+      <w:pPr>
+        <w:spacing w:before="0" w:after="110" w:line="300" w:lineRule="auto"/>
+      </w:pPr>
+      <w:r>
+        <w:rPr>
+          <w:rFonts w:ascii="Times New Roman" w:hAnsi="Times New Roman" w:eastAsia="Malgun Gothic"/>
+          <w:b/>
+          <w:i w:val="0"/>
+          <w:sz w:val="22"/>
+        </w:rPr>
+        <w:t xml:space="preserve">Журналист: </w:t>
+      </w:r>
+      <w:r>
+        <w:rPr>
+          <w:rFonts w:ascii="Times New Roman" w:hAnsi="Times New Roman" w:eastAsia="Malgun Gothic"/>
+          <w:b w:val="0"/>
+          <w:i w:val="0"/>
+          <w:sz w:val="22"/>
+        </w:rPr>
+        <w:t>А зарплата? Говорят, «белая» зарплата меньше, чем раньше была в конверте.</w:t>
+      </w:r>
+    </w:p>
+    <w:p>
+      <w:pPr>
+        <w:spacing w:before="0" w:after="110" w:line="300" w:lineRule="auto"/>
+      </w:pPr>
+      <w:r>
+        <w:rPr>
+          <w:rFonts w:ascii="Times New Roman" w:hAnsi="Times New Roman" w:eastAsia="Malgun Gothic"/>
+          <w:b/>
+          <w:i w:val="0"/>
+          <w:sz w:val="22"/>
+        </w:rPr>
+        <w:t xml:space="preserve">Семён: </w:t>
+      </w:r>
+      <w:r>
+        <w:rPr>
+          <w:rFonts w:ascii="Times New Roman" w:hAnsi="Times New Roman" w:eastAsia="Malgun Gothic"/>
+          <w:b w:val="0"/>
+          <w:i w:val="0"/>
+          <w:sz w:val="22"/>
+        </w:rPr>
+        <w:t>На руки — меньше. Зато теперь стаж идёт и пенсия будет. Раньше в конверте лежала и зарплата, и вся моя старость — только я об этом не знал.</w:t>
+      </w:r>
+    </w:p>
+    <w:p>
+      <w:pPr>
+        <w:spacing w:before="0" w:after="110" w:line="300" w:lineRule="auto"/>
+      </w:pPr>
+      <w:r>
+        <w:rPr>
+          <w:rFonts w:ascii="Times New Roman" w:hAnsi="Times New Roman" w:eastAsia="Malgun Gothic"/>
+          <w:b/>
+          <w:i w:val="0"/>
+          <w:sz w:val="22"/>
+        </w:rPr>
+        <w:t xml:space="preserve">Галина: </w:t>
+      </w:r>
+      <w:r>
+        <w:rPr>
+          <w:rFonts w:ascii="Times New Roman" w:hAnsi="Times New Roman" w:eastAsia="Malgun Gothic"/>
+          <w:b w:val="0"/>
+          <w:i w:val="0"/>
+          <w:sz w:val="22"/>
+        </w:rPr>
+        <w:t>А ещё больничный. Заболел человек — ему платят. Раньше за больничный просто выставляли за ворота.</w:t>
+      </w:r>
+    </w:p>
+    <w:p>
+      <w:pPr>
+        <w:spacing w:before="0" w:after="110" w:line="300" w:lineRule="auto"/>
+      </w:pPr>
+      <w:r>
+        <w:rPr>
+          <w:rFonts w:ascii="Times New Roman" w:hAnsi="Times New Roman" w:eastAsia="Malgun Gothic"/>
+          <w:b/>
+          <w:i w:val="0"/>
+          <w:sz w:val="22"/>
+        </w:rPr>
+        <w:t xml:space="preserve">Журналист: </w:t>
+      </w:r>
+      <w:r>
+        <w:rPr>
+          <w:rFonts w:ascii="Times New Roman" w:hAnsi="Times New Roman" w:eastAsia="Malgun Gothic"/>
+          <w:b w:val="0"/>
+          <w:i w:val="0"/>
+          <w:sz w:val="22"/>
+        </w:rPr>
+        <w:t>Вы говорите так гладко, будто вас кто-то готовил.</w:t>
+      </w:r>
+    </w:p>
+    <w:p>
+      <w:pPr>
+        <w:spacing w:before="0" w:after="110" w:line="300" w:lineRule="auto"/>
+      </w:pPr>
+      <w:r>
+        <w:rPr>
+          <w:rFonts w:ascii="Times New Roman" w:hAnsi="Times New Roman" w:eastAsia="Malgun Gothic"/>
+          <w:b/>
+          <w:i w:val="0"/>
+          <w:sz w:val="22"/>
+        </w:rPr>
+        <w:t xml:space="preserve">Галина: </w:t>
+      </w:r>
+      <w:r>
+        <w:rPr>
+          <w:rFonts w:ascii="Times New Roman" w:hAnsi="Times New Roman" w:eastAsia="Malgun Gothic"/>
+          <w:b w:val="0"/>
+          <w:i w:val="0"/>
+          <w:sz w:val="22"/>
+        </w:rPr>
+        <w:t>Молодой человек, меня за всю жизнь никто не смог подготовить. Даже муж.</w:t>
+      </w:r>
+    </w:p>
+    <w:p>
+      <w:pPr>
+        <w:spacing w:before="0" w:after="110" w:line="300" w:lineRule="auto"/>
+      </w:pPr>
+      <w:r>
+        <w:rPr>
+          <w:rFonts w:ascii="Times New Roman" w:hAnsi="Times New Roman" w:eastAsia="Malgun Gothic"/>
+          <w:b/>
+          <w:i w:val="0"/>
+          <w:sz w:val="22"/>
+        </w:rPr>
+        <w:t xml:space="preserve">Семён: </w:t>
+      </w:r>
+      <w:r>
+        <w:rPr>
+          <w:rFonts w:ascii="Times New Roman" w:hAnsi="Times New Roman" w:eastAsia="Malgun Gothic"/>
+          <w:b w:val="0"/>
+          <w:i/>
+          <w:color w:val="555555"/>
+          <w:sz w:val="22"/>
+        </w:rPr>
+        <w:t>(кивая на жену)</w:t>
+      </w:r>
+      <w:r>
+        <w:rPr>
+          <w:rFonts w:ascii="Times New Roman" w:hAnsi="Times New Roman" w:eastAsia="Malgun Gothic"/>
+          <w:b w:val="0"/>
+          <w:i w:val="0"/>
+          <w:sz w:val="22"/>
+        </w:rPr>
+        <w:t xml:space="preserve"> Правда. Даже я.</w:t>
+      </w:r>
+    </w:p>
+    <w:p>
+      <w:pPr>
+        <w:spacing w:before="0" w:after="110" w:line="300" w:lineRule="auto"/>
+      </w:pPr>
+      <w:r>
+        <w:rPr>
+          <w:rFonts w:ascii="Times New Roman" w:hAnsi="Times New Roman" w:eastAsia="Malgun Gothic"/>
+          <w:b/>
+          <w:i w:val="0"/>
+          <w:sz w:val="22"/>
+        </w:rPr>
+        <w:t xml:space="preserve">Ковальчук: </w:t>
+      </w:r>
+      <w:r>
+        <w:rPr>
+          <w:rFonts w:ascii="Times New Roman" w:hAnsi="Times New Roman" w:eastAsia="Malgun Gothic"/>
+          <w:b w:val="0"/>
+          <w:i/>
+          <w:color w:val="555555"/>
+          <w:sz w:val="22"/>
+        </w:rPr>
+        <w:t>(комментируя позже)</w:t>
+      </w:r>
+      <w:r>
+        <w:rPr>
+          <w:rFonts w:ascii="Times New Roman" w:hAnsi="Times New Roman" w:eastAsia="Malgun Gothic"/>
+          <w:b w:val="0"/>
+          <w:i w:val="0"/>
+          <w:sz w:val="22"/>
+        </w:rPr>
+        <w:t xml:space="preserve"> Трогательные истории. Но они не отменяют статистику по стране в целом.</w:t>
+      </w:r>
+    </w:p>
+    <w:p>
+      <w:pPr>
+        <w:spacing w:before="0" w:after="110" w:line="300" w:lineRule="auto"/>
+      </w:pPr>
+      <w:r>
+        <w:rPr>
+          <w:rFonts w:ascii="Times New Roman" w:hAnsi="Times New Roman" w:eastAsia="Malgun Gothic"/>
+          <w:b/>
+          <w:i w:val="0"/>
+          <w:sz w:val="22"/>
+        </w:rPr>
+        <w:t xml:space="preserve">Лёша: </w:t>
+      </w:r>
+      <w:r>
+        <w:rPr>
+          <w:rFonts w:ascii="Times New Roman" w:hAnsi="Times New Roman" w:eastAsia="Malgun Gothic"/>
+          <w:b w:val="0"/>
+          <w:i w:val="0"/>
+          <w:sz w:val="22"/>
+        </w:rPr>
+        <w:t>Статистика и состоит из таких историй, Артём Игоревич, умноженных на миллионы. Она их не отменяет — она ими и является.</w:t>
+      </w:r>
+    </w:p>
+    <w:p>
+      <w:pPr>
+        <w:keepNext/>
+        <w:spacing w:before="320" w:after="140"/>
+      </w:pPr>
+      <w:r>
+        <w:rPr>
+          <w:rFonts w:ascii="Times New Roman" w:hAnsi="Times New Roman" w:eastAsia="Malgun Gothic"/>
+          <w:b/>
+          <w:i w:val="0"/>
+          <w:color w:val="1F3864"/>
+          <w:sz w:val="26"/>
+        </w:rPr>
+        <w:t>장면 7 — 코발추크와의 두 번째 토론</w:t>
+      </w:r>
+    </w:p>
+    <w:p>
+      <w:pPr>
+        <w:spacing w:before="0" w:after="110" w:line="300" w:lineRule="auto"/>
+      </w:pPr>
+      <w:r>
+        <w:rPr>
+          <w:rFonts w:ascii="Times New Roman" w:hAnsi="Times New Roman" w:eastAsia="Malgun Gothic"/>
+          <w:b/>
+          <w:i w:val="0"/>
+          <w:sz w:val="22"/>
+        </w:rPr>
+        <w:t xml:space="preserve">Ковальчук: </w:t>
+      </w:r>
+      <w:r>
+        <w:rPr>
+          <w:rFonts w:ascii="Times New Roman" w:hAnsi="Times New Roman" w:eastAsia="Malgun Gothic"/>
+          <w:b w:val="0"/>
+          <w:i w:val="0"/>
+          <w:sz w:val="22"/>
+        </w:rPr>
+        <w:t>Президент Орлов любит рассказывать истории успеха. А я расскажу другую — о моём избирателе из Кузбасса, который потерял работу на угольном разрезе из-за закона о прозрачности и до сих пор не нашёл новую.</w:t>
+      </w:r>
+    </w:p>
+    <w:p>
+      <w:pPr>
+        <w:spacing w:before="0" w:after="110" w:line="300" w:lineRule="auto"/>
+      </w:pPr>
+      <w:r>
+        <w:rPr>
+          <w:rFonts w:ascii="Times New Roman" w:hAnsi="Times New Roman" w:eastAsia="Malgun Gothic"/>
+          <w:b/>
+          <w:i w:val="0"/>
+          <w:sz w:val="22"/>
+        </w:rPr>
+        <w:t xml:space="preserve">Лёша: </w:t>
+      </w:r>
+      <w:r>
+        <w:rPr>
+          <w:rFonts w:ascii="Times New Roman" w:hAnsi="Times New Roman" w:eastAsia="Malgun Gothic"/>
+          <w:b w:val="0"/>
+          <w:i w:val="0"/>
+          <w:sz w:val="22"/>
+        </w:rPr>
+        <w:t>Мне жаль этого человека, Артём Игоревич, искренне жаль. Но скажите — что вы предложите ему взамен? Вернуться к системе, где разрез принадлежал офшору, а зарплату задерживали на три месяца?</w:t>
+      </w:r>
+    </w:p>
+    <w:p>
+      <w:pPr>
+        <w:spacing w:before="0" w:after="110" w:line="300" w:lineRule="auto"/>
+      </w:pPr>
+      <w:r>
+        <w:rPr>
+          <w:rFonts w:ascii="Times New Roman" w:hAnsi="Times New Roman" w:eastAsia="Malgun Gothic"/>
+          <w:b/>
+          <w:i w:val="0"/>
+          <w:sz w:val="22"/>
+        </w:rPr>
+        <w:t xml:space="preserve">Ковальчук: </w:t>
+      </w:r>
+      <w:r>
+        <w:rPr>
+          <w:rFonts w:ascii="Times New Roman" w:hAnsi="Times New Roman" w:eastAsia="Malgun Gothic"/>
+          <w:b w:val="0"/>
+          <w:i w:val="0"/>
+          <w:sz w:val="22"/>
+        </w:rPr>
+        <w:t>Я предложу переходную поддержку без разрушения всей отрасли разом.</w:t>
+      </w:r>
+    </w:p>
+    <w:p>
+      <w:pPr>
+        <w:spacing w:before="0" w:after="110" w:line="300" w:lineRule="auto"/>
+      </w:pPr>
+      <w:r>
+        <w:rPr>
+          <w:rFonts w:ascii="Times New Roman" w:hAnsi="Times New Roman" w:eastAsia="Malgun Gothic"/>
+          <w:b/>
+          <w:i w:val="0"/>
+          <w:sz w:val="22"/>
+        </w:rPr>
+        <w:t xml:space="preserve">Лёша: </w:t>
+      </w:r>
+      <w:r>
+        <w:rPr>
+          <w:rFonts w:ascii="Times New Roman" w:hAnsi="Times New Roman" w:eastAsia="Malgun Gothic"/>
+          <w:b w:val="0"/>
+          <w:i w:val="0"/>
+          <w:sz w:val="22"/>
+        </w:rPr>
+        <w:t>Переходная поддержка — часть нашей программы. Если вы читали её внимательно, а не только цитировали удобные фрагменты.</w:t>
+      </w:r>
+    </w:p>
+    <w:p>
+      <w:pPr>
+        <w:spacing w:before="0" w:after="110" w:line="300" w:lineRule="auto"/>
+      </w:pPr>
+      <w:r>
+        <w:rPr>
+          <w:rFonts w:ascii="Times New Roman" w:hAnsi="Times New Roman" w:eastAsia="Malgun Gothic"/>
+          <w:b/>
+          <w:i w:val="0"/>
+          <w:sz w:val="22"/>
+        </w:rPr>
+        <w:t xml:space="preserve">Ковальчук: </w:t>
+      </w:r>
+      <w:r>
+        <w:rPr>
+          <w:rFonts w:ascii="Times New Roman" w:hAnsi="Times New Roman" w:eastAsia="Malgun Gothic"/>
+          <w:b w:val="0"/>
+          <w:i/>
+          <w:color w:val="555555"/>
+          <w:sz w:val="22"/>
+        </w:rPr>
+        <w:t>(запинаясь)</w:t>
+      </w:r>
+      <w:r>
+        <w:rPr>
+          <w:rFonts w:ascii="Times New Roman" w:hAnsi="Times New Roman" w:eastAsia="Malgun Gothic"/>
+          <w:b w:val="0"/>
+          <w:i w:val="0"/>
+          <w:sz w:val="22"/>
+        </w:rPr>
+        <w:t xml:space="preserve"> Я… я знаком с программой.</w:t>
+      </w:r>
+    </w:p>
+    <w:p>
+      <w:pPr>
+        <w:spacing w:before="0" w:after="110" w:line="300" w:lineRule="auto"/>
+      </w:pPr>
+      <w:r>
+        <w:rPr>
+          <w:rFonts w:ascii="Times New Roman" w:hAnsi="Times New Roman" w:eastAsia="Malgun Gothic"/>
+          <w:b/>
+          <w:i w:val="0"/>
+          <w:sz w:val="22"/>
+        </w:rPr>
+        <w:t xml:space="preserve">Лёша: </w:t>
+      </w:r>
+      <w:r>
+        <w:rPr>
+          <w:rFonts w:ascii="Times New Roman" w:hAnsi="Times New Roman" w:eastAsia="Malgun Gothic"/>
+          <w:b w:val="0"/>
+          <w:i w:val="0"/>
+          <w:sz w:val="22"/>
+        </w:rPr>
+        <w:t>Тогда вы знаете, что фонд поддержки занятости уже выделил одиннадцать миллиардов рублей на переобучение именно в тех отраслях, о которых вы говорите.</w:t>
+      </w:r>
+    </w:p>
+    <w:p>
+      <w:pPr>
+        <w:spacing w:before="0" w:after="110" w:line="300" w:lineRule="auto"/>
+      </w:pPr>
+      <w:r>
+        <w:rPr>
+          <w:rFonts w:ascii="Times New Roman" w:hAnsi="Times New Roman" w:eastAsia="Malgun Gothic"/>
+          <w:b/>
+          <w:i w:val="0"/>
+          <w:sz w:val="22"/>
+        </w:rPr>
+        <w:t xml:space="preserve">Ковальчук: </w:t>
+      </w:r>
+      <w:r>
+        <w:rPr>
+          <w:rFonts w:ascii="Times New Roman" w:hAnsi="Times New Roman" w:eastAsia="Malgun Gothic"/>
+          <w:b w:val="0"/>
+          <w:i w:val="0"/>
+          <w:sz w:val="22"/>
+        </w:rPr>
+        <w:t>Одиннадцать миллиардов на бумаге.</w:t>
+      </w:r>
+    </w:p>
+    <w:p>
+      <w:pPr>
+        <w:spacing w:before="0" w:after="110" w:line="300" w:lineRule="auto"/>
+      </w:pPr>
+      <w:r>
+        <w:rPr>
+          <w:rFonts w:ascii="Times New Roman" w:hAnsi="Times New Roman" w:eastAsia="Malgun Gothic"/>
+          <w:b/>
+          <w:i w:val="0"/>
+          <w:sz w:val="22"/>
+        </w:rPr>
+        <w:t xml:space="preserve">Лёша: </w:t>
+      </w:r>
+      <w:r>
+        <w:rPr>
+          <w:rFonts w:ascii="Times New Roman" w:hAnsi="Times New Roman" w:eastAsia="Malgun Gothic"/>
+          <w:b w:val="0"/>
+          <w:i w:val="0"/>
+          <w:sz w:val="22"/>
+        </w:rPr>
+        <w:t>На счетах центров занятости. Отчёт открыт, как и все наши отчёты. Приходите, посмотрите.</w:t>
+      </w:r>
+    </w:p>
+    <w:p>
+      <w:pPr>
+        <w:spacing w:before="0" w:after="110" w:line="300" w:lineRule="auto"/>
+      </w:pPr>
+      <w:r>
+        <w:rPr>
+          <w:rFonts w:ascii="Times New Roman" w:hAnsi="Times New Roman" w:eastAsia="Malgun Gothic"/>
+          <w:b/>
+          <w:i w:val="0"/>
+          <w:sz w:val="22"/>
+        </w:rPr>
+        <w:t xml:space="preserve">Ковальчук: </w:t>
+      </w:r>
+      <w:r>
+        <w:rPr>
+          <w:rFonts w:ascii="Times New Roman" w:hAnsi="Times New Roman" w:eastAsia="Malgun Gothic"/>
+          <w:b w:val="0"/>
+          <w:i w:val="0"/>
+          <w:sz w:val="22"/>
+        </w:rPr>
+        <w:t>Центры занятости переучивают шахтёров на операторов колл-центров. Это вы называете поддержкой?</w:t>
+      </w:r>
+    </w:p>
+    <w:p>
+      <w:pPr>
+        <w:spacing w:before="0" w:after="110" w:line="300" w:lineRule="auto"/>
+      </w:pPr>
+      <w:r>
+        <w:rPr>
+          <w:rFonts w:ascii="Times New Roman" w:hAnsi="Times New Roman" w:eastAsia="Malgun Gothic"/>
+          <w:b/>
+          <w:i w:val="0"/>
+          <w:sz w:val="22"/>
+        </w:rPr>
+        <w:t xml:space="preserve">Лёша: </w:t>
+      </w:r>
+      <w:r>
+        <w:rPr>
+          <w:rFonts w:ascii="Times New Roman" w:hAnsi="Times New Roman" w:eastAsia="Malgun Gothic"/>
+          <w:b w:val="0"/>
+          <w:i w:val="0"/>
+          <w:sz w:val="22"/>
+        </w:rPr>
+        <w:t>Не только. Сварщики, электрики, наладчики оборудования — список профессий опубликован вместе с отчётом. Найдёте там ошибку — покажите. Я исправлю.</w:t>
+      </w:r>
+    </w:p>
+    <w:p>
+      <w:pPr>
+        <w:spacing w:before="0" w:after="110" w:line="300" w:lineRule="auto"/>
+      </w:pPr>
+      <w:r>
+        <w:rPr>
+          <w:rFonts w:ascii="Times New Roman" w:hAnsi="Times New Roman" w:eastAsia="Malgun Gothic"/>
+          <w:b/>
+          <w:i w:val="0"/>
+          <w:sz w:val="22"/>
+        </w:rPr>
+        <w:t xml:space="preserve">Ковальчук: </w:t>
+      </w:r>
+      <w:r>
+        <w:rPr>
+          <w:rFonts w:ascii="Times New Roman" w:hAnsi="Times New Roman" w:eastAsia="Malgun Gothic"/>
+          <w:b w:val="0"/>
+          <w:i w:val="0"/>
+          <w:sz w:val="22"/>
+        </w:rPr>
+        <w:t>Вы всегда так уверены в своих отчётах?</w:t>
+      </w:r>
+    </w:p>
+    <w:p>
+      <w:pPr>
+        <w:spacing w:before="0" w:after="110" w:line="300" w:lineRule="auto"/>
+      </w:pPr>
+      <w:r>
+        <w:rPr>
+          <w:rFonts w:ascii="Times New Roman" w:hAnsi="Times New Roman" w:eastAsia="Malgun Gothic"/>
+          <w:b/>
+          <w:i w:val="0"/>
+          <w:sz w:val="22"/>
+        </w:rPr>
+        <w:t xml:space="preserve">Лёша: </w:t>
+      </w:r>
+      <w:r>
+        <w:rPr>
+          <w:rFonts w:ascii="Times New Roman" w:hAnsi="Times New Roman" w:eastAsia="Malgun Gothic"/>
+          <w:b w:val="0"/>
+          <w:i w:val="0"/>
+          <w:sz w:val="22"/>
+        </w:rPr>
+        <w:t>Нет. Поэтому их проверяет служба, которая не подчиняется ни мне, ни вам.</w:t>
+      </w:r>
+    </w:p>
+    <w:p>
+      <w:pPr>
+        <w:spacing w:before="0" w:after="110" w:line="300" w:lineRule="auto"/>
+      </w:pPr>
+      <w:r>
+        <w:rPr>
+          <w:rFonts w:ascii="Times New Roman" w:hAnsi="Times New Roman" w:eastAsia="Malgun Gothic"/>
+          <w:b/>
+          <w:i w:val="0"/>
+          <w:sz w:val="22"/>
+        </w:rPr>
+        <w:t xml:space="preserve">Ковальчук: </w:t>
+      </w:r>
+      <w:r>
+        <w:rPr>
+          <w:rFonts w:ascii="Times New Roman" w:hAnsi="Times New Roman" w:eastAsia="Malgun Gothic"/>
+          <w:b w:val="0"/>
+          <w:i/>
+          <w:color w:val="555555"/>
+          <w:sz w:val="22"/>
+        </w:rPr>
+        <w:t>(с усмешкой)</w:t>
+      </w:r>
+      <w:r>
+        <w:rPr>
+          <w:rFonts w:ascii="Times New Roman" w:hAnsi="Times New Roman" w:eastAsia="Malgun Gothic"/>
+          <w:b w:val="0"/>
+          <w:i w:val="0"/>
+          <w:sz w:val="22"/>
+        </w:rPr>
+        <w:t xml:space="preserve"> Служба, которой руководят ваши бывшие аудиторы.</w:t>
+      </w:r>
+    </w:p>
+    <w:p>
+      <w:pPr>
+        <w:spacing w:before="0" w:after="110" w:line="300" w:lineRule="auto"/>
+      </w:pPr>
+      <w:r>
+        <w:rPr>
+          <w:rFonts w:ascii="Times New Roman" w:hAnsi="Times New Roman" w:eastAsia="Malgun Gothic"/>
+          <w:b/>
+          <w:i w:val="0"/>
+          <w:sz w:val="22"/>
+        </w:rPr>
+        <w:t xml:space="preserve">Лёша: </w:t>
+      </w:r>
+      <w:r>
+        <w:rPr>
+          <w:rFonts w:ascii="Times New Roman" w:hAnsi="Times New Roman" w:eastAsia="Malgun Gothic"/>
+          <w:b w:val="0"/>
+          <w:i w:val="0"/>
+          <w:sz w:val="22"/>
+        </w:rPr>
+        <w:t>Которые нашли перерасход на листовках в моём собственном штабе и не постеснялись об этом сказать. Спросите у них, как сильно они меня любят.</w:t>
+      </w:r>
+    </w:p>
+    <w:p>
+      <w:pPr>
+        <w:keepNext/>
+        <w:spacing w:before="320" w:after="140"/>
+      </w:pPr>
+      <w:r>
+        <w:rPr>
+          <w:rFonts w:ascii="Times New Roman" w:hAnsi="Times New Roman" w:eastAsia="Malgun Gothic"/>
+          <w:b/>
+          <w:i w:val="0"/>
+          <w:color w:val="1F3864"/>
+          <w:sz w:val="26"/>
+        </w:rPr>
+        <w:t>장면 8 — 언론 반응, 빠르게</w:t>
+      </w:r>
+    </w:p>
+    <w:p>
+      <w:pPr>
+        <w:spacing w:before="0" w:after="110" w:line="300" w:lineRule="auto"/>
+      </w:pPr>
+      <w:r>
+        <w:rPr>
+          <w:rFonts w:ascii="Times New Roman" w:hAnsi="Times New Roman" w:eastAsia="Malgun Gothic"/>
+          <w:b/>
+          <w:i w:val="0"/>
+          <w:sz w:val="22"/>
+        </w:rPr>
+        <w:t xml:space="preserve">Диктор 1: </w:t>
+      </w:r>
+      <w:r>
+        <w:rPr>
+          <w:rFonts w:ascii="Times New Roman" w:hAnsi="Times New Roman" w:eastAsia="Malgun Gothic"/>
+          <w:b w:val="0"/>
+          <w:i w:val="0"/>
+          <w:sz w:val="22"/>
+        </w:rPr>
+        <w:t>Президент Орлов на сегодняшних дебатах представил детальные данные о переобучении…</w:t>
+      </w:r>
+    </w:p>
+    <w:p>
+      <w:pPr>
+        <w:spacing w:before="0" w:after="110" w:line="300" w:lineRule="auto"/>
+      </w:pPr>
+      <w:r>
+        <w:rPr>
+          <w:rFonts w:ascii="Times New Roman" w:hAnsi="Times New Roman" w:eastAsia="Malgun Gothic"/>
+          <w:b/>
+          <w:i w:val="0"/>
+          <w:sz w:val="22"/>
+        </w:rPr>
+        <w:t xml:space="preserve">Диктор 2: </w:t>
+      </w:r>
+      <w:r>
+        <w:rPr>
+          <w:rFonts w:ascii="Times New Roman" w:hAnsi="Times New Roman" w:eastAsia="Malgun Gothic"/>
+          <w:b w:val="0"/>
+          <w:i w:val="0"/>
+          <w:sz w:val="22"/>
+        </w:rPr>
+        <w:t>Ковальчук обвинил администрацию в манипуляции статистикой…</w:t>
+      </w:r>
+    </w:p>
+    <w:p>
+      <w:pPr>
+        <w:spacing w:before="0" w:after="110" w:line="300" w:lineRule="auto"/>
+      </w:pPr>
+      <w:r>
+        <w:rPr>
+          <w:rFonts w:ascii="Times New Roman" w:hAnsi="Times New Roman" w:eastAsia="Malgun Gothic"/>
+          <w:b/>
+          <w:i w:val="0"/>
+          <w:sz w:val="22"/>
+        </w:rPr>
+        <w:t xml:space="preserve">Катя: </w:t>
+      </w:r>
+      <w:r>
+        <w:rPr>
+          <w:rFonts w:ascii="Times New Roman" w:hAnsi="Times New Roman" w:eastAsia="Malgun Gothic"/>
+          <w:b w:val="0"/>
+          <w:i/>
+          <w:color w:val="555555"/>
+          <w:sz w:val="22"/>
+        </w:rPr>
+        <w:t>(выключая телевизор)</w:t>
+      </w:r>
+      <w:r>
+        <w:rPr>
+          <w:rFonts w:ascii="Times New Roman" w:hAnsi="Times New Roman" w:eastAsia="Malgun Gothic"/>
+          <w:b w:val="0"/>
+          <w:i w:val="0"/>
+          <w:sz w:val="22"/>
+        </w:rPr>
+        <w:t xml:space="preserve"> По очкам ничья, но по существу, кажется, выигрываем.</w:t>
+      </w:r>
+    </w:p>
+    <w:p>
+      <w:pPr>
+        <w:spacing w:before="0" w:after="110" w:line="300" w:lineRule="auto"/>
+      </w:pPr>
+      <w:r>
+        <w:rPr>
+          <w:rFonts w:ascii="Times New Roman" w:hAnsi="Times New Roman" w:eastAsia="Malgun Gothic"/>
+          <w:b/>
+          <w:i w:val="0"/>
+          <w:sz w:val="22"/>
+        </w:rPr>
+        <w:t xml:space="preserve">Ирина: </w:t>
+      </w:r>
+      <w:r>
+        <w:rPr>
+          <w:rFonts w:ascii="Times New Roman" w:hAnsi="Times New Roman" w:eastAsia="Malgun Gothic"/>
+          <w:b w:val="0"/>
+          <w:i w:val="0"/>
+          <w:sz w:val="22"/>
+        </w:rPr>
+        <w:t>Выигрывать по существу и выигрывать выборы — не всегда одно и то же, Екатерина Ивановна.</w:t>
+      </w:r>
+    </w:p>
+    <w:p>
+      <w:pPr>
+        <w:spacing w:before="0" w:after="110" w:line="300" w:lineRule="auto"/>
+      </w:pPr>
+      <w:r>
+        <w:rPr>
+          <w:rFonts w:ascii="Times New Roman" w:hAnsi="Times New Roman" w:eastAsia="Malgun Gothic"/>
+          <w:b/>
+          <w:i w:val="0"/>
+          <w:sz w:val="22"/>
+        </w:rPr>
+        <w:t xml:space="preserve">Катя: </w:t>
+      </w:r>
+      <w:r>
+        <w:rPr>
+          <w:rFonts w:ascii="Times New Roman" w:hAnsi="Times New Roman" w:eastAsia="Malgun Gothic"/>
+          <w:b w:val="0"/>
+          <w:i w:val="0"/>
+          <w:sz w:val="22"/>
+        </w:rPr>
+        <w:t>Знаю. Именно поэтому не расслабляюсь.</w:t>
+      </w:r>
+    </w:p>
+    <w:p>
+      <w:pPr>
+        <w:keepNext/>
+        <w:spacing w:before="320" w:after="140"/>
+      </w:pPr>
+      <w:r>
+        <w:rPr>
+          <w:rFonts w:ascii="Times New Roman" w:hAnsi="Times New Roman" w:eastAsia="Malgun Gothic"/>
+          <w:b/>
+          <w:i w:val="0"/>
+          <w:color w:val="1F3864"/>
+          <w:sz w:val="26"/>
+        </w:rPr>
+        <w:t>장면 9 — 키릴과 나스탸, 개인적 순간</w:t>
+      </w:r>
+    </w:p>
+    <w:p>
+      <w:pPr>
+        <w:spacing w:before="0" w:after="110" w:line="300" w:lineRule="auto"/>
+      </w:pPr>
+      <w:r>
+        <w:rPr>
+          <w:rFonts w:ascii="Times New Roman" w:hAnsi="Times New Roman" w:eastAsia="Malgun Gothic"/>
+          <w:b/>
+          <w:i w:val="0"/>
+          <w:sz w:val="22"/>
+        </w:rPr>
+        <w:t xml:space="preserve">Кирилл: </w:t>
+      </w:r>
+      <w:r>
+        <w:rPr>
+          <w:rFonts w:ascii="Times New Roman" w:hAnsi="Times New Roman" w:eastAsia="Malgun Gothic"/>
+          <w:b w:val="0"/>
+          <w:i/>
+          <w:color w:val="555555"/>
+          <w:sz w:val="22"/>
+        </w:rPr>
+        <w:t>(поздно вечером, в пустом кабинете службы)</w:t>
+      </w:r>
+      <w:r>
+        <w:rPr>
+          <w:rFonts w:ascii="Times New Roman" w:hAnsi="Times New Roman" w:eastAsia="Malgun Gothic"/>
+          <w:b w:val="0"/>
+          <w:i w:val="0"/>
+          <w:sz w:val="22"/>
+        </w:rPr>
+        <w:t xml:space="preserve"> Устала?</w:t>
+      </w:r>
+    </w:p>
+    <w:p>
+      <w:pPr>
+        <w:spacing w:before="0" w:after="110" w:line="300" w:lineRule="auto"/>
+      </w:pPr>
+      <w:r>
+        <w:rPr>
+          <w:rFonts w:ascii="Times New Roman" w:hAnsi="Times New Roman" w:eastAsia="Malgun Gothic"/>
+          <w:b/>
+          <w:i w:val="0"/>
+          <w:sz w:val="22"/>
+        </w:rPr>
+        <w:t xml:space="preserve">Настя: </w:t>
+      </w:r>
+      <w:r>
+        <w:rPr>
+          <w:rFonts w:ascii="Times New Roman" w:hAnsi="Times New Roman" w:eastAsia="Malgun Gothic"/>
+          <w:b w:val="0"/>
+          <w:i w:val="0"/>
+          <w:sz w:val="22"/>
+        </w:rPr>
+        <w:t>Немного. Странно оказаться в центре политической бури, когда лет пять назад мы просто проверяли контракты зернового элеватора.</w:t>
+      </w:r>
+    </w:p>
+    <w:p>
+      <w:pPr>
+        <w:spacing w:before="0" w:after="110" w:line="300" w:lineRule="auto"/>
+      </w:pPr>
+      <w:r>
+        <w:rPr>
+          <w:rFonts w:ascii="Times New Roman" w:hAnsi="Times New Roman" w:eastAsia="Malgun Gothic"/>
+          <w:b/>
+          <w:i w:val="0"/>
+          <w:sz w:val="22"/>
+        </w:rPr>
+        <w:t xml:space="preserve">Кирилл: </w:t>
+      </w:r>
+      <w:r>
+        <w:rPr>
+          <w:rFonts w:ascii="Times New Roman" w:hAnsi="Times New Roman" w:eastAsia="Malgun Gothic"/>
+          <w:b w:val="0"/>
+          <w:i w:val="0"/>
+          <w:sz w:val="22"/>
+        </w:rPr>
+        <w:t>Жалеешь?</w:t>
+      </w:r>
+    </w:p>
+    <w:p>
+      <w:pPr>
+        <w:spacing w:before="0" w:after="110" w:line="300" w:lineRule="auto"/>
+      </w:pPr>
+      <w:r>
+        <w:rPr>
+          <w:rFonts w:ascii="Times New Roman" w:hAnsi="Times New Roman" w:eastAsia="Malgun Gothic"/>
+          <w:b/>
+          <w:i w:val="0"/>
+          <w:sz w:val="22"/>
+        </w:rPr>
+        <w:t xml:space="preserve">Настя: </w:t>
+      </w:r>
+      <w:r>
+        <w:rPr>
+          <w:rFonts w:ascii="Times New Roman" w:hAnsi="Times New Roman" w:eastAsia="Malgun Gothic"/>
+          <w:b w:val="0"/>
+          <w:i w:val="0"/>
+          <w:sz w:val="22"/>
+        </w:rPr>
+        <w:t>Ни секунды. Просто иногда скучаю по простоте.</w:t>
+      </w:r>
+    </w:p>
+    <w:p>
+      <w:pPr>
+        <w:spacing w:before="0" w:after="110" w:line="300" w:lineRule="auto"/>
+      </w:pPr>
+      <w:r>
+        <w:rPr>
+          <w:rFonts w:ascii="Times New Roman" w:hAnsi="Times New Roman" w:eastAsia="Malgun Gothic"/>
+          <w:b/>
+          <w:i w:val="0"/>
+          <w:sz w:val="22"/>
+        </w:rPr>
+        <w:t xml:space="preserve">Кирилл: </w:t>
+      </w:r>
+      <w:r>
+        <w:rPr>
+          <w:rFonts w:ascii="Times New Roman" w:hAnsi="Times New Roman" w:eastAsia="Malgun Gothic"/>
+          <w:b w:val="0"/>
+          <w:i w:val="0"/>
+          <w:sz w:val="22"/>
+        </w:rPr>
+        <w:t>По простоте, где клиент злился на нас за один найденный откат, а не за то, что мы меняем экономику целой страны?</w:t>
+      </w:r>
+    </w:p>
+    <w:p>
+      <w:pPr>
+        <w:spacing w:before="0" w:after="110" w:line="300" w:lineRule="auto"/>
+      </w:pPr>
+      <w:r>
+        <w:rPr>
+          <w:rFonts w:ascii="Times New Roman" w:hAnsi="Times New Roman" w:eastAsia="Malgun Gothic"/>
+          <w:b/>
+          <w:i w:val="0"/>
+          <w:sz w:val="22"/>
+        </w:rPr>
+        <w:t xml:space="preserve">Настя: </w:t>
+      </w:r>
+      <w:r>
+        <w:rPr>
+          <w:rFonts w:ascii="Times New Roman" w:hAnsi="Times New Roman" w:eastAsia="Malgun Gothic"/>
+          <w:b w:val="0"/>
+          <w:i w:val="0"/>
+          <w:sz w:val="22"/>
+        </w:rPr>
+        <w:t>Именно по той простоте.</w:t>
+      </w:r>
+    </w:p>
+    <w:p>
+      <w:pPr>
+        <w:spacing w:before="0" w:after="110" w:line="300" w:lineRule="auto"/>
+      </w:pPr>
+      <w:r>
+        <w:rPr>
+          <w:rFonts w:ascii="Times New Roman" w:hAnsi="Times New Roman" w:eastAsia="Malgun Gothic"/>
+          <w:b/>
+          <w:i w:val="0"/>
+          <w:sz w:val="22"/>
+        </w:rPr>
+        <w:t xml:space="preserve">Кирилл: </w:t>
+      </w:r>
+      <w:r>
+        <w:rPr>
+          <w:rFonts w:ascii="Times New Roman" w:hAnsi="Times New Roman" w:eastAsia="Malgun Gothic"/>
+          <w:b w:val="0"/>
+          <w:i w:val="0"/>
+          <w:sz w:val="22"/>
+        </w:rPr>
+        <w:t>Понимаю. Хотя, если честно, я бы это ни на что не поменял.</w:t>
+      </w:r>
+    </w:p>
+    <w:p>
+      <w:pPr>
+        <w:spacing w:before="0" w:after="110" w:line="300" w:lineRule="auto"/>
+      </w:pPr>
+      <w:r>
+        <w:rPr>
+          <w:rFonts w:ascii="Times New Roman" w:hAnsi="Times New Roman" w:eastAsia="Malgun Gothic"/>
+          <w:b/>
+          <w:i w:val="0"/>
+          <w:sz w:val="22"/>
+        </w:rPr>
+        <w:t xml:space="preserve">Настя: </w:t>
+      </w:r>
+      <w:r>
+        <w:rPr>
+          <w:rFonts w:ascii="Times New Roman" w:hAnsi="Times New Roman" w:eastAsia="Malgun Gothic"/>
+          <w:b w:val="0"/>
+          <w:i/>
+          <w:color w:val="555555"/>
+          <w:sz w:val="22"/>
+        </w:rPr>
+        <w:t>(глядя на часы)</w:t>
+      </w:r>
+      <w:r>
+        <w:rPr>
+          <w:rFonts w:ascii="Times New Roman" w:hAnsi="Times New Roman" w:eastAsia="Malgun Gothic"/>
+          <w:b w:val="0"/>
+          <w:i w:val="0"/>
+          <w:sz w:val="22"/>
+        </w:rPr>
+        <w:t xml:space="preserve"> Уже второй час ночи. «Утро вечера мудренее».</w:t>
+      </w:r>
+    </w:p>
+    <w:p>
+      <w:pPr>
+        <w:spacing w:before="0" w:after="110" w:line="300" w:lineRule="auto"/>
+      </w:pPr>
+      <w:r>
+        <w:rPr>
+          <w:rFonts w:ascii="Times New Roman" w:hAnsi="Times New Roman" w:eastAsia="Malgun Gothic"/>
+          <w:b/>
+          <w:i w:val="0"/>
+          <w:sz w:val="22"/>
+        </w:rPr>
+        <w:t xml:space="preserve">Кирилл: </w:t>
+      </w:r>
+      <w:r>
+        <w:rPr>
+          <w:rFonts w:ascii="Times New Roman" w:hAnsi="Times New Roman" w:eastAsia="Malgun Gothic"/>
+          <w:b w:val="0"/>
+          <w:i w:val="0"/>
+          <w:sz w:val="22"/>
+        </w:rPr>
+        <w:t>Это значит, что ты сдаёшься, или что завтра мы найдём ответ?</w:t>
+      </w:r>
+    </w:p>
+    <w:p>
+      <w:pPr>
+        <w:spacing w:before="0" w:after="110" w:line="300" w:lineRule="auto"/>
+      </w:pPr>
+      <w:r>
+        <w:rPr>
+          <w:rFonts w:ascii="Times New Roman" w:hAnsi="Times New Roman" w:eastAsia="Malgun Gothic"/>
+          <w:b/>
+          <w:i w:val="0"/>
+          <w:sz w:val="22"/>
+        </w:rPr>
+        <w:t xml:space="preserve">Настя: </w:t>
+      </w:r>
+      <w:r>
+        <w:rPr>
+          <w:rFonts w:ascii="Times New Roman" w:hAnsi="Times New Roman" w:eastAsia="Malgun Gothic"/>
+          <w:b w:val="0"/>
+          <w:i w:val="0"/>
+          <w:sz w:val="22"/>
+        </w:rPr>
+        <w:t>Одно другому не мешает. Выключай свет.</w:t>
+      </w:r>
+    </w:p>
+    <w:p>
+      <w:pPr>
+        <w:keepNext/>
+        <w:spacing w:before="320" w:after="140"/>
+      </w:pPr>
+      <w:r>
+        <w:rPr>
+          <w:rFonts w:ascii="Times New Roman" w:hAnsi="Times New Roman" w:eastAsia="Malgun Gothic"/>
+          <w:b/>
+          <w:i w:val="0"/>
+          <w:color w:val="1F3864"/>
+          <w:sz w:val="26"/>
+        </w:rPr>
+        <w:t>장면 10 — 톰스카야의 경고</w:t>
+      </w:r>
+    </w:p>
+    <w:p>
+      <w:pPr>
+        <w:spacing w:before="0" w:after="110" w:line="300" w:lineRule="auto"/>
+      </w:pPr>
+      <w:r>
+        <w:rPr>
+          <w:rFonts w:ascii="Times New Roman" w:hAnsi="Times New Roman" w:eastAsia="Malgun Gothic"/>
+          <w:b/>
+          <w:i w:val="0"/>
+          <w:sz w:val="22"/>
+        </w:rPr>
+        <w:t xml:space="preserve">Томская: </w:t>
+      </w:r>
+      <w:r>
+        <w:rPr>
+          <w:rFonts w:ascii="Times New Roman" w:hAnsi="Times New Roman" w:eastAsia="Malgun Gothic"/>
+          <w:b w:val="0"/>
+          <w:i w:val="0"/>
+          <w:sz w:val="22"/>
+        </w:rPr>
+        <w:t>Алексей Николаевич, есть риск, о котором вам стоит знать.</w:t>
+      </w:r>
+    </w:p>
+    <w:p>
+      <w:pPr>
+        <w:spacing w:before="0" w:after="110" w:line="300" w:lineRule="auto"/>
+      </w:pPr>
+      <w:r>
+        <w:rPr>
+          <w:rFonts w:ascii="Times New Roman" w:hAnsi="Times New Roman" w:eastAsia="Malgun Gothic"/>
+          <w:b/>
+          <w:i w:val="0"/>
+          <w:sz w:val="22"/>
+        </w:rPr>
+        <w:t xml:space="preserve">Лёша: </w:t>
+      </w:r>
+      <w:r>
+        <w:rPr>
+          <w:rFonts w:ascii="Times New Roman" w:hAnsi="Times New Roman" w:eastAsia="Malgun Gothic"/>
+          <w:b w:val="0"/>
+          <w:i w:val="0"/>
+          <w:sz w:val="22"/>
+        </w:rPr>
+        <w:t>Слушаю.</w:t>
+      </w:r>
+    </w:p>
+    <w:p>
+      <w:pPr>
+        <w:spacing w:before="0" w:after="110" w:line="300" w:lineRule="auto"/>
+      </w:pPr>
+      <w:r>
+        <w:rPr>
+          <w:rFonts w:ascii="Times New Roman" w:hAnsi="Times New Roman" w:eastAsia="Malgun Gothic"/>
+          <w:b/>
+          <w:i w:val="0"/>
+          <w:sz w:val="22"/>
+        </w:rPr>
+        <w:t xml:space="preserve">Томская: </w:t>
+      </w:r>
+      <w:r>
+        <w:rPr>
+          <w:rFonts w:ascii="Times New Roman" w:hAnsi="Times New Roman" w:eastAsia="Malgun Gothic"/>
+          <w:b w:val="0"/>
+          <w:i w:val="0"/>
+          <w:sz w:val="22"/>
+        </w:rPr>
+        <w:t>Инфляция в следующем квартале может оказаться хуже ожидаемой — временный эффект от перестройки экспортных потоков.</w:t>
+      </w:r>
+    </w:p>
+    <w:p>
+      <w:pPr>
+        <w:spacing w:before="0" w:after="110" w:line="300" w:lineRule="auto"/>
+      </w:pPr>
+      <w:r>
+        <w:rPr>
+          <w:rFonts w:ascii="Times New Roman" w:hAnsi="Times New Roman" w:eastAsia="Malgun Gothic"/>
+          <w:b/>
+          <w:i w:val="0"/>
+          <w:sz w:val="22"/>
+        </w:rPr>
+        <w:t xml:space="preserve">Лёша: </w:t>
+      </w:r>
+      <w:r>
+        <w:rPr>
+          <w:rFonts w:ascii="Times New Roman" w:hAnsi="Times New Roman" w:eastAsia="Malgun Gothic"/>
+          <w:b w:val="0"/>
+          <w:i w:val="0"/>
+          <w:sz w:val="22"/>
+        </w:rPr>
+        <w:t>Насколько хуже?</w:t>
+      </w:r>
+    </w:p>
+    <w:p>
+      <w:pPr>
+        <w:spacing w:before="0" w:after="110" w:line="300" w:lineRule="auto"/>
+      </w:pPr>
+      <w:r>
+        <w:rPr>
+          <w:rFonts w:ascii="Times New Roman" w:hAnsi="Times New Roman" w:eastAsia="Malgun Gothic"/>
+          <w:b/>
+          <w:i w:val="0"/>
+          <w:sz w:val="22"/>
+        </w:rPr>
+        <w:t xml:space="preserve">Томская: </w:t>
+      </w:r>
+      <w:r>
+        <w:rPr>
+          <w:rFonts w:ascii="Times New Roman" w:hAnsi="Times New Roman" w:eastAsia="Malgun Gothic"/>
+          <w:b w:val="0"/>
+          <w:i w:val="0"/>
+          <w:sz w:val="22"/>
+        </w:rPr>
+        <w:t>Возможно, ещё два-три процентных пункта. И данные выйдут прямо перед голосованием.</w:t>
+      </w:r>
+    </w:p>
+    <w:p>
+      <w:pPr>
+        <w:spacing w:before="0" w:after="110" w:line="300" w:lineRule="auto"/>
+      </w:pPr>
+      <w:r>
+        <w:rPr>
+          <w:rFonts w:ascii="Times New Roman" w:hAnsi="Times New Roman" w:eastAsia="Malgun Gothic"/>
+          <w:b/>
+          <w:i w:val="0"/>
+          <w:sz w:val="22"/>
+        </w:rPr>
+        <w:t xml:space="preserve">Ирина: </w:t>
+      </w:r>
+      <w:r>
+        <w:rPr>
+          <w:rFonts w:ascii="Times New Roman" w:hAnsi="Times New Roman" w:eastAsia="Malgun Gothic"/>
+          <w:b w:val="0"/>
+          <w:i w:val="0"/>
+          <w:sz w:val="22"/>
+        </w:rPr>
+        <w:t>Плохой тайминг.</w:t>
+      </w:r>
+    </w:p>
+    <w:p>
+      <w:pPr>
+        <w:spacing w:before="0" w:after="110" w:line="300" w:lineRule="auto"/>
+      </w:pPr>
+      <w:r>
+        <w:rPr>
+          <w:rFonts w:ascii="Times New Roman" w:hAnsi="Times New Roman" w:eastAsia="Malgun Gothic"/>
+          <w:b/>
+          <w:i w:val="0"/>
+          <w:sz w:val="22"/>
+        </w:rPr>
+        <w:t xml:space="preserve">Томская: </w:t>
+      </w:r>
+      <w:r>
+        <w:rPr>
+          <w:rFonts w:ascii="Times New Roman" w:hAnsi="Times New Roman" w:eastAsia="Malgun Gothic"/>
+          <w:b w:val="0"/>
+          <w:i w:val="0"/>
+          <w:sz w:val="22"/>
+        </w:rPr>
+        <w:t>Худший из возможных.</w:t>
+      </w:r>
+    </w:p>
+    <w:p>
+      <w:pPr>
+        <w:spacing w:before="0" w:after="110" w:line="300" w:lineRule="auto"/>
+      </w:pPr>
+      <w:r>
+        <w:rPr>
+          <w:rFonts w:ascii="Times New Roman" w:hAnsi="Times New Roman" w:eastAsia="Malgun Gothic"/>
+          <w:b/>
+          <w:i w:val="0"/>
+          <w:sz w:val="22"/>
+        </w:rPr>
+        <w:t xml:space="preserve">Гребенщиков: </w:t>
+      </w:r>
+      <w:r>
+        <w:rPr>
+          <w:rFonts w:ascii="Times New Roman" w:hAnsi="Times New Roman" w:eastAsia="Malgun Gothic"/>
+          <w:b w:val="0"/>
+          <w:i w:val="0"/>
+          <w:sz w:val="22"/>
+        </w:rPr>
+        <w:t>Можно, конечно, промолчать. Формально мы ничего не обязаны объявлять до выхода данных.</w:t>
+      </w:r>
+    </w:p>
+    <w:p>
+      <w:pPr>
+        <w:spacing w:before="0" w:after="110" w:line="300" w:lineRule="auto"/>
+      </w:pPr>
+      <w:r>
+        <w:rPr>
+          <w:rFonts w:ascii="Times New Roman" w:hAnsi="Times New Roman" w:eastAsia="Malgun Gothic"/>
+          <w:b/>
+          <w:i w:val="0"/>
+          <w:sz w:val="22"/>
+        </w:rPr>
+        <w:t xml:space="preserve">Ирина: </w:t>
+      </w:r>
+      <w:r>
+        <w:rPr>
+          <w:rFonts w:ascii="Times New Roman" w:hAnsi="Times New Roman" w:eastAsia="Malgun Gothic"/>
+          <w:b w:val="0"/>
+          <w:i w:val="0"/>
+          <w:sz w:val="22"/>
+        </w:rPr>
+        <w:t>Формально — да. А по существу, Анатолий Викторович?</w:t>
+      </w:r>
+    </w:p>
+    <w:p>
+      <w:pPr>
+        <w:spacing w:before="0" w:after="110" w:line="300" w:lineRule="auto"/>
+      </w:pPr>
+      <w:r>
+        <w:rPr>
+          <w:rFonts w:ascii="Times New Roman" w:hAnsi="Times New Roman" w:eastAsia="Malgun Gothic"/>
+          <w:b/>
+          <w:i w:val="0"/>
+          <w:sz w:val="22"/>
+        </w:rPr>
+        <w:t xml:space="preserve">Гребенщиков: </w:t>
+      </w:r>
+      <w:r>
+        <w:rPr>
+          <w:rFonts w:ascii="Times New Roman" w:hAnsi="Times New Roman" w:eastAsia="Malgun Gothic"/>
+          <w:b w:val="0"/>
+          <w:i w:val="0"/>
+          <w:sz w:val="22"/>
+        </w:rPr>
+        <w:t>По существу, Ирина Олеговна, два-три пункта инфляции прямо перед голосованием — это минус несколько процентов рейтинга. «По существу» в политике стоит дорого.</w:t>
+      </w:r>
+    </w:p>
+    <w:p>
+      <w:pPr>
+        <w:spacing w:before="0" w:after="110" w:line="300" w:lineRule="auto"/>
+      </w:pPr>
+      <w:r>
+        <w:rPr>
+          <w:rFonts w:ascii="Times New Roman" w:hAnsi="Times New Roman" w:eastAsia="Malgun Gothic"/>
+          <w:b/>
+          <w:i w:val="0"/>
+          <w:sz w:val="22"/>
+        </w:rPr>
+        <w:t xml:space="preserve">Лёша: </w:t>
+      </w:r>
+      <w:r>
+        <w:rPr>
+          <w:rFonts w:ascii="Times New Roman" w:hAnsi="Times New Roman" w:eastAsia="Malgun Gothic"/>
+          <w:b w:val="0"/>
+          <w:i w:val="0"/>
+          <w:sz w:val="22"/>
+        </w:rPr>
+        <w:t>Нет. Объявим сами, заранее. Не будем ждать, пока Ковальчук найдёт эти цифры и подаст их как разоблачение.</w:t>
+      </w:r>
+    </w:p>
+    <w:p>
+      <w:pPr>
+        <w:spacing w:before="0" w:after="110" w:line="300" w:lineRule="auto"/>
+      </w:pPr>
+      <w:r>
+        <w:rPr>
+          <w:rFonts w:ascii="Times New Roman" w:hAnsi="Times New Roman" w:eastAsia="Malgun Gothic"/>
+          <w:b/>
+          <w:i w:val="0"/>
+          <w:sz w:val="22"/>
+        </w:rPr>
+        <w:t xml:space="preserve">Гребенщиков: </w:t>
+      </w:r>
+      <w:r>
+        <w:rPr>
+          <w:rFonts w:ascii="Times New Roman" w:hAnsi="Times New Roman" w:eastAsia="Malgun Gothic"/>
+          <w:b w:val="0"/>
+          <w:i w:val="0"/>
+          <w:sz w:val="22"/>
+        </w:rPr>
+        <w:t>Он всё равно подаст это как разоблачение. Скажет: признался, потому что припёрли к стенке.</w:t>
+      </w:r>
+    </w:p>
+    <w:p>
+      <w:pPr>
+        <w:spacing w:before="0" w:after="110" w:line="300" w:lineRule="auto"/>
+      </w:pPr>
+      <w:r>
+        <w:rPr>
+          <w:rFonts w:ascii="Times New Roman" w:hAnsi="Times New Roman" w:eastAsia="Malgun Gothic"/>
+          <w:b/>
+          <w:i w:val="0"/>
+          <w:sz w:val="22"/>
+        </w:rPr>
+        <w:t xml:space="preserve">Лёша: </w:t>
+      </w:r>
+      <w:r>
+        <w:rPr>
+          <w:rFonts w:ascii="Times New Roman" w:hAnsi="Times New Roman" w:eastAsia="Malgun Gothic"/>
+          <w:b w:val="0"/>
+          <w:i w:val="0"/>
+          <w:sz w:val="22"/>
+        </w:rPr>
+        <w:t>Пусть скажет. Люди умеют отличать того, кого припёрли, от того, кто пришёл сам. Не все, но многие.</w:t>
+      </w:r>
+    </w:p>
+    <w:p>
+      <w:pPr>
+        <w:spacing w:before="0" w:after="110" w:line="300" w:lineRule="auto"/>
+      </w:pPr>
+      <w:r>
+        <w:rPr>
+          <w:rFonts w:ascii="Times New Roman" w:hAnsi="Times New Roman" w:eastAsia="Malgun Gothic"/>
+          <w:b/>
+          <w:i w:val="0"/>
+          <w:sz w:val="22"/>
+        </w:rPr>
+        <w:t xml:space="preserve">Томская: </w:t>
+      </w:r>
+      <w:r>
+        <w:rPr>
+          <w:rFonts w:ascii="Times New Roman" w:hAnsi="Times New Roman" w:eastAsia="Malgun Gothic"/>
+          <w:b w:val="0"/>
+          <w:i w:val="0"/>
+          <w:sz w:val="22"/>
+        </w:rPr>
+        <w:t>Я подготовлю объяснение простыми словами. Без «экспортных потоков».</w:t>
+      </w:r>
+    </w:p>
+    <w:p>
+      <w:pPr>
+        <w:spacing w:before="0" w:after="110" w:line="300" w:lineRule="auto"/>
+      </w:pPr>
+      <w:r>
+        <w:rPr>
+          <w:rFonts w:ascii="Times New Roman" w:hAnsi="Times New Roman" w:eastAsia="Malgun Gothic"/>
+          <w:b/>
+          <w:i w:val="0"/>
+          <w:sz w:val="22"/>
+        </w:rPr>
+        <w:t xml:space="preserve">Лёша: </w:t>
+      </w:r>
+      <w:r>
+        <w:rPr>
+          <w:rFonts w:ascii="Times New Roman" w:hAnsi="Times New Roman" w:eastAsia="Malgun Gothic"/>
+          <w:b w:val="0"/>
+          <w:i w:val="0"/>
+          <w:sz w:val="22"/>
+        </w:rPr>
+        <w:t>Именно без них. Пенсионерке в Ольховке экспортные потоки ни к чему. Ей нужно знать, почему подорожает хлеб и надолго ли.</w:t>
+      </w:r>
+    </w:p>
+    <w:p>
+      <w:pPr>
+        <w:keepNext/>
+        <w:spacing w:before="320" w:after="140"/>
+      </w:pPr>
+      <w:r>
+        <w:rPr>
+          <w:rFonts w:ascii="Times New Roman" w:hAnsi="Times New Roman" w:eastAsia="Malgun Gothic"/>
+          <w:b/>
+          <w:i w:val="0"/>
+          <w:color w:val="1F3864"/>
+          <w:sz w:val="26"/>
+        </w:rPr>
+        <w:t>장면 11 — 선제적 공개</w:t>
+      </w:r>
+    </w:p>
+    <w:p>
+      <w:pPr>
+        <w:spacing w:before="0" w:after="110" w:line="300" w:lineRule="auto"/>
+      </w:pPr>
+      <w:r>
+        <w:rPr>
+          <w:rFonts w:ascii="Times New Roman" w:hAnsi="Times New Roman" w:eastAsia="Malgun Gothic"/>
+          <w:b/>
+          <w:i w:val="0"/>
+          <w:sz w:val="22"/>
+        </w:rPr>
+        <w:t xml:space="preserve">Лёша: </w:t>
+      </w:r>
+      <w:r>
+        <w:rPr>
+          <w:rFonts w:ascii="Times New Roman" w:hAnsi="Times New Roman" w:eastAsia="Malgun Gothic"/>
+          <w:b w:val="0"/>
+          <w:i/>
+          <w:color w:val="555555"/>
+          <w:sz w:val="22"/>
+        </w:rPr>
+        <w:t>(на брифинге)</w:t>
+      </w:r>
+      <w:r>
+        <w:rPr>
+          <w:rFonts w:ascii="Times New Roman" w:hAnsi="Times New Roman" w:eastAsia="Malgun Gothic"/>
+          <w:b w:val="0"/>
+          <w:i w:val="0"/>
+          <w:sz w:val="22"/>
+        </w:rPr>
+        <w:t xml:space="preserve"> Хочу быть с вами откровенным заранее. В следующем квартале ожидается временный рост инфляции на два-три процентных пункта — последствие перестройки экспортных потоков после ухода от теневых схем.</w:t>
+      </w:r>
+    </w:p>
+    <w:p>
+      <w:pPr>
+        <w:spacing w:before="0" w:after="110" w:line="300" w:lineRule="auto"/>
+      </w:pPr>
+      <w:r>
+        <w:rPr>
+          <w:rFonts w:ascii="Times New Roman" w:hAnsi="Times New Roman" w:eastAsia="Malgun Gothic"/>
+          <w:b/>
+          <w:i w:val="0"/>
+          <w:sz w:val="22"/>
+        </w:rPr>
+        <w:t xml:space="preserve">Журналист: </w:t>
+      </w:r>
+      <w:r>
+        <w:rPr>
+          <w:rFonts w:ascii="Times New Roman" w:hAnsi="Times New Roman" w:eastAsia="Malgun Gothic"/>
+          <w:b w:val="0"/>
+          <w:i w:val="0"/>
+          <w:sz w:val="22"/>
+        </w:rPr>
+        <w:t>Не боитесь, что это ударит по вашему рейтингу?</w:t>
+      </w:r>
+    </w:p>
+    <w:p>
+      <w:pPr>
+        <w:spacing w:before="0" w:after="110" w:line="300" w:lineRule="auto"/>
+      </w:pPr>
+      <w:r>
+        <w:rPr>
+          <w:rFonts w:ascii="Times New Roman" w:hAnsi="Times New Roman" w:eastAsia="Malgun Gothic"/>
+          <w:b/>
+          <w:i w:val="0"/>
+          <w:sz w:val="22"/>
+        </w:rPr>
+        <w:t xml:space="preserve">Лёша: </w:t>
+      </w:r>
+      <w:r>
+        <w:rPr>
+          <w:rFonts w:ascii="Times New Roman" w:hAnsi="Times New Roman" w:eastAsia="Malgun Gothic"/>
+          <w:b w:val="0"/>
+          <w:i w:val="0"/>
+          <w:sz w:val="22"/>
+        </w:rPr>
+        <w:t>Боюсь. Но ещё больше боюсь потерять доверие людей, если они узнают об этом от кого-то другого, а не от меня.</w:t>
+      </w:r>
+    </w:p>
+    <w:p>
+      <w:pPr>
+        <w:spacing w:before="0" w:after="110" w:line="300" w:lineRule="auto"/>
+      </w:pPr>
+      <w:r>
+        <w:rPr>
+          <w:rFonts w:ascii="Times New Roman" w:hAnsi="Times New Roman" w:eastAsia="Malgun Gothic"/>
+          <w:b/>
+          <w:i w:val="0"/>
+          <w:sz w:val="22"/>
+        </w:rPr>
+        <w:t xml:space="preserve">Ковальчук: </w:t>
+      </w:r>
+      <w:r>
+        <w:rPr>
+          <w:rFonts w:ascii="Times New Roman" w:hAnsi="Times New Roman" w:eastAsia="Malgun Gothic"/>
+          <w:b w:val="0"/>
+          <w:i/>
+          <w:color w:val="555555"/>
+          <w:sz w:val="22"/>
+        </w:rPr>
+        <w:t>(комментируя)</w:t>
+      </w:r>
+      <w:r>
+        <w:rPr>
+          <w:rFonts w:ascii="Times New Roman" w:hAnsi="Times New Roman" w:eastAsia="Malgun Gothic"/>
+          <w:b w:val="0"/>
+          <w:i w:val="0"/>
+          <w:sz w:val="22"/>
+        </w:rPr>
+        <w:t xml:space="preserve"> Удобное признание в разгар кампании. Слишком поздно, слишком мало.</w:t>
+      </w:r>
+    </w:p>
+    <w:p>
+      <w:pPr>
+        <w:spacing w:before="0" w:after="110" w:line="300" w:lineRule="auto"/>
+      </w:pPr>
+      <w:r>
+        <w:rPr>
+          <w:rFonts w:ascii="Times New Roman" w:hAnsi="Times New Roman" w:eastAsia="Malgun Gothic"/>
+          <w:b/>
+          <w:i w:val="0"/>
+          <w:sz w:val="22"/>
+        </w:rPr>
+        <w:t xml:space="preserve">Лёша: </w:t>
+      </w:r>
+      <w:r>
+        <w:rPr>
+          <w:rFonts w:ascii="Times New Roman" w:hAnsi="Times New Roman" w:eastAsia="Malgun Gothic"/>
+          <w:b w:val="0"/>
+          <w:i w:val="0"/>
+          <w:sz w:val="22"/>
+        </w:rPr>
+        <w:t>Лучше поздно и честно, чем никогда и в тишине, Артём Игоревич.</w:t>
+      </w:r>
+    </w:p>
+    <w:p>
+      <w:pPr>
+        <w:keepNext/>
+        <w:spacing w:before="320" w:after="140"/>
+      </w:pPr>
+      <w:r>
+        <w:rPr>
+          <w:rFonts w:ascii="Times New Roman" w:hAnsi="Times New Roman" w:eastAsia="Malgun Gothic"/>
+          <w:b/>
+          <w:i w:val="0"/>
+          <w:color w:val="1F3864"/>
+          <w:sz w:val="26"/>
+        </w:rPr>
+        <w:t>장면 12 — 청 사무실, 반응 점검</w:t>
+      </w:r>
+    </w:p>
+    <w:p>
+      <w:pPr>
+        <w:spacing w:before="0" w:after="110" w:line="300" w:lineRule="auto"/>
+      </w:pPr>
+      <w:r>
+        <w:rPr>
+          <w:rFonts w:ascii="Times New Roman" w:hAnsi="Times New Roman" w:eastAsia="Malgun Gothic"/>
+          <w:b/>
+          <w:i w:val="0"/>
+          <w:sz w:val="22"/>
+        </w:rPr>
+        <w:t xml:space="preserve">Кирилл: </w:t>
+      </w:r>
+      <w:r>
+        <w:rPr>
+          <w:rFonts w:ascii="Times New Roman" w:hAnsi="Times New Roman" w:eastAsia="Malgun Gothic"/>
+          <w:b w:val="0"/>
+          <w:i w:val="0"/>
+          <w:sz w:val="22"/>
+        </w:rPr>
+        <w:t>Реакция на признание неоднозначная, но, кажется, честность оценили больше, чем мы ожидали.</w:t>
+      </w:r>
+    </w:p>
+    <w:p>
+      <w:pPr>
+        <w:spacing w:before="0" w:after="110" w:line="300" w:lineRule="auto"/>
+      </w:pPr>
+      <w:r>
+        <w:rPr>
+          <w:rFonts w:ascii="Times New Roman" w:hAnsi="Times New Roman" w:eastAsia="Malgun Gothic"/>
+          <w:b/>
+          <w:i w:val="0"/>
+          <w:sz w:val="22"/>
+        </w:rPr>
+        <w:t xml:space="preserve">Настя: </w:t>
+      </w:r>
+      <w:r>
+        <w:rPr>
+          <w:rFonts w:ascii="Times New Roman" w:hAnsi="Times New Roman" w:eastAsia="Malgun Gothic"/>
+          <w:b w:val="0"/>
+          <w:i w:val="0"/>
+          <w:sz w:val="22"/>
+        </w:rPr>
+        <w:t>Фокус-группы показывают: люди устали от политиков, которые не признают проблем. Честность о плохих новостях парадоксально укрепляет доверие.</w:t>
+      </w:r>
+    </w:p>
+    <w:p>
+      <w:pPr>
+        <w:spacing w:before="0" w:after="110" w:line="300" w:lineRule="auto"/>
+      </w:pPr>
+      <w:r>
+        <w:rPr>
+          <w:rFonts w:ascii="Times New Roman" w:hAnsi="Times New Roman" w:eastAsia="Malgun Gothic"/>
+          <w:b/>
+          <w:i w:val="0"/>
+          <w:sz w:val="22"/>
+        </w:rPr>
+        <w:t xml:space="preserve">Изольда: </w:t>
+      </w:r>
+      <w:r>
+        <w:rPr>
+          <w:rFonts w:ascii="Times New Roman" w:hAnsi="Times New Roman" w:eastAsia="Malgun Gothic"/>
+          <w:b w:val="0"/>
+          <w:i w:val="0"/>
+          <w:sz w:val="22"/>
+        </w:rPr>
+        <w:t>Тридцать лет в профессии подтверждают то же самое. Клиенты прощают плохие цифры. Не прощают, когда узнают, что их скрывали.</w:t>
+      </w:r>
+    </w:p>
+    <w:p>
+      <w:pPr>
+        <w:spacing w:before="0" w:after="110" w:line="300" w:lineRule="auto"/>
+      </w:pPr>
+      <w:r>
+        <w:rPr>
+          <w:rFonts w:ascii="Times New Roman" w:hAnsi="Times New Roman" w:eastAsia="Malgun Gothic"/>
+          <w:b/>
+          <w:i w:val="0"/>
+          <w:sz w:val="22"/>
+        </w:rPr>
+        <w:t xml:space="preserve">Вениамин: </w:t>
+      </w:r>
+      <w:r>
+        <w:rPr>
+          <w:rFonts w:ascii="Times New Roman" w:hAnsi="Times New Roman" w:eastAsia="Malgun Gothic"/>
+          <w:b w:val="0"/>
+          <w:i w:val="0"/>
+          <w:sz w:val="22"/>
+        </w:rPr>
+        <w:t>Универсальный принцип, кажется. Работает и в бизнесе, и в политике.</w:t>
+      </w:r>
+    </w:p>
+    <w:p>
+      <w:pPr>
+        <w:spacing w:before="0" w:after="110" w:line="300" w:lineRule="auto"/>
+      </w:pPr>
+      <w:r>
+        <w:rPr>
+          <w:rFonts w:ascii="Times New Roman" w:hAnsi="Times New Roman" w:eastAsia="Malgun Gothic"/>
+          <w:b/>
+          <w:i w:val="0"/>
+          <w:sz w:val="22"/>
+        </w:rPr>
+        <w:t xml:space="preserve">Ирина: </w:t>
+      </w:r>
+      <w:r>
+        <w:rPr>
+          <w:rFonts w:ascii="Times New Roman" w:hAnsi="Times New Roman" w:eastAsia="Malgun Gothic"/>
+          <w:b w:val="0"/>
+          <w:i/>
+          <w:color w:val="555555"/>
+          <w:sz w:val="22"/>
+        </w:rPr>
+        <w:t>(по телефону, на громкой связи)</w:t>
+      </w:r>
+      <w:r>
+        <w:rPr>
+          <w:rFonts w:ascii="Times New Roman" w:hAnsi="Times New Roman" w:eastAsia="Malgun Gothic"/>
+          <w:b w:val="0"/>
+          <w:i w:val="0"/>
+          <w:sz w:val="22"/>
+        </w:rPr>
+        <w:t xml:space="preserve"> И в жизни вообще, подозреваю.</w:t>
+      </w:r>
+    </w:p>
+    <w:p>
+      <w:pPr>
+        <w:spacing w:before="0" w:after="110" w:line="300" w:lineRule="auto"/>
+      </w:pPr>
+      <w:r>
+        <w:rPr>
+          <w:rFonts w:ascii="Times New Roman" w:hAnsi="Times New Roman" w:eastAsia="Malgun Gothic"/>
+          <w:b/>
+          <w:i w:val="0"/>
+          <w:sz w:val="22"/>
+        </w:rPr>
+        <w:t xml:space="preserve">Изольда: </w:t>
+      </w:r>
+      <w:r>
+        <w:rPr>
+          <w:rFonts w:ascii="Times New Roman" w:hAnsi="Times New Roman" w:eastAsia="Malgun Gothic"/>
+          <w:b w:val="0"/>
+          <w:i w:val="0"/>
+          <w:sz w:val="22"/>
+        </w:rPr>
+        <w:t>Ирина, милая, вы подслушиваете совещание аудиторов?</w:t>
+      </w:r>
+    </w:p>
+    <w:p>
+      <w:pPr>
+        <w:spacing w:before="0" w:after="110" w:line="300" w:lineRule="auto"/>
+      </w:pPr>
+      <w:r>
+        <w:rPr>
+          <w:rFonts w:ascii="Times New Roman" w:hAnsi="Times New Roman" w:eastAsia="Malgun Gothic"/>
+          <w:b/>
+          <w:i w:val="0"/>
+          <w:sz w:val="22"/>
+        </w:rPr>
+        <w:t xml:space="preserve">Ирина: </w:t>
+      </w:r>
+      <w:r>
+        <w:rPr>
+          <w:rFonts w:ascii="Times New Roman" w:hAnsi="Times New Roman" w:eastAsia="Malgun Gothic"/>
+          <w:b w:val="0"/>
+          <w:i w:val="0"/>
+          <w:sz w:val="22"/>
+        </w:rPr>
+        <w:t>Только ту часть, где аудиторы говорят приятное.</w:t>
+      </w:r>
+    </w:p>
+    <w:p>
+      <w:pPr>
+        <w:keepNext/>
+        <w:spacing w:before="320" w:after="140"/>
+      </w:pPr>
+      <w:r>
+        <w:rPr>
+          <w:rFonts w:ascii="Times New Roman" w:hAnsi="Times New Roman" w:eastAsia="Malgun Gothic"/>
+          <w:b/>
+          <w:i w:val="0"/>
+          <w:color w:val="1F3864"/>
+          <w:sz w:val="26"/>
+        </w:rPr>
+        <w:t>장면 13 — 마무리, 다음 화로</w:t>
+      </w:r>
+    </w:p>
+    <w:p>
+      <w:pPr>
+        <w:spacing w:before="0" w:after="110" w:line="300" w:lineRule="auto"/>
+      </w:pPr>
+      <w:r>
+        <w:rPr>
+          <w:rFonts w:ascii="Times New Roman" w:hAnsi="Times New Roman" w:eastAsia="Malgun Gothic"/>
+          <w:b/>
+          <w:i w:val="0"/>
+          <w:sz w:val="22"/>
+        </w:rPr>
+        <w:t xml:space="preserve">Катя: </w:t>
+      </w:r>
+      <w:r>
+        <w:rPr>
+          <w:rFonts w:ascii="Times New Roman" w:hAnsi="Times New Roman" w:eastAsia="Malgun Gothic"/>
+          <w:b w:val="0"/>
+          <w:i w:val="0"/>
+          <w:sz w:val="22"/>
+        </w:rPr>
+        <w:t>Алексей Николаевич, следующий эфирный раунд — через две недели. А финальные дебаты на федеральном канале — ближе к голосованию.</w:t>
+      </w:r>
+    </w:p>
+    <w:p>
+      <w:pPr>
+        <w:spacing w:before="0" w:after="110" w:line="300" w:lineRule="auto"/>
+      </w:pPr>
+      <w:r>
+        <w:rPr>
+          <w:rFonts w:ascii="Times New Roman" w:hAnsi="Times New Roman" w:eastAsia="Malgun Gothic"/>
+          <w:b/>
+          <w:i w:val="0"/>
+          <w:sz w:val="22"/>
+        </w:rPr>
+        <w:t xml:space="preserve">Лёша: </w:t>
+      </w:r>
+      <w:r>
+        <w:rPr>
+          <w:rFonts w:ascii="Times New Roman" w:hAnsi="Times New Roman" w:eastAsia="Malgun Gothic"/>
+          <w:b w:val="0"/>
+          <w:i w:val="0"/>
+          <w:sz w:val="22"/>
+        </w:rPr>
+        <w:t>Готовы?</w:t>
+      </w:r>
+    </w:p>
+    <w:p>
+      <w:pPr>
+        <w:spacing w:before="0" w:after="110" w:line="300" w:lineRule="auto"/>
+      </w:pPr>
+      <w:r>
+        <w:rPr>
+          <w:rFonts w:ascii="Times New Roman" w:hAnsi="Times New Roman" w:eastAsia="Malgun Gothic"/>
+          <w:b/>
+          <w:i w:val="0"/>
+          <w:sz w:val="22"/>
+        </w:rPr>
+        <w:t xml:space="preserve">Ирина: </w:t>
+      </w:r>
+      <w:r>
+        <w:rPr>
+          <w:rFonts w:ascii="Times New Roman" w:hAnsi="Times New Roman" w:eastAsia="Malgun Gothic"/>
+          <w:b w:val="0"/>
+          <w:i w:val="0"/>
+          <w:sz w:val="22"/>
+        </w:rPr>
+        <w:t>Готовимся. Хотя к подобному никогда не бываешь готов полностью.</w:t>
+      </w:r>
+    </w:p>
+    <w:p>
+      <w:pPr>
+        <w:spacing w:before="0" w:after="110" w:line="300" w:lineRule="auto"/>
+      </w:pPr>
+      <w:r>
+        <w:rPr>
+          <w:rFonts w:ascii="Times New Roman" w:hAnsi="Times New Roman" w:eastAsia="Malgun Gothic"/>
+          <w:b/>
+          <w:i w:val="0"/>
+          <w:sz w:val="22"/>
+        </w:rPr>
+        <w:t xml:space="preserve">Лёша: </w:t>
+      </w:r>
+      <w:r>
+        <w:rPr>
+          <w:rFonts w:ascii="Times New Roman" w:hAnsi="Times New Roman" w:eastAsia="Malgun Gothic"/>
+          <w:b w:val="0"/>
+          <w:i w:val="0"/>
+          <w:sz w:val="22"/>
+        </w:rPr>
+        <w:t>Быков говорил похожее перед каждым важным делом.</w:t>
+      </w:r>
+    </w:p>
+    <w:p>
+      <w:pPr>
+        <w:spacing w:before="0" w:after="110" w:line="300" w:lineRule="auto"/>
+      </w:pPr>
+      <w:r>
+        <w:rPr>
+          <w:rFonts w:ascii="Times New Roman" w:hAnsi="Times New Roman" w:eastAsia="Malgun Gothic"/>
+          <w:b/>
+          <w:i w:val="0"/>
+          <w:sz w:val="22"/>
+        </w:rPr>
+        <w:t xml:space="preserve">Ирина: </w:t>
+      </w:r>
+      <w:r>
+        <w:rPr>
+          <w:rFonts w:ascii="Times New Roman" w:hAnsi="Times New Roman" w:eastAsia="Malgun Gothic"/>
+          <w:b w:val="0"/>
+          <w:i w:val="0"/>
+          <w:sz w:val="22"/>
+        </w:rPr>
+        <w:t>Значит, я в хорошей компании.</w:t>
+      </w:r>
+    </w:p>
+    <w:p>
+      <w:pPr>
+        <w:spacing w:before="0" w:after="110" w:line="300" w:lineRule="auto"/>
+      </w:pPr>
+      <w:r>
+        <w:rPr>
+          <w:rFonts w:ascii="Times New Roman" w:hAnsi="Times New Roman" w:eastAsia="Malgun Gothic"/>
+          <w:b/>
+          <w:i w:val="0"/>
+          <w:sz w:val="22"/>
+        </w:rPr>
+        <w:t xml:space="preserve">Катя: </w:t>
+      </w:r>
+      <w:r>
+        <w:rPr>
+          <w:rFonts w:ascii="Times New Roman" w:hAnsi="Times New Roman" w:eastAsia="Malgun Gothic"/>
+          <w:b w:val="0"/>
+          <w:i w:val="0"/>
+          <w:sz w:val="22"/>
+        </w:rPr>
+        <w:t>Тогда запишите в хорошую компанию и завтрашнюю планёрку. В восемь утра.</w:t>
+      </w:r>
+    </w:p>
+    <w:p>
+      <w:pPr>
+        <w:spacing w:before="0" w:after="110" w:line="300" w:lineRule="auto"/>
+      </w:pPr>
+      <w:r>
+        <w:rPr>
+          <w:rFonts w:ascii="Times New Roman" w:hAnsi="Times New Roman" w:eastAsia="Malgun Gothic"/>
+          <w:b/>
+          <w:i w:val="0"/>
+          <w:sz w:val="22"/>
+        </w:rPr>
+        <w:t xml:space="preserve">Ирина: </w:t>
+      </w:r>
+      <w:r>
+        <w:rPr>
+          <w:rFonts w:ascii="Times New Roman" w:hAnsi="Times New Roman" w:eastAsia="Malgun Gothic"/>
+          <w:b w:val="0"/>
+          <w:i w:val="0"/>
+          <w:sz w:val="22"/>
+        </w:rPr>
+        <w:t>«И вечный бой! Покой нам только снится». Это, кажется, про нашу кампанию, Екатерина Ивановна.</w:t>
+      </w:r>
+    </w:p>
+    <w:p>
+      <w:pPr>
+        <w:spacing w:before="0" w:after="110" w:line="300" w:lineRule="auto"/>
+      </w:pPr>
+      <w:r>
+        <w:rPr>
+          <w:rFonts w:ascii="Times New Roman" w:hAnsi="Times New Roman" w:eastAsia="Malgun Gothic"/>
+          <w:b/>
+          <w:i w:val="0"/>
+          <w:sz w:val="22"/>
+        </w:rPr>
+        <w:t xml:space="preserve">Катя: </w:t>
+      </w:r>
+      <w:r>
+        <w:rPr>
+          <w:rFonts w:ascii="Times New Roman" w:hAnsi="Times New Roman" w:eastAsia="Malgun Gothic"/>
+          <w:b w:val="0"/>
+          <w:i w:val="0"/>
+          <w:sz w:val="22"/>
+        </w:rPr>
+        <w:t>Блок, если не ошибаюсь? Передайте ему, что планёрку это не отменяет.</w:t>
+      </w:r>
+    </w:p>
+    <w:p>
+      <w:pPr>
+        <w:spacing w:before="0" w:after="110" w:line="300" w:lineRule="auto"/>
+      </w:pPr>
+      <w:r>
+        <w:rPr>
+          <w:rFonts w:ascii="Times New Roman" w:hAnsi="Times New Roman" w:eastAsia="Malgun Gothic"/>
+          <w:b/>
+          <w:i w:val="0"/>
+          <w:sz w:val="22"/>
+        </w:rPr>
+        <w:t xml:space="preserve">Лёша: </w:t>
+      </w:r>
+      <w:r>
+        <w:rPr>
+          <w:rFonts w:ascii="Times New Roman" w:hAnsi="Times New Roman" w:eastAsia="Malgun Gothic"/>
+          <w:b w:val="0"/>
+          <w:i/>
+          <w:color w:val="555555"/>
+          <w:sz w:val="22"/>
+        </w:rPr>
+        <w:t>(глядя на календарь кампании)</w:t>
+      </w:r>
+      <w:r>
+        <w:rPr>
+          <w:rFonts w:ascii="Times New Roman" w:hAnsi="Times New Roman" w:eastAsia="Malgun Gothic"/>
+          <w:b w:val="0"/>
+          <w:i w:val="0"/>
+          <w:sz w:val="22"/>
+        </w:rPr>
+        <w:t xml:space="preserve"> Тогда продолжаем. Шаг за шагом, как всегда.</w:t>
+      </w:r>
+    </w:p>
+    <w:p>
+      <w:pPr>
+        <w:keepNext/>
+        <w:spacing w:before="320" w:after="140"/>
+      </w:pPr>
+      <w:r>
+        <w:rPr>
+          <w:rFonts w:ascii="Times New Roman" w:hAnsi="Times New Roman" w:eastAsia="Malgun Gothic"/>
+          <w:b/>
+          <w:i w:val="0"/>
+          <w:color w:val="1F3864"/>
+          <w:sz w:val="26"/>
+        </w:rPr>
+        <w:t>핵심 문학 인용</w:t>
+      </w:r>
+    </w:p>
+    <w:p>
+      <w:pPr>
         <w:spacing w:before="0" w:after="120"/>
       </w:pPr>
       <w:r>
@@ -3273,6 +4407,29 @@
           <w:i w:val="0"/>
           <w:sz w:val="22"/>
         </w:rPr>
+        <w:t>Русская пословица: «Утро вечера мудренее»</w:t>
+      </w:r>
+      <w:r>
+        <w:rPr>
+          <w:rFonts w:ascii="Times New Roman" w:hAnsi="Times New Roman" w:eastAsia="Malgun Gothic"/>
+          <w:b w:val="0"/>
+          <w:i w:val="0"/>
+          <w:sz w:val="22"/>
+        </w:rPr>
+        <w:t xml:space="preserve"> — 한국어 해설: 밤에 고민하기보다 자고 나서 생각하는 편이 낫다는 속담. 새벽까지 청 사무실에 남은 나스탸가 키릴에게 반쯤 농담으로 건네고, 키릴이 "포기냐, 내일 답을 찾겠다는 거냐"고 묻자 "둘 다"라고 답한다. 곡물 엘리베이터 감사를 하던 시절보다 무거워진 일 속에서도 두 사람이 이 길을 후회하지 않는다는 것을 보여 준다 (장면 9).</w:t>
+      </w:r>
+    </w:p>
+    <w:p>
+      <w:pPr>
+        <w:spacing w:before="0" w:after="120"/>
+      </w:pPr>
+      <w:r>
+        <w:rPr>
+          <w:rFonts w:ascii="Times New Roman" w:hAnsi="Times New Roman" w:eastAsia="Malgun Gothic"/>
+          <w:b/>
+          <w:i w:val="0"/>
+          <w:sz w:val="22"/>
+        </w:rPr>
         <w:t>Блок, «На поле Куликовом» (стихотворение 1 «Река раскинулась…»): «И вечный бой! Покой нам только снится»</w:t>
       </w:r>
       <w:r>
@@ -3282,7 +4439,184 @@
           <w:i w:val="0"/>
           <w:sz w:val="22"/>
         </w:rPr>
-        <w:t xml:space="preserve"> — 한국어 해설: 쿨리코보 벌판 연작 첫 시의 유명한 구절. 코발추크가 "멈춤과 안정"을 약속하는 날, 다음 날 아침 8시 회의를 통보받은 이리나가 반쯤 농담으로 인용하고, 카탸가 "블로크도 회의는 못 뺀다"고 받아친다. 쉴 틈 없는 재선 캠페인의 리듬과, 코발추크의 "휴식" 공약과 대비되는 료샤 팀의 자세를 보여 준다 (장면 12).</w:t>
+        <w:t xml:space="preserve"> — 한국어 해설: 쿨리코보 벌판 연작 첫 시의 유명한 구절. 코발추크가 "멈춤과 안정"을 약속하는 날, 다음 날 아침 8시 회의를 통보받은 이리나가 반쯤 농담으로 인용하고, 카탸가 "블로크도 회의는 못 뺀다"고 받아친다. 쉴 틈 없는 재선 캠페인의 리듬과, 코발추크의 "휴식" 공약과 대비되는 료샤 팀의 자세를 보여 준다 (장면 13).</w:t>
+      </w:r>
+    </w:p>
+    <w:p>
+      <w:pPr>
+        <w:keepNext/>
+        <w:spacing w:before="320" w:after="140"/>
+      </w:pPr>
+      <w:r>
+        <w:rPr>
+          <w:rFonts w:ascii="Times New Roman" w:hAnsi="Times New Roman" w:eastAsia="Malgun Gothic"/>
+          <w:b/>
+          <w:i w:val="0"/>
+          <w:color w:val="1F3864"/>
+          <w:sz w:val="26"/>
+        </w:rPr>
+        <w:t>생활 표현</w:t>
+      </w:r>
+    </w:p>
+    <w:p>
+      <w:pPr>
+        <w:spacing w:before="0" w:after="120"/>
+      </w:pPr>
+      <w:r>
+        <w:rPr>
+          <w:rFonts w:ascii="Times New Roman" w:hAnsi="Times New Roman" w:eastAsia="Malgun Gothic"/>
+          <w:b/>
+          <w:i w:val="0"/>
+          <w:sz w:val="22"/>
+        </w:rPr>
+        <w:t>«девать некуда»</w:t>
+      </w:r>
+      <w:r>
+        <w:rPr>
+          <w:rFonts w:ascii="Times New Roman" w:hAnsi="Times New Roman" w:eastAsia="Malgun Gothic"/>
+          <w:b w:val="0"/>
+          <w:i w:val="0"/>
+          <w:sz w:val="22"/>
+        </w:rPr>
+        <w:t xml:space="preserve"> — 한국어 해설: “둘 데가 없을 만큼 남아돈다”. 수확물·물건이 넘쳐 처치 곤란일 때. 세묜이 딸네 텃밭 오이와 까치밥나무 열매를 들고 오며. 장면 4.</w:t>
+      </w:r>
+    </w:p>
+    <w:p>
+      <w:pPr>
+        <w:spacing w:before="0" w:after="120"/>
+      </w:pPr>
+      <w:r>
+        <w:rPr>
+          <w:rFonts w:ascii="Times New Roman" w:hAnsi="Times New Roman" w:eastAsia="Malgun Gothic"/>
+          <w:b/>
+          <w:i w:val="0"/>
+          <w:sz w:val="22"/>
+        </w:rPr>
+        <w:t>«Ноги вытирай!»</w:t>
+      </w:r>
+      <w:r>
+        <w:rPr>
+          <w:rFonts w:ascii="Times New Roman" w:hAnsi="Times New Roman" w:eastAsia="Malgun Gothic"/>
+          <w:b w:val="0"/>
+          <w:i w:val="0"/>
+          <w:sz w:val="22"/>
+        </w:rPr>
+        <w:t xml:space="preserve"> — 한국어 해설: “(현관 매트에) 발 닦고 들어와!”. 집에 들어오는 가족에게 하는 주부의 단골 잔소리. 갈리나가 세묜에게. 장면 4.</w:t>
+      </w:r>
+    </w:p>
+    <w:p>
+      <w:pPr>
+        <w:spacing w:before="0" w:after="120"/>
+      </w:pPr>
+      <w:r>
+        <w:rPr>
+          <w:rFonts w:ascii="Times New Roman" w:hAnsi="Times New Roman" w:eastAsia="Malgun Gothic"/>
+          <w:b/>
+          <w:i w:val="0"/>
+          <w:sz w:val="22"/>
+        </w:rPr>
+        <w:t>«Один к одному»</w:t>
+      </w:r>
+      <w:r>
+        <w:rPr>
+          <w:rFonts w:ascii="Times New Roman" w:hAnsi="Times New Roman" w:eastAsia="Malgun Gothic"/>
+          <w:b w:val="0"/>
+          <w:i w:val="0"/>
+          <w:sz w:val="22"/>
+        </w:rPr>
+        <w:t xml:space="preserve"> — 한국어 해설: “하나같이 고르다, 알이 고르고 좋다”. 채소·과일·사람 등이 크기와 질이 고를 때 자랑하는 말. 세묜이 오이를 두고. 장면 4.</w:t>
+      </w:r>
+    </w:p>
+    <w:p>
+      <w:pPr>
+        <w:spacing w:before="0" w:after="120"/>
+      </w:pPr>
+      <w:r>
+        <w:rPr>
+          <w:rFonts w:ascii="Times New Roman" w:hAnsi="Times New Roman" w:eastAsia="Malgun Gothic"/>
+          <w:b/>
+          <w:i w:val="0"/>
+          <w:sz w:val="22"/>
+        </w:rPr>
+        <w:t>«домой не загонишь»</w:t>
+      </w:r>
+      <w:r>
+        <w:rPr>
+          <w:rFonts w:ascii="Times New Roman" w:hAnsi="Times New Roman" w:eastAsia="Malgun Gothic"/>
+          <w:b w:val="0"/>
+          <w:i w:val="0"/>
+          <w:sz w:val="22"/>
+        </w:rPr>
+        <w:t xml:space="preserve"> — 한국어 해설: “집에 들어오라고 해도 안 들어온다”. 밖에서 노느라 정신없는 아이를 두고 어른들이 흐뭇하게 투덜대는 말. 세묜이 손자 이야기를 하며. 장면 4.</w:t>
+      </w:r>
+    </w:p>
+    <w:p>
+      <w:pPr>
+        <w:spacing w:before="0" w:after="120"/>
+      </w:pPr>
+      <w:r>
+        <w:rPr>
+          <w:rFonts w:ascii="Times New Roman" w:hAnsi="Times New Roman" w:eastAsia="Malgun Gothic"/>
+          <w:b/>
+          <w:i w:val="0"/>
+          <w:sz w:val="22"/>
+        </w:rPr>
+        <w:t>«Сколько лет, сколько зим!»</w:t>
+      </w:r>
+      <w:r>
+        <w:rPr>
+          <w:rFonts w:ascii="Times New Roman" w:hAnsi="Times New Roman" w:eastAsia="Malgun Gothic"/>
+          <w:b w:val="0"/>
+          <w:i w:val="0"/>
+          <w:sz w:val="22"/>
+        </w:rPr>
+        <w:t xml:space="preserve"> — 한국어 해설: “이게 얼마 만이야!”. 오랜만에 만나거나 연락이 닿은 사람에게 반갑게 하는 인사. 갈리나가 카탸의 전화를 받으며. 장면 4.</w:t>
+      </w:r>
+    </w:p>
+    <w:p>
+      <w:pPr>
+        <w:spacing w:before="0" w:after="120"/>
+      </w:pPr>
+      <w:r>
+        <w:rPr>
+          <w:rFonts w:ascii="Times New Roman" w:hAnsi="Times New Roman" w:eastAsia="Malgun Gothic"/>
+          <w:b/>
+          <w:i w:val="0"/>
+          <w:sz w:val="22"/>
+        </w:rPr>
+        <w:t>«Как только</w:t>
+      </w:r>
+      <w:r>
+        <w:rPr>
+          <w:rFonts w:ascii="Times New Roman" w:hAnsi="Times New Roman" w:eastAsia="Malgun Gothic"/>
+          <w:b w:val="0"/>
+          <w:i w:val="0"/>
+          <w:sz w:val="22"/>
+        </w:rPr>
+        <w:t xml:space="preserve"> — так сразу» — 한국어 해설: “(시간 나면) 바로요”. 약속처럼 들리지만 기약 없는 경우가 많아 반농담으로 쓴다. 카탸의 답에 갈리나가 «Знаю я твоё “как только”»으로 받는다. 장면 4.</w:t>
+      </w:r>
+    </w:p>
+    <w:p>
+      <w:pPr>
+        <w:spacing w:before="0" w:after="120"/>
+      </w:pPr>
+      <w:r>
+        <w:rPr>
+          <w:rFonts w:ascii="Times New Roman" w:hAnsi="Times New Roman" w:eastAsia="Malgun Gothic"/>
+          <w:b/>
+          <w:i w:val="0"/>
+          <w:sz w:val="22"/>
+        </w:rPr>
+        <w:t>«не хворай»</w:t>
+      </w:r>
+      <w:r>
+        <w:rPr>
+          <w:rFonts w:ascii="Times New Roman" w:hAnsi="Times New Roman" w:eastAsia="Malgun Gothic"/>
+          <w:b w:val="0"/>
+          <w:i w:val="0"/>
+          <w:sz w:val="22"/>
+        </w:rPr>
+        <w:t xml:space="preserve"> — 한국어 해설: “아프지 말고 잘 지내”. хворать는 ‘앓다’의 옛스러운·서민적 말. 나이 든 사람이 통화·작별 끝에 하는 다정한 인사. 갈리나가 카탸에게. 장면 4.</w:t>
       </w:r>
     </w:p>
     <w:p>
